--- a/flow/20230914_vu_template/drafts/2024-02-g/02-ПТ-Стрітення.docx
+++ b/flow/20230914_vu_template/drafts/2024-02-g/02-ПТ-Стрітення.docx
@@ -3,76 +3,23 @@
 <w:document xmlns:mc="http://schemas.openxmlformats.org/markup-compatibility/2006" xmlns:o="urn:schemas-microsoft-com:office:office" xmlns:r="http://schemas.openxmlformats.org/officeDocument/2006/relationships" xmlns:m="http://schemas.openxmlformats.org/officeDocument/2006/math" xmlns:v="urn:schemas-microsoft-com:vml" xmlns:wp="http://schemas.openxmlformats.org/drawingml/2006/wordprocessingDrawing" xmlns:w10="urn:schemas-microsoft-com:office:word" xmlns:w="http://schemas.openxmlformats.org/wordprocessingml/2006/main" xmlns:wne="http://schemas.microsoft.com/office/word/2006/wordml" xmlns:sl="http://schemas.openxmlformats.org/schemaLibrary/2006/main" xmlns:a="http://schemas.openxmlformats.org/drawingml/2006/main" xmlns:pic="http://schemas.openxmlformats.org/drawingml/2006/picture" xmlns:c="http://schemas.openxmlformats.org/drawingml/2006/chart" xmlns:lc="http://schemas.openxmlformats.org/drawingml/2006/lockedCanvas" xmlns:dgm="http://schemas.openxmlformats.org/drawingml/2006/diagram" xmlns:wps="http://schemas.microsoft.com/office/word/2010/wordprocessingShape" xmlns:wpg="http://schemas.microsoft.com/office/word/2010/wordprocessingGroup" xmlns:w14="http://schemas.microsoft.com/office/word/2010/wordml" xmlns:w15="http://schemas.microsoft.com/office/word/2012/wordml">
   <w:body>
     <w:p>
-      <w:pPr>
-        <w:spacing w:after="120" w:lineRule="auto"/>
-        <w:rPr>
-          <w:rFonts w:ascii="Times New Roman" w:cs="Times New Roman" w:eastAsia="Times New Roman" w:hAnsi="Times New Roman"/>
-          <w:b w:val="1"/>
-          <w:color w:val="ff0000"/>
-          <w:sz w:val="24"/>
-          <w:szCs w:val="24"/>
-        </w:rPr>
-      </w:pPr>
-      <w:r>
-        <w:rPr>
-          <w:rFonts w:ascii="Times New Roman" w:cs="Times New Roman" w:eastAsia="Times New Roman" w:hAnsi="Times New Roman"/>
-          <w:color w:val="ff0000"/>
-          <w:sz w:val="24"/>
-          <w:szCs w:val="24"/>
-          <w:rtl w:val="0"/>
-        </w:rPr>
-        <w:t xml:space="preserve">Лютий 15 Середа</w:t>
-        <w:br w:type="textWrapping"/>
-        <w:t xml:space="preserve">15 (2) </w:t>
-      </w:r>
-      <w:r>
-        <w:rPr>
-          <w:rFonts w:ascii="Quattrocento Sans" w:cs="Quattrocento Sans" w:eastAsia="Quattrocento Sans" w:hAnsi="Quattrocento Sans"/>
-          <w:b w:val="1"/>
-          <w:color w:val="ff0000"/>
-          <w:sz w:val="24"/>
-          <w:szCs w:val="24"/>
-          <w:rtl w:val="0"/>
-        </w:rPr>
-        <w:t xml:space="preserve">🕀</w:t>
-      </w:r>
-      <w:r>
-        <w:rPr>
-          <w:rFonts w:ascii="Times New Roman" w:cs="Times New Roman" w:eastAsia="Times New Roman" w:hAnsi="Times New Roman"/>
-          <w:b w:val="1"/>
-          <w:color w:val="ff0000"/>
-          <w:sz w:val="24"/>
-          <w:szCs w:val="24"/>
-          <w:rtl w:val="0"/>
-        </w:rPr>
-        <w:t xml:space="preserve"> </w:t>
-      </w:r>
-      <w:r>
-        <w:rPr>
-          <w:rFonts w:ascii="Times New Roman" w:cs="Times New Roman" w:eastAsia="Times New Roman" w:hAnsi="Times New Roman"/>
-          <w:b w:val="1"/>
-          <w:i w:val="1"/>
-          <w:color w:val="ff0000"/>
-          <w:sz w:val="24"/>
-          <w:szCs w:val="24"/>
-          <w:rtl w:val="0"/>
-        </w:rPr>
-        <w:t xml:space="preserve">СТРІТЕННЯ ГОСПОДА БОГА І СПАСА НАШОГО ІСУСА ХРИСТА.</w:t>
-      </w:r>
-      <w:r>
-        <w:rPr>
-          <w:rFonts w:ascii="Times New Roman" w:cs="Times New Roman" w:eastAsia="Times New Roman" w:hAnsi="Times New Roman"/>
-          <w:color w:val="ff0000"/>
-          <w:sz w:val="24"/>
-          <w:szCs w:val="24"/>
-          <w:rtl w:val="0"/>
-        </w:rPr>
-        <w:br w:type="textWrapping"/>
-      </w:r>
-      <w:r>
-        <w:rPr>
-          <w:rtl w:val="0"/>
-        </w:rPr>
+      <w:r>
+        <w:rPr>
+          <w:rFonts w:ascii="Times New Roman" w:hAnsi="Times New Roman"/>
+          <w:sz w:val="24"/>
+        </w:rPr>
+        <w:t>Лютий 2 П'ятниця</w:t>
+      </w:r>
+    </w:p>
+    <w:p>
+      <w:r>
+        <w:rPr>
+          <w:rFonts w:ascii="Times New Roman" w:hAnsi="Times New Roman"/>
+          <w:b/>
+          <w:color w:val="FF4400"/>
+          <w:sz w:val="24"/>
+        </w:rPr>
+        <w:t xml:space="preserve">🕀 Стрітення Господа Бога і Спаса нашого Ісуса Христа </w:t>
       </w:r>
     </w:p>
     <w:p>
@@ -2268,21 +2215,17 @@
       </w:pPr>
       <w:r>
         <w:rPr>
-          <w:rFonts w:ascii="Times New Roman" w:cs="Times New Roman" w:eastAsia="Times New Roman" w:hAnsi="Times New Roman"/>
-          <w:i w:val="1"/>
-          <w:color w:val="ff0000"/>
-          <w:sz w:val="24"/>
-          <w:szCs w:val="24"/>
-          <w:rtl w:val="0"/>
-        </w:rPr>
-        <w:t xml:space="preserve">Священик:</w:t>
-      </w:r>
-      <w:r>
-        <w:rPr>
-          <w:rFonts w:ascii="Times New Roman" w:cs="Times New Roman" w:eastAsia="Times New Roman" w:hAnsi="Times New Roman"/>
-          <w:sz w:val="24"/>
-          <w:szCs w:val="24"/>
-          <w:rtl w:val="0"/>
+          <w:rFonts w:ascii="Times New Roman" w:hAnsi="Times New Roman"/>
+          <w:i/>
+          <w:color w:val="FF4400"/>
+          <w:sz w:val="24"/>
+        </w:rPr>
+        <w:t>Священик:</w:t>
+      </w:r>
+      <w:r>
+        <w:rPr>
+          <w:rFonts w:ascii="Times New Roman" w:hAnsi="Times New Roman"/>
+          <w:sz w:val="24"/>
         </w:rPr>
         <w:t xml:space="preserve"> Бо тобі належить усяка слава, честь і поклоніння, Отцю, і Сину, і Святому Духові, нині і повсякчас, і на віки віків.</w:t>
       </w:r>
@@ -3026,33 +2969,19 @@
       </w:pPr>
       <w:r>
         <w:rPr>
-          <w:rFonts w:ascii="Times New Roman" w:cs="Times New Roman" w:eastAsia="Times New Roman" w:hAnsi="Times New Roman"/>
-          <w:i w:val="1"/>
-          <w:color w:val="ff0000"/>
-          <w:sz w:val="24"/>
-          <w:szCs w:val="24"/>
-          <w:rtl w:val="0"/>
-        </w:rPr>
-        <w:t xml:space="preserve">Священик:</w:t>
-      </w:r>
-      <w:r>
-        <w:rPr>
-          <w:rFonts w:ascii="Times New Roman" w:cs="Times New Roman" w:eastAsia="Times New Roman" w:hAnsi="Times New Roman"/>
-          <w:color w:val="ff0000"/>
-          <w:sz w:val="24"/>
-          <w:szCs w:val="24"/>
-          <w:rtl w:val="0"/>
-        </w:rPr>
-        <w:t xml:space="preserve"> </w:t>
-      </w:r>
-      <w:r>
-        <w:rPr>
-          <w:rFonts w:ascii="Times New Roman" w:cs="Times New Roman" w:eastAsia="Times New Roman" w:hAnsi="Times New Roman"/>
-          <w:sz w:val="24"/>
-          <w:szCs w:val="24"/>
-          <w:rtl w:val="0"/>
-        </w:rPr>
-        <w:t xml:space="preserve">Бо твоя є влада і твоє царство, і сила, і слава, Отця, і Сина, і Святого Духа, нині і повсякчас, і на віки віків.</w:t>
+          <w:rFonts w:ascii="Times New Roman" w:hAnsi="Times New Roman"/>
+          <w:i/>
+          <w:color w:val="FF4400"/>
+          <w:sz w:val="24"/>
+        </w:rPr>
+        <w:t>Священик:</w:t>
+      </w:r>
+      <w:r>
+        <w:rPr>
+          <w:rFonts w:ascii="Times New Roman" w:hAnsi="Times New Roman"/>
+          <w:sz w:val="24"/>
+        </w:rPr>
+        <w:t xml:space="preserve"> Бо твоя є влада і твоє царство, і сила, і слава, Отця, і Сина, і Святого Духа, нині і повсякчас, і на віки віків.</w:t>
       </w:r>
     </w:p>
     <w:p>
@@ -4601,71 +4530,475 @@
       </w:pPr>
       <w:r>
         <w:rPr>
-          <w:rFonts w:ascii="Times New Roman" w:cs="Times New Roman" w:eastAsia="Times New Roman" w:hAnsi="Times New Roman"/>
-          <w:i w:val="1"/>
-          <w:color w:val="ff0000"/>
-          <w:sz w:val="24"/>
-          <w:szCs w:val="24"/>
-          <w:rtl w:val="0"/>
-        </w:rPr>
-        <w:t xml:space="preserve">Священик:</w:t>
-      </w:r>
-      <w:r>
-        <w:rPr>
-          <w:rFonts w:ascii="Times New Roman" w:cs="Times New Roman" w:eastAsia="Times New Roman" w:hAnsi="Times New Roman"/>
-          <w:color w:val="ff0000"/>
-          <w:sz w:val="24"/>
-          <w:szCs w:val="24"/>
-          <w:rtl w:val="0"/>
+          <w:rFonts w:ascii="Times New Roman" w:hAnsi="Times New Roman"/>
+          <w:i/>
+          <w:color w:val="FF4400"/>
+          <w:sz w:val="24"/>
+        </w:rPr>
+        <w:t>Священик:</w:t>
+      </w:r>
+      <w:r>
+        <w:rPr>
+          <w:rFonts w:ascii="Times New Roman" w:hAnsi="Times New Roman"/>
+          <w:sz w:val="24"/>
+        </w:rPr>
+        <w:t xml:space="preserve"> Мир всім.</w:t>
+      </w:r>
+    </w:p>
+    <w:p>
+      <w:pPr>
+        <w:spacing w:after="120" w:lineRule="auto"/>
+        <w:jc w:val="both"/>
+        <w:rPr>
+          <w:rFonts w:ascii="Times New Roman" w:cs="Times New Roman" w:eastAsia="Times New Roman" w:hAnsi="Times New Roman"/>
+          <w:sz w:val="24"/>
+          <w:szCs w:val="24"/>
+        </w:rPr>
+      </w:pPr>
+      <w:r>
+        <w:rPr>
+          <w:rFonts w:ascii="Times New Roman" w:cs="Times New Roman" w:eastAsia="Times New Roman" w:hAnsi="Times New Roman"/>
+          <w:sz w:val="24"/>
+          <w:szCs w:val="24"/>
+          <w:rtl w:val="0"/>
+        </w:rPr>
+        <w:t xml:space="preserve">Премудрість, будьмо уважні!</w:t>
+      </w:r>
+    </w:p>
+    <w:p>
+      <w:pPr>
+        <w:spacing w:after="120" w:lineRule="auto"/>
+        <w:jc w:val="both"/>
+        <w:rPr>
+          <w:rFonts w:ascii="Times New Roman" w:cs="Times New Roman" w:eastAsia="Times New Roman" w:hAnsi="Times New Roman"/>
+          <w:sz w:val="24"/>
+          <w:szCs w:val="24"/>
+        </w:rPr>
+      </w:pPr>
+      <w:r>
+        <w:rPr>
+          <w:rtl w:val="0"/>
+        </w:rPr>
+      </w:r>
+    </w:p>
+    <w:p>
+      <w:pPr>
+        <w:pStyle w:val="3"/>
+      </w:pPr>
+      <w:r>
+        <w:rPr>
+          <w:rFonts w:ascii="Times New Roman" w:hAnsi="Times New Roman"/>
+          <w:b/>
+          <w:i/>
+          <w:color w:val="FF0000"/>
+          <w:sz w:val="24"/>
+        </w:rPr>
+        <w:t>Прокімен</w:t>
+      </w:r>
+    </w:p>
+    <w:p>
+      <w:pPr>
+        <w:pStyle w:val="a"/>
+      </w:pPr>
+      <w:r>
+        <w:rPr>
+          <w:rFonts w:ascii="Times New Roman" w:hAnsi="Times New Roman"/>
+          <w:i/>
+          <w:color w:val="FF0000"/>
+          <w:sz w:val="24"/>
+        </w:rPr>
+        <w:t>Псалом</w:t>
+      </w:r>
+      <w:r>
+        <w:rPr>
+          <w:rFonts w:ascii="Times New Roman" w:hAnsi="Times New Roman"/>
+          <w:i/>
+          <w:color w:val="FF0000"/>
+          <w:sz w:val="24"/>
         </w:rPr>
         <w:t xml:space="preserve"> </w:t>
       </w:r>
       <w:r>
         <w:rPr>
-          <w:rFonts w:ascii="Times New Roman" w:cs="Times New Roman" w:eastAsia="Times New Roman" w:hAnsi="Times New Roman"/>
-          <w:sz w:val="24"/>
-          <w:szCs w:val="24"/>
-          <w:rtl w:val="0"/>
-        </w:rPr>
-        <w:t xml:space="preserve">Мир всім.</w:t>
-      </w:r>
-    </w:p>
-    <w:p>
-      <w:pPr>
-        <w:spacing w:after="120" w:lineRule="auto"/>
-        <w:jc w:val="both"/>
-        <w:rPr>
-          <w:rFonts w:ascii="Times New Roman" w:cs="Times New Roman" w:eastAsia="Times New Roman" w:hAnsi="Times New Roman"/>
-          <w:sz w:val="24"/>
-          <w:szCs w:val="24"/>
-        </w:rPr>
-      </w:pPr>
-      <w:r>
-        <w:rPr>
-          <w:rFonts w:ascii="Times New Roman" w:cs="Times New Roman" w:eastAsia="Times New Roman" w:hAnsi="Times New Roman"/>
-          <w:sz w:val="24"/>
-          <w:szCs w:val="24"/>
-          <w:rtl w:val="0"/>
-        </w:rPr>
-        <w:t xml:space="preserve">Премудрість, будьмо уважні!</w:t>
-      </w:r>
-    </w:p>
-    <w:p>
-      <w:pPr>
-        <w:spacing w:after="120" w:lineRule="auto"/>
-        <w:jc w:val="both"/>
-        <w:rPr>
-          <w:rFonts w:ascii="Times New Roman" w:cs="Times New Roman" w:eastAsia="Times New Roman" w:hAnsi="Times New Roman"/>
-          <w:sz w:val="24"/>
-          <w:szCs w:val="24"/>
-        </w:rPr>
-      </w:pPr>
-      <w:r>
-        <w:rPr>
-          <w:rtl w:val="0"/>
-        </w:rPr>
-      </w:r>
-    </w:p>
+          <w:rFonts w:ascii="Times New Roman" w:hAnsi="Times New Roman"/>
+          <w:i/>
+          <w:color w:val="FF0000"/>
+          <w:sz w:val="24"/>
+        </w:rPr>
+        <w:t>120</w:t>
+      </w:r>
+      <w:r>
+        <w:rPr>
+          <w:rFonts w:ascii="Times New Roman" w:hAnsi="Times New Roman"/>
+          <w:i/>
+          <w:color w:val="FF0000"/>
+          <w:sz w:val="24"/>
+        </w:rPr>
+        <w:t xml:space="preserve"> </w:t>
+      </w:r>
+      <w:r>
+        <w:rPr>
+          <w:rFonts w:ascii="Times New Roman" w:hAnsi="Times New Roman"/>
+          <w:i/>
+          <w:color w:val="FF0000"/>
+          <w:sz w:val="24"/>
+        </w:rPr>
+        <w:t>(г.</w:t>
+      </w:r>
+      <w:r>
+        <w:rPr>
+          <w:rFonts w:ascii="Times New Roman" w:hAnsi="Times New Roman"/>
+          <w:i/>
+          <w:color w:val="FF0000"/>
+          <w:sz w:val="24"/>
+        </w:rPr>
+        <w:t xml:space="preserve"> </w:t>
+      </w:r>
+      <w:r>
+        <w:rPr>
+          <w:rFonts w:ascii="Times New Roman" w:hAnsi="Times New Roman"/>
+          <w:i/>
+          <w:color w:val="FF0000"/>
+          <w:sz w:val="24"/>
+        </w:rPr>
+        <w:t>6):</w:t>
+      </w:r>
+    </w:p>
+    <w:p>
+      <w:pPr>
+        <w:pStyle w:val="a"/>
+      </w:pPr>
+      <w:r>
+        <w:rPr>
+          <w:rFonts w:ascii="Times New Roman" w:hAnsi="Times New Roman"/>
+          <w:b/>
+          <w:color w:val="000000"/>
+          <w:sz w:val="24"/>
+        </w:rPr>
+        <w:t>Допомога</w:t>
+      </w:r>
+      <w:r>
+        <w:rPr>
+          <w:rFonts w:ascii="Times New Roman" w:hAnsi="Times New Roman"/>
+          <w:b/>
+          <w:color w:val="000000"/>
+          <w:sz w:val="24"/>
+        </w:rPr>
+        <w:t xml:space="preserve"> </w:t>
+      </w:r>
+      <w:r>
+        <w:rPr>
+          <w:rFonts w:ascii="Times New Roman" w:hAnsi="Times New Roman"/>
+          <w:b/>
+          <w:color w:val="000000"/>
+          <w:sz w:val="24"/>
+        </w:rPr>
+        <w:t>моя</w:t>
+      </w:r>
+      <w:r>
+        <w:rPr>
+          <w:rFonts w:ascii="Times New Roman" w:hAnsi="Times New Roman"/>
+          <w:b/>
+          <w:color w:val="000000"/>
+          <w:sz w:val="24"/>
+        </w:rPr>
+        <w:t xml:space="preserve"> </w:t>
+      </w:r>
+      <w:r>
+        <w:rPr>
+          <w:rFonts w:ascii="Times New Roman" w:hAnsi="Times New Roman"/>
+          <w:b/>
+          <w:color w:val="000000"/>
+          <w:sz w:val="24"/>
+        </w:rPr>
+        <w:t>від</w:t>
+      </w:r>
+      <w:r>
+        <w:rPr>
+          <w:rFonts w:ascii="Times New Roman" w:hAnsi="Times New Roman"/>
+          <w:b/>
+          <w:color w:val="000000"/>
+          <w:sz w:val="24"/>
+        </w:rPr>
+        <w:t xml:space="preserve"> </w:t>
+      </w:r>
+      <w:r>
+        <w:rPr>
+          <w:rFonts w:ascii="Times New Roman" w:hAnsi="Times New Roman"/>
+          <w:b/>
+          <w:color w:val="000000"/>
+          <w:sz w:val="24"/>
+        </w:rPr>
+        <w:t>Господа,*</w:t>
+      </w:r>
+      <w:r>
+        <w:rPr>
+          <w:rFonts w:ascii="Times New Roman" w:hAnsi="Times New Roman"/>
+          <w:b/>
+          <w:color w:val="000000"/>
+          <w:sz w:val="24"/>
+        </w:rPr>
+        <w:t xml:space="preserve"> </w:t>
+      </w:r>
+      <w:r>
+        <w:rPr>
+          <w:rFonts w:ascii="Times New Roman" w:hAnsi="Times New Roman"/>
+          <w:b/>
+          <w:color w:val="000000"/>
+          <w:sz w:val="24"/>
+        </w:rPr>
+        <w:t>що</w:t>
+      </w:r>
+      <w:r>
+        <w:rPr>
+          <w:rFonts w:ascii="Times New Roman" w:hAnsi="Times New Roman"/>
+          <w:b/>
+          <w:color w:val="000000"/>
+          <w:sz w:val="24"/>
+        </w:rPr>
+        <w:t xml:space="preserve"> </w:t>
+      </w:r>
+      <w:r>
+        <w:rPr>
+          <w:rFonts w:ascii="Times New Roman" w:hAnsi="Times New Roman"/>
+          <w:b/>
+          <w:color w:val="000000"/>
+          <w:sz w:val="24"/>
+        </w:rPr>
+        <w:t>створив</w:t>
+      </w:r>
+      <w:r>
+        <w:rPr>
+          <w:rFonts w:ascii="Times New Roman" w:hAnsi="Times New Roman"/>
+          <w:b/>
+          <w:color w:val="000000"/>
+          <w:sz w:val="24"/>
+        </w:rPr>
+        <w:t xml:space="preserve"> </w:t>
+      </w:r>
+      <w:r>
+        <w:rPr>
+          <w:rFonts w:ascii="Times New Roman" w:hAnsi="Times New Roman"/>
+          <w:b/>
+          <w:color w:val="000000"/>
+          <w:sz w:val="24"/>
+        </w:rPr>
+        <w:t>небо</w:t>
+      </w:r>
+      <w:r>
+        <w:rPr>
+          <w:rFonts w:ascii="Times New Roman" w:hAnsi="Times New Roman"/>
+          <w:b/>
+          <w:color w:val="000000"/>
+          <w:sz w:val="24"/>
+        </w:rPr>
+        <w:t xml:space="preserve"> </w:t>
+      </w:r>
+      <w:r>
+        <w:rPr>
+          <w:rFonts w:ascii="Times New Roman" w:hAnsi="Times New Roman"/>
+          <w:b/>
+          <w:color w:val="000000"/>
+          <w:sz w:val="24"/>
+        </w:rPr>
+        <w:t>і</w:t>
+      </w:r>
+      <w:r>
+        <w:rPr>
+          <w:rFonts w:ascii="Times New Roman" w:hAnsi="Times New Roman"/>
+          <w:b/>
+          <w:color w:val="000000"/>
+          <w:sz w:val="24"/>
+        </w:rPr>
+        <w:t xml:space="preserve"> </w:t>
+      </w:r>
+      <w:r>
+        <w:rPr>
+          <w:rFonts w:ascii="Times New Roman" w:hAnsi="Times New Roman"/>
+          <w:b/>
+          <w:color w:val="000000"/>
+          <w:sz w:val="24"/>
+        </w:rPr>
+        <w:t>землю.</w:t>
+      </w:r>
+    </w:p>
+    <w:p>
+      <w:pPr>
+        <w:pStyle w:val="a"/>
+      </w:pPr>
+      <w:r>
+        <w:rPr>
+          <w:rFonts w:ascii="Times New Roman" w:hAnsi="Times New Roman"/>
+          <w:i/>
+          <w:color w:val="FF0000"/>
+          <w:sz w:val="24"/>
+        </w:rPr>
+        <w:t>Стих:</w:t>
+      </w:r>
+      <w:r>
+        <w:rPr>
+          <w:rFonts w:ascii="Times New Roman" w:hAnsi="Times New Roman"/>
+          <w:i/>
+          <w:color w:val="000000"/>
+          <w:sz w:val="24"/>
+        </w:rPr>
+        <w:t xml:space="preserve"> </w:t>
+      </w:r>
+      <w:r>
+        <w:rPr>
+          <w:rFonts w:ascii="Times New Roman" w:hAnsi="Times New Roman"/>
+          <w:color w:val="000000"/>
+          <w:sz w:val="24"/>
+          <w:u w:val="single"/>
+        </w:rPr>
+        <w:t>Очі</w:t>
+      </w:r>
+      <w:r>
+        <w:rPr>
+          <w:rFonts w:ascii="Times New Roman" w:hAnsi="Times New Roman"/>
+          <w:color w:val="000000"/>
+          <w:sz w:val="24"/>
+          <w:u w:val="single"/>
+        </w:rPr>
+        <w:t xml:space="preserve"> </w:t>
+      </w:r>
+      <w:r>
+        <w:rPr>
+          <w:rFonts w:ascii="Times New Roman" w:hAnsi="Times New Roman"/>
+          <w:color w:val="000000"/>
+          <w:sz w:val="24"/>
+          <w:u w:val="single"/>
+        </w:rPr>
+        <w:t>мої</w:t>
+      </w:r>
+      <w:r>
+        <w:rPr>
+          <w:rFonts w:ascii="Times New Roman" w:hAnsi="Times New Roman"/>
+          <w:color w:val="000000"/>
+          <w:sz w:val="24"/>
+          <w:u w:val="single"/>
+        </w:rPr>
+        <w:t xml:space="preserve"> </w:t>
+      </w:r>
+      <w:r>
+        <w:rPr>
+          <w:rFonts w:ascii="Times New Roman" w:hAnsi="Times New Roman"/>
+          <w:color w:val="000000"/>
+          <w:sz w:val="24"/>
+          <w:u w:val="single"/>
+        </w:rPr>
+        <w:t>підводжу</w:t>
+      </w:r>
+      <w:r>
+        <w:rPr>
+          <w:rFonts w:ascii="Times New Roman" w:hAnsi="Times New Roman"/>
+          <w:color w:val="000000"/>
+          <w:sz w:val="24"/>
+          <w:u w:val="single"/>
+        </w:rPr>
+        <w:t xml:space="preserve"> </w:t>
+      </w:r>
+      <w:r>
+        <w:rPr>
+          <w:rFonts w:ascii="Times New Roman" w:hAnsi="Times New Roman"/>
+          <w:color w:val="000000"/>
+          <w:sz w:val="24"/>
+          <w:u w:val="single"/>
+        </w:rPr>
+        <w:t>я</w:t>
+      </w:r>
+      <w:r>
+        <w:rPr>
+          <w:rFonts w:ascii="Times New Roman" w:hAnsi="Times New Roman"/>
+          <w:color w:val="000000"/>
+          <w:sz w:val="24"/>
+          <w:u w:val="single"/>
+        </w:rPr>
+        <w:t xml:space="preserve"> </w:t>
+      </w:r>
+      <w:r>
+        <w:rPr>
+          <w:rFonts w:ascii="Times New Roman" w:hAnsi="Times New Roman"/>
+          <w:color w:val="000000"/>
+          <w:sz w:val="24"/>
+          <w:u w:val="single"/>
+        </w:rPr>
+        <w:t>вгору,</w:t>
+      </w:r>
+      <w:r>
+        <w:rPr>
+          <w:rFonts w:ascii="Times New Roman" w:hAnsi="Times New Roman"/>
+          <w:color w:val="000000"/>
+          <w:sz w:val="24"/>
+          <w:u w:val="single"/>
+        </w:rPr>
+        <w:t xml:space="preserve"> </w:t>
+      </w:r>
+      <w:r>
+        <w:rPr>
+          <w:rFonts w:ascii="Times New Roman" w:hAnsi="Times New Roman"/>
+          <w:color w:val="000000"/>
+          <w:sz w:val="24"/>
+          <w:u w:val="single"/>
+        </w:rPr>
+        <w:t>звідки</w:t>
+      </w:r>
+      <w:r>
+        <w:rPr>
+          <w:rFonts w:ascii="Times New Roman" w:hAnsi="Times New Roman"/>
+          <w:color w:val="000000"/>
+          <w:sz w:val="24"/>
+          <w:u w:val="single"/>
+        </w:rPr>
+        <w:t xml:space="preserve"> </w:t>
+      </w:r>
+      <w:r>
+        <w:rPr>
+          <w:rFonts w:ascii="Times New Roman" w:hAnsi="Times New Roman"/>
+          <w:color w:val="000000"/>
+          <w:sz w:val="24"/>
+          <w:u w:val="single"/>
+        </w:rPr>
+        <w:t>прийде</w:t>
+      </w:r>
+      <w:r>
+        <w:rPr>
+          <w:rFonts w:ascii="Times New Roman" w:hAnsi="Times New Roman"/>
+          <w:color w:val="000000"/>
+          <w:sz w:val="24"/>
+          <w:u w:val="single"/>
+        </w:rPr>
+        <w:t xml:space="preserve"> </w:t>
+      </w:r>
+      <w:r>
+        <w:rPr>
+          <w:rFonts w:ascii="Times New Roman" w:hAnsi="Times New Roman"/>
+          <w:color w:val="000000"/>
+          <w:sz w:val="24"/>
+          <w:u w:val="single"/>
+        </w:rPr>
+        <w:t>моя</w:t>
+      </w:r>
+      <w:r>
+        <w:rPr>
+          <w:rFonts w:ascii="Times New Roman" w:hAnsi="Times New Roman"/>
+          <w:color w:val="000000"/>
+          <w:sz w:val="24"/>
+          <w:u w:val="single"/>
+        </w:rPr>
+        <w:t xml:space="preserve"> </w:t>
+      </w:r>
+      <w:r>
+        <w:rPr>
+          <w:rFonts w:ascii="Times New Roman" w:hAnsi="Times New Roman"/>
+          <w:color w:val="000000"/>
+          <w:sz w:val="24"/>
+          <w:u w:val="single"/>
+        </w:rPr>
+        <w:t>допомога.</w:t>
+      </w:r>
+    </w:p>
+    <w:p/>
     <w:p>
       <w:pPr>
         <w:pStyle w:val="Heading3"/>
@@ -4673,108 +5006,539 @@
         <w:jc w:val="center"/>
         <w:rPr>
           <w:rFonts w:ascii="Times New Roman" w:cs="Times New Roman" w:eastAsia="Times New Roman" w:hAnsi="Times New Roman"/>
-          <w:i w:val="1"/>
-          <w:color w:val="ff0000"/>
-          <w:sz w:val="24"/>
-          <w:szCs w:val="24"/>
-        </w:rPr>
-      </w:pPr>
-      <w:r>
-        <w:rPr>
-          <w:rFonts w:ascii="Times New Roman" w:cs="Times New Roman" w:eastAsia="Times New Roman" w:hAnsi="Times New Roman"/>
-          <w:i w:val="1"/>
-          <w:color w:val="ff0000"/>
-          <w:sz w:val="24"/>
-          <w:szCs w:val="24"/>
-          <w:rtl w:val="0"/>
-        </w:rPr>
-        <w:t xml:space="preserve">Прокімен</w:t>
-      </w:r>
-    </w:p>
-    <w:p>
-      <w:pPr>
-        <w:spacing w:after="120" w:lineRule="auto"/>
-        <w:jc w:val="center"/>
-        <w:rPr>
-          <w:rFonts w:ascii="Times New Roman" w:cs="Times New Roman" w:eastAsia="Times New Roman" w:hAnsi="Times New Roman"/>
-          <w:i w:val="1"/>
-          <w:color w:val="ff0000"/>
-          <w:sz w:val="24"/>
-          <w:szCs w:val="24"/>
-        </w:rPr>
-      </w:pPr>
-      <w:r>
-        <w:rPr>
-          <w:rFonts w:ascii="Times New Roman" w:cs="Times New Roman" w:eastAsia="Times New Roman" w:hAnsi="Times New Roman"/>
-          <w:i w:val="1"/>
-          <w:color w:val="ff0000"/>
-          <w:sz w:val="24"/>
-          <w:szCs w:val="24"/>
-          <w:rtl w:val="0"/>
-        </w:rPr>
-        <w:t xml:space="preserve">Псалом 22 (г. 1):</w:t>
-      </w:r>
-    </w:p>
-    <w:p>
-      <w:pPr>
-        <w:spacing w:after="120" w:lineRule="auto"/>
-        <w:jc w:val="both"/>
-        <w:rPr>
-          <w:rFonts w:ascii="Times New Roman" w:cs="Times New Roman" w:eastAsia="Times New Roman" w:hAnsi="Times New Roman"/>
-          <w:sz w:val="24"/>
-          <w:szCs w:val="24"/>
-        </w:rPr>
-      </w:pPr>
-      <w:r>
-        <w:rPr>
-          <w:rFonts w:ascii="Times New Roman" w:cs="Times New Roman" w:eastAsia="Times New Roman" w:hAnsi="Times New Roman"/>
-          <w:sz w:val="24"/>
-          <w:szCs w:val="24"/>
-          <w:rtl w:val="0"/>
-        </w:rPr>
-        <w:t xml:space="preserve">Милість твоя, Господи, буде зі мною* по всі дні життя мого.</w:t>
-      </w:r>
-    </w:p>
-    <w:p>
-      <w:pPr>
-        <w:spacing w:after="120" w:lineRule="auto"/>
-        <w:jc w:val="both"/>
-        <w:rPr>
-          <w:rFonts w:ascii="Times New Roman" w:cs="Times New Roman" w:eastAsia="Times New Roman" w:hAnsi="Times New Roman"/>
-          <w:sz w:val="24"/>
-          <w:szCs w:val="24"/>
-          <w:u w:val="single"/>
-        </w:rPr>
-      </w:pPr>
-      <w:r>
-        <w:rPr>
-          <w:rFonts w:ascii="Times New Roman" w:cs="Times New Roman" w:eastAsia="Times New Roman" w:hAnsi="Times New Roman"/>
-          <w:i w:val="1"/>
-          <w:color w:val="ff0000"/>
-          <w:sz w:val="24"/>
-          <w:szCs w:val="24"/>
-          <w:rtl w:val="0"/>
-        </w:rPr>
-        <w:t xml:space="preserve">Стих:</w:t>
-      </w:r>
-      <w:r>
-        <w:rPr>
-          <w:rFonts w:ascii="Times New Roman" w:cs="Times New Roman" w:eastAsia="Times New Roman" w:hAnsi="Times New Roman"/>
-          <w:sz w:val="24"/>
-          <w:szCs w:val="24"/>
-          <w:u w:val="single"/>
-          <w:rtl w:val="0"/>
-        </w:rPr>
-        <w:t xml:space="preserve">Господь мій пастир: нічого мені не бракуватиме; на зелених пасовиськах він поселив мене.</w:t>
-      </w:r>
-    </w:p>
-    <w:p>
-      <w:pPr>
-        <w:spacing w:after="120" w:lineRule="auto"/>
-        <w:rPr>
-          <w:rFonts w:ascii="Times New Roman" w:cs="Times New Roman" w:eastAsia="Times New Roman" w:hAnsi="Times New Roman"/>
-          <w:i w:val="1"/>
-          <w:color w:val="ff0000"/>
+          <w:b w:val="0"/>
+          <w:i w:val="1"/>
+          <w:color w:val="ff0000"/>
+          <w:sz w:val="24"/>
+          <w:szCs w:val="24"/>
+        </w:rPr>
+      </w:pPr>
+      <w:bookmarkStart w:colFirst="0" w:colLast="0" w:name="_heading=h.gjdgxs" w:id="0"/>
+      <w:bookmarkEnd w:id="0"/>
+      <w:r>
+        <w:rPr>
+          <w:rFonts w:ascii="Times New Roman" w:cs="Times New Roman" w:eastAsia="Times New Roman" w:hAnsi="Times New Roman"/>
+          <w:i w:val="1"/>
+          <w:color w:val="ff0000"/>
+          <w:sz w:val="24"/>
+          <w:szCs w:val="24"/>
+          <w:rtl w:val="0"/>
+        </w:rPr>
+        <w:t xml:space="preserve">Читання</w:t>
+      </w:r>
+      <w:r>
+        <w:rPr>
+          <w:rtl w:val="0"/>
+        </w:rPr>
+      </w:r>
+    </w:p>
+    <w:p>
+      <w:pPr>
+        <w:spacing w:after="120" w:lineRule="auto"/>
+        <w:jc w:val="both"/>
+        <w:rPr>
+          <w:rFonts w:ascii="Times New Roman" w:cs="Times New Roman" w:eastAsia="Times New Roman" w:hAnsi="Times New Roman"/>
+          <w:sz w:val="24"/>
+          <w:szCs w:val="24"/>
+        </w:rPr>
+      </w:pPr>
+      <w:r>
+        <w:rPr>
+          <w:rFonts w:ascii="Times New Roman" w:cs="Times New Roman" w:eastAsia="Times New Roman" w:hAnsi="Times New Roman"/>
+          <w:i w:val="1"/>
+          <w:color w:val="ff0000"/>
+          <w:sz w:val="24"/>
+          <w:szCs w:val="24"/>
+          <w:rtl w:val="0"/>
+        </w:rPr>
+        <w:t xml:space="preserve">Диякон:</w:t>
+      </w:r>
+      <w:r>
+        <w:rPr>
+          <w:rFonts w:ascii="Times New Roman" w:cs="Times New Roman" w:eastAsia="Times New Roman" w:hAnsi="Times New Roman"/>
+          <w:color w:val="ff0000"/>
+          <w:sz w:val="24"/>
+          <w:szCs w:val="24"/>
+          <w:rtl w:val="0"/>
+        </w:rPr>
+        <w:t xml:space="preserve"> </w:t>
+      </w:r>
+      <w:r>
+        <w:rPr>
+          <w:rFonts w:ascii="Times New Roman" w:cs="Times New Roman" w:eastAsia="Times New Roman" w:hAnsi="Times New Roman"/>
+          <w:sz w:val="24"/>
+          <w:szCs w:val="24"/>
+          <w:rtl w:val="0"/>
+        </w:rPr>
+        <w:t xml:space="preserve">Премудрість.</w:t>
+      </w:r>
+    </w:p>
+    <w:p>
+      <w:pPr>
+        <w:spacing w:after="120" w:lineRule="auto"/>
+        <w:jc w:val="both"/>
+        <w:rPr>
+          <w:rFonts w:ascii="Times New Roman" w:cs="Times New Roman" w:eastAsia="Times New Roman" w:hAnsi="Times New Roman"/>
+          <w:sz w:val="24"/>
+          <w:szCs w:val="24"/>
+        </w:rPr>
+      </w:pPr>
+      <w:r>
+        <w:rPr>
+          <w:rFonts w:ascii="Times New Roman" w:cs="Times New Roman" w:eastAsia="Times New Roman" w:hAnsi="Times New Roman"/>
+          <w:i w:val="1"/>
+          <w:color w:val="ff0000"/>
+          <w:sz w:val="24"/>
+          <w:szCs w:val="24"/>
+          <w:rtl w:val="0"/>
+        </w:rPr>
+        <w:t xml:space="preserve">Чтець:</w:t>
+      </w:r>
+      <w:r>
+        <w:rPr>
+          <w:rFonts w:ascii="Times New Roman" w:cs="Times New Roman" w:eastAsia="Times New Roman" w:hAnsi="Times New Roman"/>
+          <w:color w:val="ff0000"/>
+          <w:sz w:val="24"/>
+          <w:szCs w:val="24"/>
+          <w:rtl w:val="0"/>
+        </w:rPr>
+        <w:t xml:space="preserve"> </w:t>
+      </w:r>
+      <w:r>
+        <w:rPr>
+          <w:rFonts w:ascii="Times New Roman" w:cs="Times New Roman" w:eastAsia="Times New Roman" w:hAnsi="Times New Roman"/>
+          <w:sz w:val="24"/>
+          <w:szCs w:val="24"/>
+          <w:rtl w:val="0"/>
+        </w:rPr>
+        <w:t xml:space="preserve">З книги Виходу читання</w:t>
+      </w:r>
+    </w:p>
+    <w:p>
+      <w:pPr>
+        <w:spacing w:after="120" w:lineRule="auto"/>
+        <w:jc w:val="both"/>
+        <w:rPr>
+          <w:rFonts w:ascii="Times New Roman" w:cs="Times New Roman" w:eastAsia="Times New Roman" w:hAnsi="Times New Roman"/>
+          <w:sz w:val="24"/>
+          <w:szCs w:val="24"/>
+        </w:rPr>
+      </w:pPr>
+      <w:r>
+        <w:rPr>
+          <w:rFonts w:ascii="Times New Roman" w:cs="Times New Roman" w:eastAsia="Times New Roman" w:hAnsi="Times New Roman"/>
+          <w:i w:val="1"/>
+          <w:color w:val="ff0000"/>
+          <w:sz w:val="24"/>
+          <w:szCs w:val="24"/>
+          <w:rtl w:val="0"/>
+        </w:rPr>
+        <w:t xml:space="preserve">Диякон:</w:t>
+      </w:r>
+      <w:r>
+        <w:rPr>
+          <w:rFonts w:ascii="Times New Roman" w:cs="Times New Roman" w:eastAsia="Times New Roman" w:hAnsi="Times New Roman"/>
+          <w:color w:val="ff0000"/>
+          <w:sz w:val="24"/>
+          <w:szCs w:val="24"/>
+          <w:rtl w:val="0"/>
+        </w:rPr>
+        <w:t xml:space="preserve"> </w:t>
+      </w:r>
+      <w:r>
+        <w:rPr>
+          <w:rFonts w:ascii="Times New Roman" w:cs="Times New Roman" w:eastAsia="Times New Roman" w:hAnsi="Times New Roman"/>
+          <w:sz w:val="24"/>
+          <w:szCs w:val="24"/>
+          <w:rtl w:val="0"/>
+        </w:rPr>
+        <w:t xml:space="preserve">Будьмо уважні.</w:t>
+      </w:r>
+    </w:p>
+    <w:p>
+      <w:pPr>
+        <w:spacing w:after="120" w:lineRule="auto"/>
+        <w:jc w:val="both"/>
+        <w:rPr>
+          <w:rFonts w:ascii="Times New Roman" w:cs="Times New Roman" w:eastAsia="Times New Roman" w:hAnsi="Times New Roman"/>
+          <w:i w:val="1"/>
+          <w:color w:val="ff0000"/>
+          <w:sz w:val="24"/>
+          <w:szCs w:val="24"/>
+        </w:rPr>
+      </w:pPr>
+      <w:r>
+        <w:rPr>
+          <w:rFonts w:ascii="Times New Roman" w:cs="Times New Roman" w:eastAsia="Times New Roman" w:hAnsi="Times New Roman"/>
+          <w:i w:val="1"/>
+          <w:color w:val="ff0000"/>
+          <w:sz w:val="24"/>
+          <w:szCs w:val="24"/>
+          <w:rtl w:val="0"/>
+        </w:rPr>
+        <w:t xml:space="preserve">Чтець: </w:t>
+      </w:r>
+      <w:r>
+        <w:rPr>
+          <w:rFonts w:ascii="Times New Roman" w:cs="Times New Roman" w:eastAsia="Times New Roman" w:hAnsi="Times New Roman"/>
+          <w:sz w:val="24"/>
+          <w:szCs w:val="24"/>
+          <w:rtl w:val="0"/>
+        </w:rPr>
+        <w:t xml:space="preserve">Промовив Господь до Мойсея того дня, коли вивів синів Ізраїля з землі Єгипетської, кажучи: «Посвяти мені всіх первенців; усе, що між синами Ізраїля вперше розкриває матерню утробу, в людини і в скотини, воно моє». І промовив Мойсей до людей: «Пам'ятайте про той день, коли ви вийшли з Єгипту, з дому неволі; бо могутньою рукою вивів вас Господь звідти; тож заховайте закон його. А як приведе вас Господь у землю Ханаанську, як то клявся батькам вашим, відділиш усе, що вперше виходить із матернього лона, Господеві; з усіх первістків твого скоту самці будуть Господеві. І як спитає тебе син твій узавтра: Що воно таке? – скажеш йому: Могутньою рукою вивів нас Господь з Єгипту, з дому неволі. А тому, що фараон уперся не відпустити нас, Господь побив усіх первенців у землі єгипетській, від первенця людини до первістка скотини; тим і приношу в жертву Господеві всіх первістків самчиків, а всіх первенців із моїх синів викуповую. Нехай це буде знаком на руці твоїй і печаттю між очима твоїми. Так бо говорить Господь Бог Вседержитель: первородного з синів твоїх даси мені. Коли жінка вродить хлоп'ятко, восьмого дня обріжуть крайню плоть у нього, вона ж тридцять три дні до святині нехай не заходить, поки не сповняться дні очищення її. Як же сповняться дні очищення її, принесе ягня-однолітка на всепалення та голубеня чи горлицю в жертву до входу в намет зборів, священикові. А коли не може спромогтися на ягнятко, то нехай візьме пару горлиць або пару голубенят. І відслужить за неї священик, і вона стане чистою»</w:t>
+      </w:r>
+      <w:r>
+        <w:rPr>
+          <w:rFonts w:ascii="Times New Roman" w:cs="Times New Roman" w:eastAsia="Times New Roman" w:hAnsi="Times New Roman"/>
+          <w:i w:val="1"/>
+          <w:color w:val="ff0000"/>
+          <w:sz w:val="24"/>
+          <w:szCs w:val="24"/>
+          <w:rtl w:val="0"/>
+        </w:rPr>
+        <w:t xml:space="preserve"> (Вих. 12, 51-13; 3, 11-12; 14-16)</w:t>
+      </w:r>
+    </w:p>
+    <w:p>
+      <w:pPr>
+        <w:spacing w:after="120" w:lineRule="auto"/>
+        <w:jc w:val="both"/>
+        <w:rPr>
+          <w:rFonts w:ascii="Times New Roman" w:cs="Times New Roman" w:eastAsia="Times New Roman" w:hAnsi="Times New Roman"/>
+          <w:sz w:val="24"/>
+          <w:szCs w:val="24"/>
+        </w:rPr>
+      </w:pPr>
+      <w:r>
+        <w:rPr>
+          <w:rFonts w:ascii="Times New Roman" w:cs="Times New Roman" w:eastAsia="Times New Roman" w:hAnsi="Times New Roman"/>
+          <w:i w:val="1"/>
+          <w:color w:val="ff0000"/>
+          <w:sz w:val="24"/>
+          <w:szCs w:val="24"/>
+          <w:rtl w:val="0"/>
+        </w:rPr>
+        <w:t xml:space="preserve">Диякон:</w:t>
+      </w:r>
+      <w:r>
+        <w:rPr>
+          <w:rFonts w:ascii="Times New Roman" w:cs="Times New Roman" w:eastAsia="Times New Roman" w:hAnsi="Times New Roman"/>
+          <w:color w:val="ff0000"/>
+          <w:sz w:val="24"/>
+          <w:szCs w:val="24"/>
+          <w:rtl w:val="0"/>
+        </w:rPr>
+        <w:t xml:space="preserve"> </w:t>
+      </w:r>
+      <w:r>
+        <w:rPr>
+          <w:rFonts w:ascii="Times New Roman" w:cs="Times New Roman" w:eastAsia="Times New Roman" w:hAnsi="Times New Roman"/>
+          <w:sz w:val="24"/>
+          <w:szCs w:val="24"/>
+          <w:rtl w:val="0"/>
+        </w:rPr>
+        <w:t xml:space="preserve">Премудрість.</w:t>
+      </w:r>
+    </w:p>
+    <w:p>
+      <w:pPr>
+        <w:spacing w:after="120" w:lineRule="auto"/>
+        <w:jc w:val="both"/>
+        <w:rPr>
+          <w:rFonts w:ascii="Times New Roman" w:cs="Times New Roman" w:eastAsia="Times New Roman" w:hAnsi="Times New Roman"/>
+          <w:sz w:val="24"/>
+          <w:szCs w:val="24"/>
+        </w:rPr>
+      </w:pPr>
+      <w:r>
+        <w:rPr>
+          <w:rFonts w:ascii="Times New Roman" w:cs="Times New Roman" w:eastAsia="Times New Roman" w:hAnsi="Times New Roman"/>
+          <w:i w:val="1"/>
+          <w:color w:val="ff0000"/>
+          <w:sz w:val="24"/>
+          <w:szCs w:val="24"/>
+          <w:rtl w:val="0"/>
+        </w:rPr>
+        <w:t xml:space="preserve">Чтець:</w:t>
+      </w:r>
+      <w:r>
+        <w:rPr>
+          <w:rFonts w:ascii="Times New Roman" w:cs="Times New Roman" w:eastAsia="Times New Roman" w:hAnsi="Times New Roman"/>
+          <w:color w:val="ff0000"/>
+          <w:sz w:val="24"/>
+          <w:szCs w:val="24"/>
+          <w:rtl w:val="0"/>
+        </w:rPr>
+        <w:t xml:space="preserve"> </w:t>
+      </w:r>
+      <w:r>
+        <w:rPr>
+          <w:rFonts w:ascii="Times New Roman" w:cs="Times New Roman" w:eastAsia="Times New Roman" w:hAnsi="Times New Roman"/>
+          <w:sz w:val="24"/>
+          <w:szCs w:val="24"/>
+          <w:rtl w:val="0"/>
+        </w:rPr>
+        <w:t xml:space="preserve">З книги пророка Ісаї читання</w:t>
+      </w:r>
+    </w:p>
+    <w:p>
+      <w:pPr>
+        <w:spacing w:after="120" w:lineRule="auto"/>
+        <w:jc w:val="both"/>
+        <w:rPr>
+          <w:rFonts w:ascii="Times New Roman" w:cs="Times New Roman" w:eastAsia="Times New Roman" w:hAnsi="Times New Roman"/>
+          <w:sz w:val="24"/>
+          <w:szCs w:val="24"/>
+        </w:rPr>
+      </w:pPr>
+      <w:r>
+        <w:rPr>
+          <w:rFonts w:ascii="Times New Roman" w:cs="Times New Roman" w:eastAsia="Times New Roman" w:hAnsi="Times New Roman"/>
+          <w:i w:val="1"/>
+          <w:color w:val="ff0000"/>
+          <w:sz w:val="24"/>
+          <w:szCs w:val="24"/>
+          <w:rtl w:val="0"/>
+        </w:rPr>
+        <w:t xml:space="preserve">Диякон:</w:t>
+      </w:r>
+      <w:r>
+        <w:rPr>
+          <w:rFonts w:ascii="Times New Roman" w:cs="Times New Roman" w:eastAsia="Times New Roman" w:hAnsi="Times New Roman"/>
+          <w:color w:val="ff0000"/>
+          <w:sz w:val="24"/>
+          <w:szCs w:val="24"/>
+          <w:rtl w:val="0"/>
+        </w:rPr>
+        <w:t xml:space="preserve"> </w:t>
+      </w:r>
+      <w:r>
+        <w:rPr>
+          <w:rFonts w:ascii="Times New Roman" w:cs="Times New Roman" w:eastAsia="Times New Roman" w:hAnsi="Times New Roman"/>
+          <w:sz w:val="24"/>
+          <w:szCs w:val="24"/>
+          <w:rtl w:val="0"/>
+        </w:rPr>
+        <w:t xml:space="preserve">Будьмо уважні.</w:t>
+      </w:r>
+    </w:p>
+    <w:p>
+      <w:pPr>
+        <w:spacing w:after="120" w:lineRule="auto"/>
+        <w:jc w:val="both"/>
+        <w:rPr>
+          <w:rFonts w:ascii="Times New Roman" w:cs="Times New Roman" w:eastAsia="Times New Roman" w:hAnsi="Times New Roman"/>
+          <w:i w:val="1"/>
+          <w:color w:val="ff0000"/>
+          <w:sz w:val="24"/>
+          <w:szCs w:val="24"/>
+        </w:rPr>
+      </w:pPr>
+      <w:r>
+        <w:rPr>
+          <w:rFonts w:ascii="Times New Roman" w:cs="Times New Roman" w:eastAsia="Times New Roman" w:hAnsi="Times New Roman"/>
+          <w:i w:val="1"/>
+          <w:color w:val="ff0000"/>
+          <w:sz w:val="24"/>
+          <w:szCs w:val="24"/>
+          <w:rtl w:val="0"/>
+        </w:rPr>
+        <w:t xml:space="preserve">Чтець: </w:t>
+      </w:r>
+      <w:r>
+        <w:rPr>
+          <w:rFonts w:ascii="Times New Roman" w:cs="Times New Roman" w:eastAsia="Times New Roman" w:hAnsi="Times New Roman"/>
+          <w:sz w:val="24"/>
+          <w:szCs w:val="24"/>
+          <w:rtl w:val="0"/>
+        </w:rPr>
+        <w:t xml:space="preserve">Пророцтво про Єгипет: Ось Господь вершником на легкій хмарі входить у Єгипет; і перед ним тремтять єгипетські кумири, і серце Єгипту тане в грудях. Збентежиться у них дух Єгипту, і я оберну в ніщо його раду. Вони питатимуть кумирів та чародіїв і тих, що мертвих викликають, і знахарів. Видам Єгипет у руки лютому володареві; жорстокий цар над ним буде царювати, – слово Господа, Бога сил. Зменшаться води у морі, ріка стане сухою, висхне. Де вони, оті твої премудрі? Нехай тобі скажуть, нехай дадуть знати, що Господь сил задумав над Єгиптом! Того дня єгиптяни збабіють, вони тремтітимуть, полохатимуться піднятої руки Господа сил, що він на них підійме. Того дня буде жертовник Господеві посеред Єгипетської землі і пам'ятник Господеві при його границі. Це буде знаком і свідоцтвом Господа сил у землі Єгипетській: коли вони взиватимуть до Господа проти гнобителів, він їм зішле спасителя та оборонця, який спасе їх. І Господь дасть себе спізнати Єгиптові, і Єгипет спізнає того дня Господа, і вони служитимуть йому жертвами й дарами та обітуватимуть Господеві обіти й будуть їх виконувати. І хоча Господь скарає Єгипет тяжкою карою, він їх вигоїть; вони навернуться до Господа; він їх вислухає й оздоровить.</w:t>
+      </w:r>
+      <w:r>
+        <w:rPr>
+          <w:rFonts w:ascii="Times New Roman" w:cs="Times New Roman" w:eastAsia="Times New Roman" w:hAnsi="Times New Roman"/>
+          <w:i w:val="1"/>
+          <w:color w:val="ff0000"/>
+          <w:sz w:val="24"/>
+          <w:szCs w:val="24"/>
+          <w:rtl w:val="0"/>
+        </w:rPr>
+        <w:t xml:space="preserve"> (Іс. 19, 1; 3-5; 12; 16, 19-22)</w:t>
+      </w:r>
+    </w:p>
+    <w:p>
+      <w:pPr>
+        <w:spacing w:after="120" w:lineRule="auto"/>
+        <w:jc w:val="both"/>
+        <w:rPr>
+          <w:rFonts w:ascii="Times New Roman" w:cs="Times New Roman" w:eastAsia="Times New Roman" w:hAnsi="Times New Roman"/>
+          <w:sz w:val="24"/>
+          <w:szCs w:val="24"/>
+        </w:rPr>
+      </w:pPr>
+      <w:r>
+        <w:rPr>
+          <w:rFonts w:ascii="Times New Roman" w:cs="Times New Roman" w:eastAsia="Times New Roman" w:hAnsi="Times New Roman"/>
+          <w:i w:val="1"/>
+          <w:color w:val="ff0000"/>
+          <w:sz w:val="24"/>
+          <w:szCs w:val="24"/>
+          <w:rtl w:val="0"/>
+        </w:rPr>
+        <w:t xml:space="preserve">Диякон:</w:t>
+      </w:r>
+      <w:r>
+        <w:rPr>
+          <w:rFonts w:ascii="Times New Roman" w:cs="Times New Roman" w:eastAsia="Times New Roman" w:hAnsi="Times New Roman"/>
+          <w:color w:val="ff0000"/>
+          <w:sz w:val="24"/>
+          <w:szCs w:val="24"/>
+          <w:rtl w:val="0"/>
+        </w:rPr>
+        <w:t xml:space="preserve"> </w:t>
+      </w:r>
+      <w:r>
+        <w:rPr>
+          <w:rFonts w:ascii="Times New Roman" w:cs="Times New Roman" w:eastAsia="Times New Roman" w:hAnsi="Times New Roman"/>
+          <w:sz w:val="24"/>
+          <w:szCs w:val="24"/>
+          <w:rtl w:val="0"/>
+        </w:rPr>
+        <w:t xml:space="preserve">Премудрість.</w:t>
+      </w:r>
+    </w:p>
+    <w:p>
+      <w:pPr>
+        <w:spacing w:after="120" w:lineRule="auto"/>
+        <w:jc w:val="both"/>
+        <w:rPr>
+          <w:rFonts w:ascii="Times New Roman" w:cs="Times New Roman" w:eastAsia="Times New Roman" w:hAnsi="Times New Roman"/>
+          <w:sz w:val="24"/>
+          <w:szCs w:val="24"/>
+        </w:rPr>
+      </w:pPr>
+      <w:r>
+        <w:rPr>
+          <w:rFonts w:ascii="Times New Roman" w:cs="Times New Roman" w:eastAsia="Times New Roman" w:hAnsi="Times New Roman"/>
+          <w:i w:val="1"/>
+          <w:color w:val="ff0000"/>
+          <w:sz w:val="24"/>
+          <w:szCs w:val="24"/>
+          <w:rtl w:val="0"/>
+        </w:rPr>
+        <w:t xml:space="preserve">Чтець:</w:t>
+      </w:r>
+      <w:r>
+        <w:rPr>
+          <w:rFonts w:ascii="Times New Roman" w:cs="Times New Roman" w:eastAsia="Times New Roman" w:hAnsi="Times New Roman"/>
+          <w:color w:val="ff0000"/>
+          <w:sz w:val="24"/>
+          <w:szCs w:val="24"/>
+          <w:rtl w:val="0"/>
+        </w:rPr>
+        <w:t xml:space="preserve"> </w:t>
+      </w:r>
+      <w:r>
+        <w:rPr>
+          <w:rFonts w:ascii="Times New Roman" w:cs="Times New Roman" w:eastAsia="Times New Roman" w:hAnsi="Times New Roman"/>
+          <w:sz w:val="24"/>
+          <w:szCs w:val="24"/>
+          <w:rtl w:val="0"/>
+        </w:rPr>
+        <w:t xml:space="preserve">З книги пророка Ісаї читання</w:t>
+      </w:r>
+    </w:p>
+    <w:p>
+      <w:pPr>
+        <w:spacing w:after="120" w:lineRule="auto"/>
+        <w:jc w:val="both"/>
+        <w:rPr>
+          <w:rFonts w:ascii="Times New Roman" w:cs="Times New Roman" w:eastAsia="Times New Roman" w:hAnsi="Times New Roman"/>
+          <w:sz w:val="24"/>
+          <w:szCs w:val="24"/>
+        </w:rPr>
+      </w:pPr>
+      <w:r>
+        <w:rPr>
+          <w:rFonts w:ascii="Times New Roman" w:cs="Times New Roman" w:eastAsia="Times New Roman" w:hAnsi="Times New Roman"/>
+          <w:i w:val="1"/>
+          <w:color w:val="ff0000"/>
+          <w:sz w:val="24"/>
+          <w:szCs w:val="24"/>
+          <w:rtl w:val="0"/>
+        </w:rPr>
+        <w:t xml:space="preserve">Диякон:</w:t>
+      </w:r>
+      <w:r>
+        <w:rPr>
+          <w:rFonts w:ascii="Times New Roman" w:cs="Times New Roman" w:eastAsia="Times New Roman" w:hAnsi="Times New Roman"/>
+          <w:color w:val="ff0000"/>
+          <w:sz w:val="24"/>
+          <w:szCs w:val="24"/>
+          <w:rtl w:val="0"/>
+        </w:rPr>
+        <w:t xml:space="preserve"> </w:t>
+      </w:r>
+      <w:r>
+        <w:rPr>
+          <w:rFonts w:ascii="Times New Roman" w:cs="Times New Roman" w:eastAsia="Times New Roman" w:hAnsi="Times New Roman"/>
+          <w:sz w:val="24"/>
+          <w:szCs w:val="24"/>
+          <w:rtl w:val="0"/>
+        </w:rPr>
+        <w:t xml:space="preserve">Будьмо уважні.</w:t>
+      </w:r>
+    </w:p>
+    <w:p>
+      <w:pPr>
+        <w:spacing w:after="120" w:lineRule="auto"/>
+        <w:jc w:val="both"/>
+        <w:rPr>
+          <w:rFonts w:ascii="Times New Roman" w:cs="Times New Roman" w:eastAsia="Times New Roman" w:hAnsi="Times New Roman"/>
+          <w:i w:val="1"/>
+          <w:color w:val="ff0000"/>
+          <w:sz w:val="24"/>
+          <w:szCs w:val="24"/>
+        </w:rPr>
+      </w:pPr>
+      <w:r>
+        <w:rPr>
+          <w:rFonts w:ascii="Times New Roman" w:cs="Times New Roman" w:eastAsia="Times New Roman" w:hAnsi="Times New Roman"/>
+          <w:i w:val="1"/>
+          <w:color w:val="ff0000"/>
+          <w:sz w:val="24"/>
+          <w:szCs w:val="24"/>
+          <w:rtl w:val="0"/>
+        </w:rPr>
+        <w:t xml:space="preserve">Чтець: </w:t>
+      </w:r>
+      <w:r>
+        <w:rPr>
+          <w:rFonts w:ascii="Times New Roman" w:cs="Times New Roman" w:eastAsia="Times New Roman" w:hAnsi="Times New Roman"/>
+          <w:sz w:val="24"/>
+          <w:szCs w:val="24"/>
+          <w:rtl w:val="0"/>
+        </w:rPr>
+        <w:t xml:space="preserve">Того року, коли помер цар Уззія, бачив я Господа на високім і піднесенім престолі; поли його риз наповнювали храм. Над ним стояли серафими. Кожен мав по шість крил: двома закривав собі кожен обличчя, двома закривав ноги, а двома – літав. І кликали один до одного: «Свят, свят, свят Господь сил; вся земля повна його слави!» Підвалини порогу хитались від того гомону, а дім став повен диму. І я сказав: «Горе мені! Пропав я! Бо я людина з нечистими устами, і живу я між людьми з нечистими устами, мої ж очі бачили Царя, Господа сил». І підлетів до мене один із серафимів з жаріючим вуглем у руці, що взяв його кліщами з жертовника. Він приторкнувся ним до моїх уст і мовив: «Приторкнулось оце до твоїх уст і взято від тебе твою беззаконність, і зник гріх твій». Тоді почув я голос Господній, що говорив: «Кого б мені послати? Хто нам піде?» І сказав я: «Ось я, пошли мене!» І відказав він: «Іди й промов до цього люду: Слухайте добре, та не розумійте! Дивіться добре, але не знайте! Зроби затверділими серце цього люду, затули його вуха, закрий його очі, щоб він не бачив своїми очима, щоб він не чув своїми вухами, щоб його серце не розуміло, щоб не вилікувався знову». І я сказав: «Докіль, о Господи?» А він відказав: «Докіль не опустіють міста й не обезлюдніють, і хати будуть без людей і край зовсім опустіє. Господь прожене людей, і пусто-глухо посеред країни стане.</w:t>
+      </w:r>
+      <w:r>
+        <w:rPr>
+          <w:rFonts w:ascii="Times New Roman" w:cs="Times New Roman" w:eastAsia="Times New Roman" w:hAnsi="Times New Roman"/>
+          <w:i w:val="1"/>
+          <w:color w:val="ff0000"/>
+          <w:sz w:val="24"/>
+          <w:szCs w:val="24"/>
+          <w:rtl w:val="0"/>
+        </w:rPr>
+        <w:t xml:space="preserve"> (Іс. 6, 1-12)</w:t>
+      </w:r>
+    </w:p>
+    <w:p>
+      <w:pPr>
+        <w:spacing w:after="120" w:lineRule="auto"/>
+        <w:jc w:val="both"/>
+        <w:rPr>
+          <w:rFonts w:ascii="Times New Roman" w:cs="Times New Roman" w:eastAsia="Times New Roman" w:hAnsi="Times New Roman"/>
           <w:sz w:val="24"/>
           <w:szCs w:val="24"/>
         </w:rPr>
@@ -4792,52 +5556,64 @@
         <w:jc w:val="center"/>
         <w:rPr>
           <w:rFonts w:ascii="Times New Roman" w:cs="Times New Roman" w:eastAsia="Times New Roman" w:hAnsi="Times New Roman"/>
-          <w:b w:val="0"/>
-          <w:i w:val="1"/>
-          <w:color w:val="ff0000"/>
-          <w:sz w:val="24"/>
-          <w:szCs w:val="24"/>
-        </w:rPr>
-      </w:pPr>
-      <w:bookmarkStart w:colFirst="0" w:colLast="0" w:name="_heading=h.gjdgxs" w:id="0"/>
-      <w:bookmarkEnd w:id="0"/>
-      <w:r>
-        <w:rPr>
-          <w:rFonts w:ascii="Times New Roman" w:cs="Times New Roman" w:eastAsia="Times New Roman" w:hAnsi="Times New Roman"/>
-          <w:i w:val="1"/>
-          <w:color w:val="ff0000"/>
-          <w:sz w:val="24"/>
-          <w:szCs w:val="24"/>
-          <w:rtl w:val="0"/>
-        </w:rPr>
-        <w:t xml:space="preserve">Читання</w:t>
-      </w:r>
-      <w:r>
-        <w:rPr>
-          <w:rtl w:val="0"/>
-        </w:rPr>
-      </w:r>
-    </w:p>
-    <w:p>
-      <w:pPr>
-        <w:spacing w:after="120" w:lineRule="auto"/>
-        <w:jc w:val="both"/>
-        <w:rPr>
-          <w:rFonts w:ascii="Times New Roman" w:cs="Times New Roman" w:eastAsia="Times New Roman" w:hAnsi="Times New Roman"/>
-          <w:sz w:val="24"/>
-          <w:szCs w:val="24"/>
-        </w:rPr>
-      </w:pPr>
-      <w:r>
-        <w:rPr>
-          <w:rFonts w:ascii="Times New Roman" w:cs="Times New Roman" w:eastAsia="Times New Roman" w:hAnsi="Times New Roman"/>
-          <w:i w:val="1"/>
-          <w:color w:val="ff0000"/>
-          <w:sz w:val="24"/>
-          <w:szCs w:val="24"/>
-          <w:rtl w:val="0"/>
-        </w:rPr>
-        <w:t xml:space="preserve">Диякон:</w:t>
+          <w:i w:val="1"/>
+          <w:color w:val="ff0000"/>
+          <w:sz w:val="24"/>
+          <w:szCs w:val="24"/>
+        </w:rPr>
+      </w:pPr>
+      <w:r>
+        <w:rPr>
+          <w:rFonts w:ascii="Times New Roman" w:cs="Times New Roman" w:eastAsia="Times New Roman" w:hAnsi="Times New Roman"/>
+          <w:i w:val="1"/>
+          <w:color w:val="ff0000"/>
+          <w:sz w:val="24"/>
+          <w:szCs w:val="24"/>
+          <w:rtl w:val="0"/>
+        </w:rPr>
+        <w:t xml:space="preserve">Єктенія усильного благання</w:t>
+      </w:r>
+    </w:p>
+    <w:p>
+      <w:pPr>
+        <w:spacing w:after="120" w:lineRule="auto"/>
+        <w:jc w:val="both"/>
+        <w:rPr>
+          <w:rFonts w:ascii="Times New Roman" w:cs="Times New Roman" w:eastAsia="Times New Roman" w:hAnsi="Times New Roman"/>
+          <w:sz w:val="24"/>
+          <w:szCs w:val="24"/>
+        </w:rPr>
+      </w:pPr>
+      <w:r>
+        <w:rPr>
+          <w:rFonts w:ascii="Times New Roman" w:cs="Times New Roman" w:eastAsia="Times New Roman" w:hAnsi="Times New Roman"/>
+          <w:sz w:val="24"/>
+          <w:szCs w:val="24"/>
+          <w:rtl w:val="0"/>
+        </w:rPr>
+        <w:t xml:space="preserve">Промовмо всі з усієї душі і з усієї мислі нашої, промовмо.</w:t>
+      </w:r>
+    </w:p>
+    <w:p>
+      <w:pPr>
+        <w:spacing w:after="120" w:lineRule="auto"/>
+        <w:jc w:val="both"/>
+        <w:rPr>
+          <w:rFonts w:ascii="Times New Roman" w:cs="Times New Roman" w:eastAsia="Times New Roman" w:hAnsi="Times New Roman"/>
+          <w:sz w:val="24"/>
+          <w:szCs w:val="24"/>
+        </w:rPr>
+      </w:pPr>
+      <w:r>
+        <w:rPr>
+          <w:rFonts w:ascii="Times New Roman" w:cs="Times New Roman" w:eastAsia="Times New Roman" w:hAnsi="Times New Roman"/>
+          <w:i w:val="1"/>
+          <w:color w:val="ff0000"/>
+          <w:sz w:val="24"/>
+          <w:szCs w:val="24"/>
+          <w:rtl w:val="0"/>
+        </w:rPr>
+        <w:t xml:space="preserve">Вірні:</w:t>
       </w:r>
       <w:r>
         <w:rPr>
@@ -4856,29 +5632,49 @@
           <w:szCs w:val="24"/>
           <w:rtl w:val="0"/>
         </w:rPr>
-        <w:t xml:space="preserve">Премудрість.</w:t>
-      </w:r>
-    </w:p>
-    <w:p>
-      <w:pPr>
-        <w:spacing w:after="120" w:lineRule="auto"/>
-        <w:jc w:val="both"/>
-        <w:rPr>
-          <w:rFonts w:ascii="Times New Roman" w:cs="Times New Roman" w:eastAsia="Times New Roman" w:hAnsi="Times New Roman"/>
-          <w:sz w:val="24"/>
-          <w:szCs w:val="24"/>
-        </w:rPr>
-      </w:pPr>
-      <w:r>
-        <w:rPr>
-          <w:rFonts w:ascii="Times New Roman" w:cs="Times New Roman" w:eastAsia="Times New Roman" w:hAnsi="Times New Roman"/>
-          <w:i w:val="1"/>
-          <w:color w:val="ff0000"/>
-          <w:sz w:val="24"/>
-          <w:szCs w:val="24"/>
-          <w:rtl w:val="0"/>
-        </w:rPr>
-        <w:t xml:space="preserve">Чтець:</w:t>
+        <w:t xml:space="preserve">Господи, помилуй.</w:t>
+      </w:r>
+    </w:p>
+    <w:p>
+      <w:pPr>
+        <w:spacing w:after="120" w:lineRule="auto"/>
+        <w:jc w:val="both"/>
+        <w:rPr>
+          <w:rFonts w:ascii="Times New Roman" w:cs="Times New Roman" w:eastAsia="Times New Roman" w:hAnsi="Times New Roman"/>
+          <w:sz w:val="24"/>
+          <w:szCs w:val="24"/>
+        </w:rPr>
+      </w:pPr>
+      <w:r>
+        <w:rPr>
+          <w:rFonts w:ascii="Times New Roman" w:cs="Times New Roman" w:eastAsia="Times New Roman" w:hAnsi="Times New Roman"/>
+          <w:sz w:val="24"/>
+          <w:szCs w:val="24"/>
+          <w:rtl w:val="0"/>
+        </w:rPr>
+        <w:t xml:space="preserve">Господи, Вседержителю, Боже отців наших, молимось тобі, вислухай і помилуй.</w:t>
+      </w:r>
+    </w:p>
+    <w:p>
+      <w:pPr>
+        <w:spacing w:after="120" w:lineRule="auto"/>
+        <w:jc w:val="both"/>
+        <w:rPr>
+          <w:rFonts w:ascii="Times New Roman" w:cs="Times New Roman" w:eastAsia="Times New Roman" w:hAnsi="Times New Roman"/>
+          <w:sz w:val="24"/>
+          <w:szCs w:val="24"/>
+        </w:rPr>
+      </w:pPr>
+      <w:r>
+        <w:rPr>
+          <w:rFonts w:ascii="Times New Roman" w:cs="Times New Roman" w:eastAsia="Times New Roman" w:hAnsi="Times New Roman"/>
+          <w:i w:val="1"/>
+          <w:color w:val="ff0000"/>
+          <w:sz w:val="24"/>
+          <w:szCs w:val="24"/>
+          <w:rtl w:val="0"/>
+        </w:rPr>
+        <w:t xml:space="preserve">Вірні:</w:t>
       </w:r>
       <w:r>
         <w:rPr>
@@ -4897,34 +5693,252 @@
           <w:szCs w:val="24"/>
           <w:rtl w:val="0"/>
         </w:rPr>
-        <w:t xml:space="preserve">З книги Виходу читання</w:t>
-      </w:r>
-    </w:p>
-    <w:p>
-      <w:pPr>
-        <w:spacing w:after="120" w:lineRule="auto"/>
-        <w:jc w:val="both"/>
-        <w:rPr>
-          <w:rFonts w:ascii="Times New Roman" w:cs="Times New Roman" w:eastAsia="Times New Roman" w:hAnsi="Times New Roman"/>
-          <w:sz w:val="24"/>
-          <w:szCs w:val="24"/>
-        </w:rPr>
-      </w:pPr>
-      <w:r>
-        <w:rPr>
-          <w:rFonts w:ascii="Times New Roman" w:cs="Times New Roman" w:eastAsia="Times New Roman" w:hAnsi="Times New Roman"/>
-          <w:i w:val="1"/>
-          <w:color w:val="ff0000"/>
-          <w:sz w:val="24"/>
-          <w:szCs w:val="24"/>
-          <w:rtl w:val="0"/>
-        </w:rPr>
-        <w:t xml:space="preserve">Диякон:</w:t>
-      </w:r>
-      <w:r>
-        <w:rPr>
-          <w:rFonts w:ascii="Times New Roman" w:cs="Times New Roman" w:eastAsia="Times New Roman" w:hAnsi="Times New Roman"/>
-          <w:color w:val="ff0000"/>
+        <w:t xml:space="preserve">Господи, помилуй.</w:t>
+      </w:r>
+    </w:p>
+    <w:p>
+      <w:pPr>
+        <w:spacing w:after="120" w:lineRule="auto"/>
+        <w:jc w:val="both"/>
+        <w:rPr>
+          <w:rFonts w:ascii="Times New Roman" w:cs="Times New Roman" w:eastAsia="Times New Roman" w:hAnsi="Times New Roman"/>
+          <w:sz w:val="24"/>
+          <w:szCs w:val="24"/>
+        </w:rPr>
+      </w:pPr>
+      <w:r>
+        <w:rPr>
+          <w:rFonts w:ascii="Times New Roman" w:cs="Times New Roman" w:eastAsia="Times New Roman" w:hAnsi="Times New Roman"/>
+          <w:sz w:val="24"/>
+          <w:szCs w:val="24"/>
+          <w:rtl w:val="0"/>
+        </w:rPr>
+        <w:t xml:space="preserve">Помилуй нас, Боже, з великої милости твоєї, молимось тобі, вислухай і помилуй.</w:t>
+      </w:r>
+    </w:p>
+    <w:p>
+      <w:pPr>
+        <w:spacing w:after="120" w:lineRule="auto"/>
+        <w:jc w:val="both"/>
+        <w:rPr>
+          <w:rFonts w:ascii="Times New Roman" w:cs="Times New Roman" w:eastAsia="Times New Roman" w:hAnsi="Times New Roman"/>
+          <w:i w:val="1"/>
+          <w:sz w:val="24"/>
+          <w:szCs w:val="24"/>
+        </w:rPr>
+      </w:pPr>
+      <w:r>
+        <w:rPr>
+          <w:rFonts w:ascii="Times New Roman" w:cs="Times New Roman" w:eastAsia="Times New Roman" w:hAnsi="Times New Roman"/>
+          <w:i w:val="1"/>
+          <w:color w:val="ff0000"/>
+          <w:sz w:val="24"/>
+          <w:szCs w:val="24"/>
+          <w:rtl w:val="0"/>
+        </w:rPr>
+        <w:t xml:space="preserve">Вірні:</w:t>
+      </w:r>
+      <w:r>
+        <w:rPr>
+          <w:rFonts w:ascii="Times New Roman" w:cs="Times New Roman" w:eastAsia="Times New Roman" w:hAnsi="Times New Roman"/>
+          <w:sz w:val="24"/>
+          <w:szCs w:val="24"/>
+          <w:rtl w:val="0"/>
+        </w:rPr>
+        <w:t xml:space="preserve"> Господи, помилуй </w:t>
+      </w:r>
+      <w:r>
+        <w:rPr>
+          <w:rFonts w:ascii="Times New Roman" w:cs="Times New Roman" w:eastAsia="Times New Roman" w:hAnsi="Times New Roman"/>
+          <w:i w:val="1"/>
+          <w:color w:val="ff0000"/>
+          <w:sz w:val="24"/>
+          <w:szCs w:val="24"/>
+          <w:rtl w:val="0"/>
+        </w:rPr>
+        <w:t xml:space="preserve">(3 р.)</w:t>
+      </w:r>
+      <w:r>
+        <w:rPr>
+          <w:rtl w:val="0"/>
+        </w:rPr>
+      </w:r>
+    </w:p>
+    <w:p>
+      <w:pPr>
+        <w:spacing w:after="120" w:lineRule="auto"/>
+        <w:jc w:val="both"/>
+        <w:rPr>
+          <w:rFonts w:ascii="Times New Roman" w:cs="Times New Roman" w:eastAsia="Times New Roman" w:hAnsi="Times New Roman"/>
+          <w:sz w:val="24"/>
+          <w:szCs w:val="24"/>
+        </w:rPr>
+      </w:pPr>
+      <w:r>
+        <w:rPr>
+          <w:rFonts w:ascii="Times New Roman" w:cs="Times New Roman" w:eastAsia="Times New Roman" w:hAnsi="Times New Roman"/>
+          <w:sz w:val="24"/>
+          <w:szCs w:val="24"/>
+          <w:rtl w:val="0"/>
+        </w:rPr>
+        <w:t xml:space="preserve">Ще молимось за святішого вселенського Архиєрея Франциска, Папу Римського, і за блаженнішого Патріарха нашого Святослава, і за преосвященнішого Митрополита нашого Кир </w:t>
+      </w:r>
+      <w:r>
+        <w:rPr>
+          <w:rFonts w:ascii="Times New Roman" w:cs="Times New Roman" w:eastAsia="Times New Roman" w:hAnsi="Times New Roman"/>
+          <w:i w:val="1"/>
+          <w:color w:val="ff0000"/>
+          <w:sz w:val="24"/>
+          <w:szCs w:val="24"/>
+          <w:rtl w:val="0"/>
+        </w:rPr>
+        <w:t xml:space="preserve">(ім'я)</w:t>
+      </w:r>
+      <w:r>
+        <w:rPr>
+          <w:rFonts w:ascii="Times New Roman" w:cs="Times New Roman" w:eastAsia="Times New Roman" w:hAnsi="Times New Roman"/>
+          <w:sz w:val="24"/>
+          <w:szCs w:val="24"/>
+          <w:rtl w:val="0"/>
+        </w:rPr>
+        <w:t xml:space="preserve">, і за боголюбивого Єпископа нашого Кир </w:t>
+      </w:r>
+      <w:r>
+        <w:rPr>
+          <w:rFonts w:ascii="Times New Roman" w:cs="Times New Roman" w:eastAsia="Times New Roman" w:hAnsi="Times New Roman"/>
+          <w:i w:val="1"/>
+          <w:color w:val="ff0000"/>
+          <w:sz w:val="24"/>
+          <w:szCs w:val="24"/>
+          <w:rtl w:val="0"/>
+        </w:rPr>
+        <w:t xml:space="preserve">(ім'я)</w:t>
+      </w:r>
+      <w:r>
+        <w:rPr>
+          <w:rFonts w:ascii="Times New Roman" w:cs="Times New Roman" w:eastAsia="Times New Roman" w:hAnsi="Times New Roman"/>
+          <w:sz w:val="24"/>
+          <w:szCs w:val="24"/>
+          <w:rtl w:val="0"/>
+        </w:rPr>
+        <w:t xml:space="preserve">, [і за всечесніших отців наших Протоархимандрита </w:t>
+      </w:r>
+      <w:r>
+        <w:rPr>
+          <w:rFonts w:ascii="Times New Roman" w:cs="Times New Roman" w:eastAsia="Times New Roman" w:hAnsi="Times New Roman"/>
+          <w:i w:val="1"/>
+          <w:color w:val="ff0000"/>
+          <w:sz w:val="24"/>
+          <w:szCs w:val="24"/>
+          <w:rtl w:val="0"/>
+        </w:rPr>
+        <w:t xml:space="preserve">(ім'я)</w:t>
+      </w:r>
+      <w:r>
+        <w:rPr>
+          <w:rFonts w:ascii="Times New Roman" w:cs="Times New Roman" w:eastAsia="Times New Roman" w:hAnsi="Times New Roman"/>
+          <w:sz w:val="24"/>
+          <w:szCs w:val="24"/>
+          <w:rtl w:val="0"/>
+        </w:rPr>
+        <w:t xml:space="preserve">, Архимандрита </w:t>
+      </w:r>
+      <w:r>
+        <w:rPr>
+          <w:rFonts w:ascii="Times New Roman" w:cs="Times New Roman" w:eastAsia="Times New Roman" w:hAnsi="Times New Roman"/>
+          <w:i w:val="1"/>
+          <w:color w:val="ff0000"/>
+          <w:sz w:val="24"/>
+          <w:szCs w:val="24"/>
+          <w:rtl w:val="0"/>
+        </w:rPr>
+        <w:t xml:space="preserve">(ім'я)</w:t>
+      </w:r>
+      <w:r>
+        <w:rPr>
+          <w:rFonts w:ascii="Times New Roman" w:cs="Times New Roman" w:eastAsia="Times New Roman" w:hAnsi="Times New Roman"/>
+          <w:sz w:val="24"/>
+          <w:szCs w:val="24"/>
+          <w:rtl w:val="0"/>
+        </w:rPr>
+        <w:t xml:space="preserve">, Протоігумена </w:t>
+      </w:r>
+      <w:r>
+        <w:rPr>
+          <w:rFonts w:ascii="Times New Roman" w:cs="Times New Roman" w:eastAsia="Times New Roman" w:hAnsi="Times New Roman"/>
+          <w:i w:val="1"/>
+          <w:color w:val="ff0000"/>
+          <w:sz w:val="24"/>
+          <w:szCs w:val="24"/>
+          <w:rtl w:val="0"/>
+        </w:rPr>
+        <w:t xml:space="preserve">(ім'я)</w:t>
+      </w:r>
+      <w:r>
+        <w:rPr>
+          <w:rFonts w:ascii="Times New Roman" w:cs="Times New Roman" w:eastAsia="Times New Roman" w:hAnsi="Times New Roman"/>
+          <w:sz w:val="24"/>
+          <w:szCs w:val="24"/>
+          <w:rtl w:val="0"/>
+        </w:rPr>
+        <w:t xml:space="preserve"> й Ігумена </w:t>
+      </w:r>
+      <w:r>
+        <w:rPr>
+          <w:rFonts w:ascii="Times New Roman" w:cs="Times New Roman" w:eastAsia="Times New Roman" w:hAnsi="Times New Roman"/>
+          <w:i w:val="1"/>
+          <w:color w:val="ff0000"/>
+          <w:sz w:val="24"/>
+          <w:szCs w:val="24"/>
+          <w:rtl w:val="0"/>
+        </w:rPr>
+        <w:t xml:space="preserve">(ім'я)</w:t>
+      </w:r>
+      <w:r>
+        <w:rPr>
+          <w:rFonts w:ascii="Times New Roman" w:cs="Times New Roman" w:eastAsia="Times New Roman" w:hAnsi="Times New Roman"/>
+          <w:sz w:val="24"/>
+          <w:szCs w:val="24"/>
+          <w:rtl w:val="0"/>
+        </w:rPr>
+        <w:t xml:space="preserve">], за тих, що служать і послужили у святому храмі цьому [і в святій обителі цій], і за отців наших духовних, і всіх у Христі братів наших.</w:t>
+      </w:r>
+    </w:p>
+    <w:p>
+      <w:pPr>
+        <w:spacing w:after="120" w:lineRule="auto"/>
+        <w:jc w:val="both"/>
+        <w:rPr>
+          <w:rFonts w:ascii="Times New Roman" w:cs="Times New Roman" w:eastAsia="Times New Roman" w:hAnsi="Times New Roman"/>
+          <w:i w:val="1"/>
+          <w:sz w:val="24"/>
+          <w:szCs w:val="24"/>
+        </w:rPr>
+      </w:pPr>
+      <w:r>
+        <w:rPr>
+          <w:rFonts w:ascii="Times New Roman" w:cs="Times New Roman" w:eastAsia="Times New Roman" w:hAnsi="Times New Roman"/>
+          <w:i w:val="1"/>
+          <w:color w:val="ff0000"/>
+          <w:sz w:val="24"/>
+          <w:szCs w:val="24"/>
+          <w:rtl w:val="0"/>
+        </w:rPr>
+        <w:t xml:space="preserve">Вірні:</w:t>
+      </w:r>
+      <w:r>
+        <w:rPr>
+          <w:rFonts w:ascii="Times New Roman" w:cs="Times New Roman" w:eastAsia="Times New Roman" w:hAnsi="Times New Roman"/>
+          <w:sz w:val="24"/>
+          <w:szCs w:val="24"/>
+          <w:rtl w:val="0"/>
+        </w:rPr>
+        <w:t xml:space="preserve"> Господи, помилуй</w:t>
+      </w:r>
+      <w:r>
+        <w:rPr>
+          <w:rFonts w:ascii="Times New Roman" w:cs="Times New Roman" w:eastAsia="Times New Roman" w:hAnsi="Times New Roman"/>
+          <w:i w:val="1"/>
           <w:sz w:val="24"/>
           <w:szCs w:val="24"/>
           <w:rtl w:val="0"/>
@@ -4934,82 +5948,75 @@
       <w:r>
         <w:rPr>
           <w:rFonts w:ascii="Times New Roman" w:cs="Times New Roman" w:eastAsia="Times New Roman" w:hAnsi="Times New Roman"/>
-          <w:sz w:val="24"/>
-          <w:szCs w:val="24"/>
-          <w:rtl w:val="0"/>
-        </w:rPr>
-        <w:t xml:space="preserve">Будьмо уважні.</w:t>
-      </w:r>
-    </w:p>
-    <w:p>
-      <w:pPr>
-        <w:spacing w:after="120" w:lineRule="auto"/>
-        <w:jc w:val="both"/>
-        <w:rPr>
-          <w:rFonts w:ascii="Times New Roman" w:cs="Times New Roman" w:eastAsia="Times New Roman" w:hAnsi="Times New Roman"/>
-          <w:i w:val="1"/>
-          <w:color w:val="ff0000"/>
-          <w:sz w:val="24"/>
-          <w:szCs w:val="24"/>
-        </w:rPr>
-      </w:pPr>
-      <w:r>
-        <w:rPr>
-          <w:rFonts w:ascii="Times New Roman" w:cs="Times New Roman" w:eastAsia="Times New Roman" w:hAnsi="Times New Roman"/>
-          <w:i w:val="1"/>
-          <w:color w:val="ff0000"/>
-          <w:sz w:val="24"/>
-          <w:szCs w:val="24"/>
-          <w:rtl w:val="0"/>
-        </w:rPr>
-        <w:t xml:space="preserve">Чтець: </w:t>
-      </w:r>
-      <w:r>
-        <w:rPr>
-          <w:rFonts w:ascii="Times New Roman" w:cs="Times New Roman" w:eastAsia="Times New Roman" w:hAnsi="Times New Roman"/>
-          <w:sz w:val="24"/>
-          <w:szCs w:val="24"/>
-          <w:rtl w:val="0"/>
-        </w:rPr>
-        <w:t xml:space="preserve">Промовив Господь до Мойсея того дня, коли вивів синів Ізраїля з землі Єгипетської, кажучи: «Посвяти мені всіх первенців; усе, що між синами Ізраїля вперше розкриває матерню утробу, в людини і в скотини, воно моє». І промовив Мойсей до людей: «Пам'ятайте про той день, коли ви вийшли з Єгипту, з дому неволі; бо могутньою рукою вивів вас Господь звідти; тож заховайте закон його. А як приведе вас Господь у землю Ханаанську, як то клявся батькам вашим, відділиш усе, що вперше виходить із матернього лона, Господеві; з усіх первістків твого скоту самці будуть Господеві. І як спитає тебе син твій узавтра: Що воно таке? – скажеш йому: Могутньою рукою вивів нас Господь з Єгипту, з дому неволі. А тому, що фараон уперся не відпустити нас, Господь побив усіх первенців у землі єгипетській, від первенця людини до первістка скотини; тим і приношу в жертву Господеві всіх первістків самчиків, а всіх первенців із моїх синів викуповую. Нехай це буде знаком на руці твоїй і печаттю між очима твоїми. Так бо говорить Господь Бог Вседержитель: первородного з синів твоїх даси мені. Коли жінка вродить хлоп'ятко, восьмого дня обріжуть крайню плоть у нього, вона ж тридцять три дні до святині нехай не заходить, поки не сповняться дні очищення її. Як же сповняться дні очищення її, принесе ягня-однолітка на всепалення та голубеня чи горлицю в жертву до входу в намет зборів, священикові. А коли не може спромогтися на ягнятко, то нехай візьме пару горлиць або пару голубенят. І відслужить за неї священик, і вона стане чистою»</w:t>
-      </w:r>
-      <w:r>
-        <w:rPr>
-          <w:rFonts w:ascii="Times New Roman" w:cs="Times New Roman" w:eastAsia="Times New Roman" w:hAnsi="Times New Roman"/>
-          <w:i w:val="1"/>
-          <w:color w:val="ff0000"/>
-          <w:sz w:val="24"/>
-          <w:szCs w:val="24"/>
-          <w:rtl w:val="0"/>
-        </w:rPr>
-        <w:t xml:space="preserve"> (Вих. 12, 51-13; 3, 11-12; 14-16)</w:t>
-      </w:r>
-    </w:p>
-    <w:p>
-      <w:pPr>
-        <w:spacing w:after="120" w:lineRule="auto"/>
-        <w:jc w:val="both"/>
-        <w:rPr>
-          <w:rFonts w:ascii="Times New Roman" w:cs="Times New Roman" w:eastAsia="Times New Roman" w:hAnsi="Times New Roman"/>
-          <w:sz w:val="24"/>
-          <w:szCs w:val="24"/>
-        </w:rPr>
-      </w:pPr>
-      <w:r>
-        <w:rPr>
-          <w:rFonts w:ascii="Times New Roman" w:cs="Times New Roman" w:eastAsia="Times New Roman" w:hAnsi="Times New Roman"/>
-          <w:i w:val="1"/>
-          <w:color w:val="ff0000"/>
-          <w:sz w:val="24"/>
-          <w:szCs w:val="24"/>
-          <w:rtl w:val="0"/>
-        </w:rPr>
-        <w:t xml:space="preserve">Диякон:</w:t>
-      </w:r>
-      <w:r>
-        <w:rPr>
-          <w:rFonts w:ascii="Times New Roman" w:cs="Times New Roman" w:eastAsia="Times New Roman" w:hAnsi="Times New Roman"/>
-          <w:color w:val="ff0000"/>
+          <w:i w:val="1"/>
+          <w:color w:val="ff0000"/>
+          <w:sz w:val="24"/>
+          <w:szCs w:val="24"/>
+          <w:rtl w:val="0"/>
+        </w:rPr>
+        <w:t xml:space="preserve">(3 р.)</w:t>
+      </w:r>
+      <w:r>
+        <w:rPr>
+          <w:rtl w:val="0"/>
+        </w:rPr>
+      </w:r>
+    </w:p>
+    <w:p>
+      <w:pPr>
+        <w:spacing w:after="120" w:lineRule="auto"/>
+        <w:jc w:val="both"/>
+        <w:rPr>
+          <w:rFonts w:ascii="Times New Roman" w:cs="Times New Roman" w:eastAsia="Times New Roman" w:hAnsi="Times New Roman"/>
+          <w:sz w:val="24"/>
+          <w:szCs w:val="24"/>
+        </w:rPr>
+      </w:pPr>
+      <w:r>
+        <w:rPr>
+          <w:rFonts w:ascii="Times New Roman" w:cs="Times New Roman" w:eastAsia="Times New Roman" w:hAnsi="Times New Roman"/>
+          <w:sz w:val="24"/>
+          <w:szCs w:val="24"/>
+          <w:rtl w:val="0"/>
+        </w:rPr>
+        <w:t xml:space="preserve">Ще молимось за Богом бережений народ наш, за правління і за все військо.</w:t>
+      </w:r>
+    </w:p>
+    <w:p>
+      <w:pPr>
+        <w:spacing w:after="120" w:lineRule="auto"/>
+        <w:jc w:val="both"/>
+        <w:rPr>
+          <w:rFonts w:ascii="Times New Roman" w:cs="Times New Roman" w:eastAsia="Times New Roman" w:hAnsi="Times New Roman"/>
+          <w:i w:val="1"/>
+          <w:sz w:val="24"/>
+          <w:szCs w:val="24"/>
+        </w:rPr>
+      </w:pPr>
+      <w:r>
+        <w:rPr>
+          <w:rFonts w:ascii="Times New Roman" w:cs="Times New Roman" w:eastAsia="Times New Roman" w:hAnsi="Times New Roman"/>
+          <w:i w:val="1"/>
+          <w:color w:val="ff0000"/>
+          <w:sz w:val="24"/>
+          <w:szCs w:val="24"/>
+          <w:rtl w:val="0"/>
+        </w:rPr>
+        <w:t xml:space="preserve">Вірні:</w:t>
+      </w:r>
+      <w:r>
+        <w:rPr>
+          <w:rFonts w:ascii="Times New Roman" w:cs="Times New Roman" w:eastAsia="Times New Roman" w:hAnsi="Times New Roman"/>
+          <w:sz w:val="24"/>
+          <w:szCs w:val="24"/>
+          <w:rtl w:val="0"/>
+        </w:rPr>
+        <w:t xml:space="preserve"> Господи, помилуй</w:t>
+      </w:r>
+      <w:r>
+        <w:rPr>
+          <w:rFonts w:ascii="Times New Roman" w:cs="Times New Roman" w:eastAsia="Times New Roman" w:hAnsi="Times New Roman"/>
+          <w:i w:val="1"/>
           <w:sz w:val="24"/>
           <w:szCs w:val="24"/>
           <w:rtl w:val="0"/>
@@ -5019,38 +6026,75 @@
       <w:r>
         <w:rPr>
           <w:rFonts w:ascii="Times New Roman" w:cs="Times New Roman" w:eastAsia="Times New Roman" w:hAnsi="Times New Roman"/>
-          <w:sz w:val="24"/>
-          <w:szCs w:val="24"/>
-          <w:rtl w:val="0"/>
-        </w:rPr>
-        <w:t xml:space="preserve">Премудрість.</w:t>
-      </w:r>
-    </w:p>
-    <w:p>
-      <w:pPr>
-        <w:spacing w:after="120" w:lineRule="auto"/>
-        <w:jc w:val="both"/>
-        <w:rPr>
-          <w:rFonts w:ascii="Times New Roman" w:cs="Times New Roman" w:eastAsia="Times New Roman" w:hAnsi="Times New Roman"/>
-          <w:sz w:val="24"/>
-          <w:szCs w:val="24"/>
-        </w:rPr>
-      </w:pPr>
-      <w:r>
-        <w:rPr>
-          <w:rFonts w:ascii="Times New Roman" w:cs="Times New Roman" w:eastAsia="Times New Roman" w:hAnsi="Times New Roman"/>
-          <w:i w:val="1"/>
-          <w:color w:val="ff0000"/>
-          <w:sz w:val="24"/>
-          <w:szCs w:val="24"/>
-          <w:rtl w:val="0"/>
-        </w:rPr>
-        <w:t xml:space="preserve">Чтець:</w:t>
-      </w:r>
-      <w:r>
-        <w:rPr>
-          <w:rFonts w:ascii="Times New Roman" w:cs="Times New Roman" w:eastAsia="Times New Roman" w:hAnsi="Times New Roman"/>
-          <w:color w:val="ff0000"/>
+          <w:i w:val="1"/>
+          <w:color w:val="ff0000"/>
+          <w:sz w:val="24"/>
+          <w:szCs w:val="24"/>
+          <w:rtl w:val="0"/>
+        </w:rPr>
+        <w:t xml:space="preserve">(3 р.)</w:t>
+      </w:r>
+      <w:r>
+        <w:rPr>
+          <w:rtl w:val="0"/>
+        </w:rPr>
+      </w:r>
+    </w:p>
+    <w:p>
+      <w:pPr>
+        <w:spacing w:after="120" w:lineRule="auto"/>
+        <w:jc w:val="both"/>
+        <w:rPr>
+          <w:rFonts w:ascii="Times New Roman" w:cs="Times New Roman" w:eastAsia="Times New Roman" w:hAnsi="Times New Roman"/>
+          <w:sz w:val="24"/>
+          <w:szCs w:val="24"/>
+        </w:rPr>
+      </w:pPr>
+      <w:r>
+        <w:rPr>
+          <w:rFonts w:ascii="Times New Roman" w:cs="Times New Roman" w:eastAsia="Times New Roman" w:hAnsi="Times New Roman"/>
+          <w:sz w:val="24"/>
+          <w:szCs w:val="24"/>
+          <w:rtl w:val="0"/>
+        </w:rPr>
+        <w:t xml:space="preserve">Ще молимось за тут присутніх людей, що очікують від тебе великої і багатої милости, за тих, що творять нам милостиню, і за всіх православних християн.</w:t>
+      </w:r>
+    </w:p>
+    <w:p>
+      <w:pPr>
+        <w:spacing w:after="120" w:lineRule="auto"/>
+        <w:jc w:val="both"/>
+        <w:rPr>
+          <w:rFonts w:ascii="Times New Roman" w:cs="Times New Roman" w:eastAsia="Times New Roman" w:hAnsi="Times New Roman"/>
+          <w:i w:val="1"/>
+          <w:sz w:val="24"/>
+          <w:szCs w:val="24"/>
+        </w:rPr>
+      </w:pPr>
+      <w:r>
+        <w:rPr>
+          <w:rFonts w:ascii="Times New Roman" w:cs="Times New Roman" w:eastAsia="Times New Roman" w:hAnsi="Times New Roman"/>
+          <w:i w:val="1"/>
+          <w:color w:val="ff0000"/>
+          <w:sz w:val="24"/>
+          <w:szCs w:val="24"/>
+          <w:rtl w:val="0"/>
+        </w:rPr>
+        <w:t xml:space="preserve">Вірні:</w:t>
+      </w:r>
+      <w:r>
+        <w:rPr>
+          <w:rFonts w:ascii="Times New Roman" w:cs="Times New Roman" w:eastAsia="Times New Roman" w:hAnsi="Times New Roman"/>
+          <w:sz w:val="24"/>
+          <w:szCs w:val="24"/>
+          <w:rtl w:val="0"/>
+        </w:rPr>
+        <w:t xml:space="preserve"> Господи, помилуй</w:t>
+      </w:r>
+      <w:r>
+        <w:rPr>
+          <w:rFonts w:ascii="Times New Roman" w:cs="Times New Roman" w:eastAsia="Times New Roman" w:hAnsi="Times New Roman"/>
+          <w:i w:val="1"/>
           <w:sz w:val="24"/>
           <w:szCs w:val="24"/>
           <w:rtl w:val="0"/>
@@ -5060,263 +6104,98 @@
       <w:r>
         <w:rPr>
           <w:rFonts w:ascii="Times New Roman" w:cs="Times New Roman" w:eastAsia="Times New Roman" w:hAnsi="Times New Roman"/>
-          <w:sz w:val="24"/>
-          <w:szCs w:val="24"/>
-          <w:rtl w:val="0"/>
-        </w:rPr>
-        <w:t xml:space="preserve">З книги пророка Ісаї читання</w:t>
-      </w:r>
-    </w:p>
-    <w:p>
-      <w:pPr>
-        <w:spacing w:after="120" w:lineRule="auto"/>
-        <w:jc w:val="both"/>
-        <w:rPr>
-          <w:rFonts w:ascii="Times New Roman" w:cs="Times New Roman" w:eastAsia="Times New Roman" w:hAnsi="Times New Roman"/>
-          <w:sz w:val="24"/>
-          <w:szCs w:val="24"/>
-        </w:rPr>
-      </w:pPr>
-      <w:r>
-        <w:rPr>
-          <w:rFonts w:ascii="Times New Roman" w:cs="Times New Roman" w:eastAsia="Times New Roman" w:hAnsi="Times New Roman"/>
-          <w:i w:val="1"/>
-          <w:color w:val="ff0000"/>
-          <w:sz w:val="24"/>
-          <w:szCs w:val="24"/>
-          <w:rtl w:val="0"/>
-        </w:rPr>
-        <w:t xml:space="preserve">Диякон:</w:t>
-      </w:r>
-      <w:r>
-        <w:rPr>
-          <w:rFonts w:ascii="Times New Roman" w:cs="Times New Roman" w:eastAsia="Times New Roman" w:hAnsi="Times New Roman"/>
-          <w:color w:val="ff0000"/>
-          <w:sz w:val="24"/>
-          <w:szCs w:val="24"/>
-          <w:rtl w:val="0"/>
-        </w:rPr>
-        <w:t xml:space="preserve"> </w:t>
-      </w:r>
-      <w:r>
-        <w:rPr>
-          <w:rFonts w:ascii="Times New Roman" w:cs="Times New Roman" w:eastAsia="Times New Roman" w:hAnsi="Times New Roman"/>
-          <w:sz w:val="24"/>
-          <w:szCs w:val="24"/>
-          <w:rtl w:val="0"/>
-        </w:rPr>
-        <w:t xml:space="preserve">Будьмо уважні.</w:t>
-      </w:r>
-    </w:p>
-    <w:p>
-      <w:pPr>
-        <w:spacing w:after="120" w:lineRule="auto"/>
-        <w:jc w:val="both"/>
-        <w:rPr>
-          <w:rFonts w:ascii="Times New Roman" w:cs="Times New Roman" w:eastAsia="Times New Roman" w:hAnsi="Times New Roman"/>
-          <w:i w:val="1"/>
-          <w:color w:val="ff0000"/>
-          <w:sz w:val="24"/>
-          <w:szCs w:val="24"/>
-        </w:rPr>
-      </w:pPr>
-      <w:r>
-        <w:rPr>
-          <w:rFonts w:ascii="Times New Roman" w:cs="Times New Roman" w:eastAsia="Times New Roman" w:hAnsi="Times New Roman"/>
-          <w:i w:val="1"/>
-          <w:color w:val="ff0000"/>
-          <w:sz w:val="24"/>
-          <w:szCs w:val="24"/>
-          <w:rtl w:val="0"/>
-        </w:rPr>
-        <w:t xml:space="preserve">Чтець: </w:t>
-      </w:r>
-      <w:r>
-        <w:rPr>
-          <w:rFonts w:ascii="Times New Roman" w:cs="Times New Roman" w:eastAsia="Times New Roman" w:hAnsi="Times New Roman"/>
-          <w:sz w:val="24"/>
-          <w:szCs w:val="24"/>
-          <w:rtl w:val="0"/>
-        </w:rPr>
-        <w:t xml:space="preserve">Пророцтво про Єгипет: Ось Господь вершником на легкій хмарі входить у Єгипет; і перед ним тремтять єгипетські кумири, і серце Єгипту тане в грудях. Збентежиться у них дух Єгипту, і я оберну в ніщо його раду. Вони питатимуть кумирів та чародіїв і тих, що мертвих викликають, і знахарів. Видам Єгипет у руки лютому володареві; жорстокий цар над ним буде царювати, – слово Господа, Бога сил. Зменшаться води у морі, ріка стане сухою, висхне. Де вони, оті твої премудрі? Нехай тобі скажуть, нехай дадуть знати, що Господь сил задумав над Єгиптом! Того дня єгиптяни збабіють, вони тремтітимуть, полохатимуться піднятої руки Господа сил, що він на них підійме. Того дня буде жертовник Господеві посеред Єгипетської землі і пам'ятник Господеві при його границі. Це буде знаком і свідоцтвом Господа сил у землі Єгипетській: коли вони взиватимуть до Господа проти гнобителів, він їм зішле спасителя та оборонця, який спасе їх. І Господь дасть себе спізнати Єгиптові, і Єгипет спізнає того дня Господа, і вони служитимуть йому жертвами й дарами та обітуватимуть Господеві обіти й будуть їх виконувати. І хоча Господь скарає Єгипет тяжкою карою, він їх вигоїть; вони навернуться до Господа; він їх вислухає й оздоровить.</w:t>
-      </w:r>
-      <w:r>
-        <w:rPr>
-          <w:rFonts w:ascii="Times New Roman" w:cs="Times New Roman" w:eastAsia="Times New Roman" w:hAnsi="Times New Roman"/>
-          <w:i w:val="1"/>
-          <w:color w:val="ff0000"/>
-          <w:sz w:val="24"/>
-          <w:szCs w:val="24"/>
-          <w:rtl w:val="0"/>
-        </w:rPr>
-        <w:t xml:space="preserve"> (Іс. 19, 1; 3-5; 12; 16, 19-22)</w:t>
-      </w:r>
-    </w:p>
-    <w:p>
-      <w:pPr>
-        <w:spacing w:after="120" w:lineRule="auto"/>
-        <w:jc w:val="both"/>
-        <w:rPr>
-          <w:rFonts w:ascii="Times New Roman" w:cs="Times New Roman" w:eastAsia="Times New Roman" w:hAnsi="Times New Roman"/>
-          <w:sz w:val="24"/>
-          <w:szCs w:val="24"/>
-        </w:rPr>
-      </w:pPr>
-      <w:r>
-        <w:rPr>
-          <w:rFonts w:ascii="Times New Roman" w:cs="Times New Roman" w:eastAsia="Times New Roman" w:hAnsi="Times New Roman"/>
-          <w:i w:val="1"/>
-          <w:color w:val="ff0000"/>
-          <w:sz w:val="24"/>
-          <w:szCs w:val="24"/>
-          <w:rtl w:val="0"/>
-        </w:rPr>
-        <w:t xml:space="preserve">Диякон:</w:t>
-      </w:r>
-      <w:r>
-        <w:rPr>
-          <w:rFonts w:ascii="Times New Roman" w:cs="Times New Roman" w:eastAsia="Times New Roman" w:hAnsi="Times New Roman"/>
-          <w:color w:val="ff0000"/>
-          <w:sz w:val="24"/>
-          <w:szCs w:val="24"/>
-          <w:rtl w:val="0"/>
-        </w:rPr>
-        <w:t xml:space="preserve"> </w:t>
-      </w:r>
-      <w:r>
-        <w:rPr>
-          <w:rFonts w:ascii="Times New Roman" w:cs="Times New Roman" w:eastAsia="Times New Roman" w:hAnsi="Times New Roman"/>
-          <w:sz w:val="24"/>
-          <w:szCs w:val="24"/>
-          <w:rtl w:val="0"/>
-        </w:rPr>
-        <w:t xml:space="preserve">Премудрість.</w:t>
-      </w:r>
-    </w:p>
-    <w:p>
-      <w:pPr>
-        <w:spacing w:after="120" w:lineRule="auto"/>
-        <w:jc w:val="both"/>
-        <w:rPr>
-          <w:rFonts w:ascii="Times New Roman" w:cs="Times New Roman" w:eastAsia="Times New Roman" w:hAnsi="Times New Roman"/>
-          <w:sz w:val="24"/>
-          <w:szCs w:val="24"/>
-        </w:rPr>
-      </w:pPr>
-      <w:r>
-        <w:rPr>
-          <w:rFonts w:ascii="Times New Roman" w:cs="Times New Roman" w:eastAsia="Times New Roman" w:hAnsi="Times New Roman"/>
-          <w:i w:val="1"/>
-          <w:color w:val="ff0000"/>
-          <w:sz w:val="24"/>
-          <w:szCs w:val="24"/>
-          <w:rtl w:val="0"/>
-        </w:rPr>
-        <w:t xml:space="preserve">Чтець:</w:t>
-      </w:r>
-      <w:r>
-        <w:rPr>
-          <w:rFonts w:ascii="Times New Roman" w:cs="Times New Roman" w:eastAsia="Times New Roman" w:hAnsi="Times New Roman"/>
-          <w:color w:val="ff0000"/>
-          <w:sz w:val="24"/>
-          <w:szCs w:val="24"/>
-          <w:rtl w:val="0"/>
-        </w:rPr>
-        <w:t xml:space="preserve"> </w:t>
-      </w:r>
-      <w:r>
-        <w:rPr>
-          <w:rFonts w:ascii="Times New Roman" w:cs="Times New Roman" w:eastAsia="Times New Roman" w:hAnsi="Times New Roman"/>
-          <w:sz w:val="24"/>
-          <w:szCs w:val="24"/>
-          <w:rtl w:val="0"/>
-        </w:rPr>
-        <w:t xml:space="preserve">З книги пророка Ісаї читання</w:t>
-      </w:r>
-    </w:p>
-    <w:p>
-      <w:pPr>
-        <w:spacing w:after="120" w:lineRule="auto"/>
-        <w:jc w:val="both"/>
-        <w:rPr>
-          <w:rFonts w:ascii="Times New Roman" w:cs="Times New Roman" w:eastAsia="Times New Roman" w:hAnsi="Times New Roman"/>
-          <w:sz w:val="24"/>
-          <w:szCs w:val="24"/>
-        </w:rPr>
-      </w:pPr>
-      <w:r>
-        <w:rPr>
-          <w:rFonts w:ascii="Times New Roman" w:cs="Times New Roman" w:eastAsia="Times New Roman" w:hAnsi="Times New Roman"/>
-          <w:i w:val="1"/>
-          <w:color w:val="ff0000"/>
-          <w:sz w:val="24"/>
-          <w:szCs w:val="24"/>
-          <w:rtl w:val="0"/>
-        </w:rPr>
-        <w:t xml:space="preserve">Диякон:</w:t>
-      </w:r>
-      <w:r>
-        <w:rPr>
-          <w:rFonts w:ascii="Times New Roman" w:cs="Times New Roman" w:eastAsia="Times New Roman" w:hAnsi="Times New Roman"/>
-          <w:color w:val="ff0000"/>
-          <w:sz w:val="24"/>
-          <w:szCs w:val="24"/>
-          <w:rtl w:val="0"/>
-        </w:rPr>
-        <w:t xml:space="preserve"> </w:t>
-      </w:r>
-      <w:r>
-        <w:rPr>
-          <w:rFonts w:ascii="Times New Roman" w:cs="Times New Roman" w:eastAsia="Times New Roman" w:hAnsi="Times New Roman"/>
-          <w:sz w:val="24"/>
-          <w:szCs w:val="24"/>
-          <w:rtl w:val="0"/>
-        </w:rPr>
-        <w:t xml:space="preserve">Будьмо уважні.</w:t>
-      </w:r>
-    </w:p>
-    <w:p>
-      <w:pPr>
-        <w:spacing w:after="120" w:lineRule="auto"/>
-        <w:jc w:val="both"/>
-        <w:rPr>
-          <w:rFonts w:ascii="Times New Roman" w:cs="Times New Roman" w:eastAsia="Times New Roman" w:hAnsi="Times New Roman"/>
-          <w:i w:val="1"/>
-          <w:color w:val="ff0000"/>
-          <w:sz w:val="24"/>
-          <w:szCs w:val="24"/>
-        </w:rPr>
-      </w:pPr>
-      <w:r>
-        <w:rPr>
-          <w:rFonts w:ascii="Times New Roman" w:cs="Times New Roman" w:eastAsia="Times New Roman" w:hAnsi="Times New Roman"/>
-          <w:i w:val="1"/>
-          <w:color w:val="ff0000"/>
-          <w:sz w:val="24"/>
-          <w:szCs w:val="24"/>
-          <w:rtl w:val="0"/>
-        </w:rPr>
-        <w:t xml:space="preserve">Чтець: </w:t>
-      </w:r>
-      <w:r>
-        <w:rPr>
-          <w:rFonts w:ascii="Times New Roman" w:cs="Times New Roman" w:eastAsia="Times New Roman" w:hAnsi="Times New Roman"/>
-          <w:sz w:val="24"/>
-          <w:szCs w:val="24"/>
-          <w:rtl w:val="0"/>
-        </w:rPr>
-        <w:t xml:space="preserve">Того року, коли помер цар Уззія, бачив я Господа на високім і піднесенім престолі; поли його риз наповнювали храм. Над ним стояли серафими. Кожен мав по шість крил: двома закривав собі кожен обличчя, двома закривав ноги, а двома – літав. І кликали один до одного: «Свят, свят, свят Господь сил; вся земля повна його слави!» Підвалини порогу хитались від того гомону, а дім став повен диму. І я сказав: «Горе мені! Пропав я! Бо я людина з нечистими устами, і живу я між людьми з нечистими устами, мої ж очі бачили Царя, Господа сил». І підлетів до мене один із серафимів з жаріючим вуглем у руці, що взяв його кліщами з жертовника. Він приторкнувся ним до моїх уст і мовив: «Приторкнулось оце до твоїх уст і взято від тебе твою беззаконність, і зник гріх твій». Тоді почув я голос Господній, що говорив: «Кого б мені послати? Хто нам піде?» І сказав я: «Ось я, пошли мене!» І відказав він: «Іди й промов до цього люду: Слухайте добре, та не розумійте! Дивіться добре, але не знайте! Зроби затверділими серце цього люду, затули його вуха, закрий його очі, щоб він не бачив своїми очима, щоб він не чув своїми вухами, щоб його серце не розуміло, щоб не вилікувався знову». І я сказав: «Докіль, о Господи?» А він відказав: «Докіль не опустіють міста й не обезлюдніють, і хати будуть без людей і край зовсім опустіє. Господь прожене людей, і пусто-глухо посеред країни стане.</w:t>
-      </w:r>
-      <w:r>
-        <w:rPr>
-          <w:rFonts w:ascii="Times New Roman" w:cs="Times New Roman" w:eastAsia="Times New Roman" w:hAnsi="Times New Roman"/>
-          <w:i w:val="1"/>
-          <w:color w:val="ff0000"/>
-          <w:sz w:val="24"/>
-          <w:szCs w:val="24"/>
-          <w:rtl w:val="0"/>
-        </w:rPr>
-        <w:t xml:space="preserve"> (Іс. 6, 1-12)</w:t>
+          <w:i w:val="1"/>
+          <w:color w:val="ff0000"/>
+          <w:sz w:val="24"/>
+          <w:szCs w:val="24"/>
+          <w:rtl w:val="0"/>
+        </w:rPr>
+        <w:t xml:space="preserve">(3 р.)</w:t>
+      </w:r>
+      <w:r>
+        <w:rPr>
+          <w:rtl w:val="0"/>
+        </w:rPr>
+      </w:r>
+    </w:p>
+    <w:p>
+      <w:pPr>
+        <w:spacing w:after="120" w:lineRule="auto"/>
+        <w:jc w:val="both"/>
+        <w:rPr>
+          <w:rFonts w:ascii="Times New Roman" w:cs="Times New Roman" w:eastAsia="Times New Roman" w:hAnsi="Times New Roman"/>
+          <w:sz w:val="24"/>
+          <w:szCs w:val="24"/>
+          <w:u w:val="single"/>
+        </w:rPr>
+      </w:pPr>
+      <w:r>
+        <w:rPr>
+          <w:rFonts w:ascii="Times New Roman" w:cs="Times New Roman" w:eastAsia="Times New Roman" w:hAnsi="Times New Roman"/>
+          <w:sz w:val="24"/>
+          <w:szCs w:val="24"/>
+          <w:u w:val="single"/>
+          <w:rtl w:val="0"/>
+        </w:rPr>
+        <w:t xml:space="preserve">[Господи, Боже наш! Згадай нас грішних і недостойних слуг твоїх, коли призиваємо святе ім'я твоє, і не осороми нас, коли очікуємо милости твоєї, але вислухай, Господи, усі наші спасенні прохання, і вчини нас достойними любити і боятися тебе від усього серця нашого і творити в усьому волю твою.]</w:t>
+      </w:r>
+    </w:p>
+    <w:p>
+      <w:pPr>
+        <w:spacing w:after="120" w:lineRule="auto"/>
+        <w:jc w:val="both"/>
+        <w:rPr>
+          <w:rFonts w:ascii="Times New Roman" w:cs="Times New Roman" w:eastAsia="Times New Roman" w:hAnsi="Times New Roman"/>
+          <w:sz w:val="24"/>
+          <w:szCs w:val="24"/>
+        </w:rPr>
+      </w:pPr>
+      <w:r>
+        <w:rPr>
+          <w:rFonts w:ascii="Times New Roman" w:hAnsi="Times New Roman"/>
+          <w:i/>
+          <w:color w:val="FF4400"/>
+          <w:sz w:val="24"/>
+        </w:rPr>
+        <w:t>Священик:</w:t>
+      </w:r>
+      <w:r>
+        <w:rPr>
+          <w:rFonts w:ascii="Times New Roman" w:hAnsi="Times New Roman"/>
+          <w:sz w:val="24"/>
+        </w:rPr>
+        <w:t xml:space="preserve"> Бо милостивий і чоловіколюбець Бог єси, і тобі славу возсилаємо: Отцю, і Сину, і Святому Духові, нині і повсякчас, і на віки віків.</w:t>
+      </w:r>
+    </w:p>
+    <w:p>
+      <w:pPr>
+        <w:spacing w:after="120" w:lineRule="auto"/>
+        <w:jc w:val="both"/>
+        <w:rPr>
+          <w:rFonts w:ascii="Times New Roman" w:cs="Times New Roman" w:eastAsia="Times New Roman" w:hAnsi="Times New Roman"/>
+          <w:sz w:val="24"/>
+          <w:szCs w:val="24"/>
+        </w:rPr>
+      </w:pPr>
+      <w:r>
+        <w:rPr>
+          <w:rFonts w:ascii="Times New Roman" w:cs="Times New Roman" w:eastAsia="Times New Roman" w:hAnsi="Times New Roman"/>
+          <w:i w:val="1"/>
+          <w:color w:val="ff0000"/>
+          <w:sz w:val="24"/>
+          <w:szCs w:val="24"/>
+          <w:rtl w:val="0"/>
+        </w:rPr>
+        <w:t xml:space="preserve">Вірні:</w:t>
+      </w:r>
+      <w:r>
+        <w:rPr>
+          <w:rFonts w:ascii="Times New Roman" w:cs="Times New Roman" w:eastAsia="Times New Roman" w:hAnsi="Times New Roman"/>
+          <w:sz w:val="24"/>
+          <w:szCs w:val="24"/>
+          <w:rtl w:val="0"/>
+        </w:rPr>
+        <w:t xml:space="preserve"> Амінь.</w:t>
       </w:r>
     </w:p>
     <w:p>
@@ -5357,635 +6236,207 @@
           <w:szCs w:val="24"/>
           <w:rtl w:val="0"/>
         </w:rPr>
-        <w:t xml:space="preserve">Єктенія усильного благання</w:t>
-      </w:r>
-    </w:p>
-    <w:p>
-      <w:pPr>
-        <w:spacing w:after="120" w:lineRule="auto"/>
-        <w:jc w:val="both"/>
-        <w:rPr>
-          <w:rFonts w:ascii="Times New Roman" w:cs="Times New Roman" w:eastAsia="Times New Roman" w:hAnsi="Times New Roman"/>
-          <w:sz w:val="24"/>
-          <w:szCs w:val="24"/>
-        </w:rPr>
-      </w:pPr>
-      <w:r>
-        <w:rPr>
-          <w:rFonts w:ascii="Times New Roman" w:cs="Times New Roman" w:eastAsia="Times New Roman" w:hAnsi="Times New Roman"/>
-          <w:sz w:val="24"/>
-          <w:szCs w:val="24"/>
-          <w:rtl w:val="0"/>
-        </w:rPr>
-        <w:t xml:space="preserve">Промовмо всі з усієї душі і з усієї мислі нашої, промовмо.</w:t>
-      </w:r>
-    </w:p>
-    <w:p>
-      <w:pPr>
-        <w:spacing w:after="120" w:lineRule="auto"/>
-        <w:jc w:val="both"/>
-        <w:rPr>
-          <w:rFonts w:ascii="Times New Roman" w:cs="Times New Roman" w:eastAsia="Times New Roman" w:hAnsi="Times New Roman"/>
-          <w:sz w:val="24"/>
-          <w:szCs w:val="24"/>
-        </w:rPr>
-      </w:pPr>
-      <w:r>
-        <w:rPr>
-          <w:rFonts w:ascii="Times New Roman" w:cs="Times New Roman" w:eastAsia="Times New Roman" w:hAnsi="Times New Roman"/>
-          <w:i w:val="1"/>
-          <w:color w:val="ff0000"/>
-          <w:sz w:val="24"/>
-          <w:szCs w:val="24"/>
-          <w:rtl w:val="0"/>
-        </w:rPr>
-        <w:t xml:space="preserve">Вірні:</w:t>
-      </w:r>
-      <w:r>
-        <w:rPr>
-          <w:rFonts w:ascii="Times New Roman" w:cs="Times New Roman" w:eastAsia="Times New Roman" w:hAnsi="Times New Roman"/>
-          <w:color w:val="ff0000"/>
-          <w:sz w:val="24"/>
-          <w:szCs w:val="24"/>
-          <w:rtl w:val="0"/>
-        </w:rPr>
-        <w:t xml:space="preserve"> </w:t>
-      </w:r>
-      <w:r>
-        <w:rPr>
-          <w:rFonts w:ascii="Times New Roman" w:cs="Times New Roman" w:eastAsia="Times New Roman" w:hAnsi="Times New Roman"/>
-          <w:sz w:val="24"/>
-          <w:szCs w:val="24"/>
-          <w:rtl w:val="0"/>
-        </w:rPr>
-        <w:t xml:space="preserve">Господи, помилуй.</w:t>
-      </w:r>
-    </w:p>
-    <w:p>
-      <w:pPr>
-        <w:spacing w:after="120" w:lineRule="auto"/>
-        <w:jc w:val="both"/>
-        <w:rPr>
-          <w:rFonts w:ascii="Times New Roman" w:cs="Times New Roman" w:eastAsia="Times New Roman" w:hAnsi="Times New Roman"/>
-          <w:sz w:val="24"/>
-          <w:szCs w:val="24"/>
-        </w:rPr>
-      </w:pPr>
-      <w:r>
-        <w:rPr>
-          <w:rFonts w:ascii="Times New Roman" w:cs="Times New Roman" w:eastAsia="Times New Roman" w:hAnsi="Times New Roman"/>
-          <w:sz w:val="24"/>
-          <w:szCs w:val="24"/>
-          <w:rtl w:val="0"/>
-        </w:rPr>
-        <w:t xml:space="preserve">Господи, Вседержителю, Боже отців наших, молимось тобі, вислухай і помилуй.</w:t>
-      </w:r>
-    </w:p>
-    <w:p>
-      <w:pPr>
-        <w:spacing w:after="120" w:lineRule="auto"/>
-        <w:jc w:val="both"/>
-        <w:rPr>
-          <w:rFonts w:ascii="Times New Roman" w:cs="Times New Roman" w:eastAsia="Times New Roman" w:hAnsi="Times New Roman"/>
-          <w:sz w:val="24"/>
-          <w:szCs w:val="24"/>
-        </w:rPr>
-      </w:pPr>
-      <w:r>
-        <w:rPr>
-          <w:rFonts w:ascii="Times New Roman" w:cs="Times New Roman" w:eastAsia="Times New Roman" w:hAnsi="Times New Roman"/>
-          <w:i w:val="1"/>
-          <w:color w:val="ff0000"/>
-          <w:sz w:val="24"/>
-          <w:szCs w:val="24"/>
-          <w:rtl w:val="0"/>
-        </w:rPr>
-        <w:t xml:space="preserve">Вірні:</w:t>
-      </w:r>
-      <w:r>
-        <w:rPr>
-          <w:rFonts w:ascii="Times New Roman" w:cs="Times New Roman" w:eastAsia="Times New Roman" w:hAnsi="Times New Roman"/>
-          <w:color w:val="ff0000"/>
-          <w:sz w:val="24"/>
-          <w:szCs w:val="24"/>
-          <w:rtl w:val="0"/>
-        </w:rPr>
-        <w:t xml:space="preserve"> </w:t>
-      </w:r>
-      <w:r>
-        <w:rPr>
-          <w:rFonts w:ascii="Times New Roman" w:cs="Times New Roman" w:eastAsia="Times New Roman" w:hAnsi="Times New Roman"/>
-          <w:sz w:val="24"/>
-          <w:szCs w:val="24"/>
-          <w:rtl w:val="0"/>
-        </w:rPr>
-        <w:t xml:space="preserve">Господи, помилуй.</w:t>
-      </w:r>
-    </w:p>
-    <w:p>
-      <w:pPr>
-        <w:spacing w:after="120" w:lineRule="auto"/>
-        <w:jc w:val="both"/>
-        <w:rPr>
-          <w:rFonts w:ascii="Times New Roman" w:cs="Times New Roman" w:eastAsia="Times New Roman" w:hAnsi="Times New Roman"/>
-          <w:sz w:val="24"/>
-          <w:szCs w:val="24"/>
-        </w:rPr>
-      </w:pPr>
-      <w:r>
-        <w:rPr>
-          <w:rFonts w:ascii="Times New Roman" w:cs="Times New Roman" w:eastAsia="Times New Roman" w:hAnsi="Times New Roman"/>
-          <w:sz w:val="24"/>
-          <w:szCs w:val="24"/>
-          <w:rtl w:val="0"/>
-        </w:rPr>
-        <w:t xml:space="preserve">Помилуй нас, Боже, з великої милости твоєї, молимось тобі, вислухай і помилуй.</w:t>
-      </w:r>
-    </w:p>
-    <w:p>
-      <w:pPr>
-        <w:spacing w:after="120" w:lineRule="auto"/>
-        <w:jc w:val="both"/>
-        <w:rPr>
-          <w:rFonts w:ascii="Times New Roman" w:cs="Times New Roman" w:eastAsia="Times New Roman" w:hAnsi="Times New Roman"/>
-          <w:i w:val="1"/>
-          <w:sz w:val="24"/>
-          <w:szCs w:val="24"/>
-        </w:rPr>
-      </w:pPr>
-      <w:r>
-        <w:rPr>
-          <w:rFonts w:ascii="Times New Roman" w:cs="Times New Roman" w:eastAsia="Times New Roman" w:hAnsi="Times New Roman"/>
-          <w:i w:val="1"/>
-          <w:color w:val="ff0000"/>
-          <w:sz w:val="24"/>
-          <w:szCs w:val="24"/>
-          <w:rtl w:val="0"/>
-        </w:rPr>
-        <w:t xml:space="preserve">Вірні:</w:t>
-      </w:r>
-      <w:r>
-        <w:rPr>
-          <w:rFonts w:ascii="Times New Roman" w:cs="Times New Roman" w:eastAsia="Times New Roman" w:hAnsi="Times New Roman"/>
-          <w:sz w:val="24"/>
-          <w:szCs w:val="24"/>
-          <w:rtl w:val="0"/>
-        </w:rPr>
-        <w:t xml:space="preserve"> Господи, помилуй </w:t>
-      </w:r>
-      <w:r>
-        <w:rPr>
-          <w:rFonts w:ascii="Times New Roman" w:cs="Times New Roman" w:eastAsia="Times New Roman" w:hAnsi="Times New Roman"/>
-          <w:i w:val="1"/>
-          <w:color w:val="ff0000"/>
-          <w:sz w:val="24"/>
-          <w:szCs w:val="24"/>
-          <w:rtl w:val="0"/>
-        </w:rPr>
-        <w:t xml:space="preserve">(3 р.)</w:t>
-      </w:r>
-      <w:r>
-        <w:rPr>
-          <w:rtl w:val="0"/>
-        </w:rPr>
-      </w:r>
-    </w:p>
-    <w:p>
-      <w:pPr>
-        <w:spacing w:after="120" w:lineRule="auto"/>
-        <w:jc w:val="both"/>
-        <w:rPr>
-          <w:rFonts w:ascii="Times New Roman" w:cs="Times New Roman" w:eastAsia="Times New Roman" w:hAnsi="Times New Roman"/>
-          <w:sz w:val="24"/>
-          <w:szCs w:val="24"/>
-        </w:rPr>
-      </w:pPr>
-      <w:r>
-        <w:rPr>
-          <w:rFonts w:ascii="Times New Roman" w:cs="Times New Roman" w:eastAsia="Times New Roman" w:hAnsi="Times New Roman"/>
-          <w:sz w:val="24"/>
-          <w:szCs w:val="24"/>
-          <w:rtl w:val="0"/>
-        </w:rPr>
-        <w:t xml:space="preserve">Ще молимось за святішого вселенського Архиєрея Франциска, Папу Римського, і за блаженнішого Патріарха нашого Святослава, і за преосвященнішого Митрополита нашого Кир </w:t>
-      </w:r>
-      <w:r>
-        <w:rPr>
-          <w:rFonts w:ascii="Times New Roman" w:cs="Times New Roman" w:eastAsia="Times New Roman" w:hAnsi="Times New Roman"/>
-          <w:i w:val="1"/>
-          <w:color w:val="ff0000"/>
-          <w:sz w:val="24"/>
-          <w:szCs w:val="24"/>
-          <w:rtl w:val="0"/>
-        </w:rPr>
-        <w:t xml:space="preserve">(ім'я)</w:t>
-      </w:r>
-      <w:r>
-        <w:rPr>
-          <w:rFonts w:ascii="Times New Roman" w:cs="Times New Roman" w:eastAsia="Times New Roman" w:hAnsi="Times New Roman"/>
-          <w:sz w:val="24"/>
-          <w:szCs w:val="24"/>
-          <w:rtl w:val="0"/>
-        </w:rPr>
-        <w:t xml:space="preserve">, і за боголюбивого Єпископа нашого Кир </w:t>
-      </w:r>
-      <w:r>
-        <w:rPr>
-          <w:rFonts w:ascii="Times New Roman" w:cs="Times New Roman" w:eastAsia="Times New Roman" w:hAnsi="Times New Roman"/>
-          <w:i w:val="1"/>
-          <w:color w:val="ff0000"/>
-          <w:sz w:val="24"/>
-          <w:szCs w:val="24"/>
-          <w:rtl w:val="0"/>
-        </w:rPr>
-        <w:t xml:space="preserve">(ім'я)</w:t>
-      </w:r>
-      <w:r>
-        <w:rPr>
-          <w:rFonts w:ascii="Times New Roman" w:cs="Times New Roman" w:eastAsia="Times New Roman" w:hAnsi="Times New Roman"/>
-          <w:sz w:val="24"/>
-          <w:szCs w:val="24"/>
-          <w:rtl w:val="0"/>
-        </w:rPr>
-        <w:t xml:space="preserve">, [і за всечесніших отців наших Протоархимандрита </w:t>
-      </w:r>
-      <w:r>
-        <w:rPr>
-          <w:rFonts w:ascii="Times New Roman" w:cs="Times New Roman" w:eastAsia="Times New Roman" w:hAnsi="Times New Roman"/>
-          <w:i w:val="1"/>
-          <w:color w:val="ff0000"/>
-          <w:sz w:val="24"/>
-          <w:szCs w:val="24"/>
-          <w:rtl w:val="0"/>
-        </w:rPr>
-        <w:t xml:space="preserve">(ім'я)</w:t>
-      </w:r>
-      <w:r>
-        <w:rPr>
-          <w:rFonts w:ascii="Times New Roman" w:cs="Times New Roman" w:eastAsia="Times New Roman" w:hAnsi="Times New Roman"/>
-          <w:sz w:val="24"/>
-          <w:szCs w:val="24"/>
-          <w:rtl w:val="0"/>
-        </w:rPr>
-        <w:t xml:space="preserve">, Архимандрита </w:t>
-      </w:r>
-      <w:r>
-        <w:rPr>
-          <w:rFonts w:ascii="Times New Roman" w:cs="Times New Roman" w:eastAsia="Times New Roman" w:hAnsi="Times New Roman"/>
-          <w:i w:val="1"/>
-          <w:color w:val="ff0000"/>
-          <w:sz w:val="24"/>
-          <w:szCs w:val="24"/>
-          <w:rtl w:val="0"/>
-        </w:rPr>
-        <w:t xml:space="preserve">(ім'я)</w:t>
-      </w:r>
-      <w:r>
-        <w:rPr>
-          <w:rFonts w:ascii="Times New Roman" w:cs="Times New Roman" w:eastAsia="Times New Roman" w:hAnsi="Times New Roman"/>
-          <w:sz w:val="24"/>
-          <w:szCs w:val="24"/>
-          <w:rtl w:val="0"/>
-        </w:rPr>
-        <w:t xml:space="preserve">, Протоігумена </w:t>
-      </w:r>
-      <w:r>
-        <w:rPr>
-          <w:rFonts w:ascii="Times New Roman" w:cs="Times New Roman" w:eastAsia="Times New Roman" w:hAnsi="Times New Roman"/>
-          <w:i w:val="1"/>
-          <w:color w:val="ff0000"/>
-          <w:sz w:val="24"/>
-          <w:szCs w:val="24"/>
-          <w:rtl w:val="0"/>
-        </w:rPr>
-        <w:t xml:space="preserve">(ім'я)</w:t>
-      </w:r>
-      <w:r>
-        <w:rPr>
-          <w:rFonts w:ascii="Times New Roman" w:cs="Times New Roman" w:eastAsia="Times New Roman" w:hAnsi="Times New Roman"/>
-          <w:sz w:val="24"/>
-          <w:szCs w:val="24"/>
-          <w:rtl w:val="0"/>
-        </w:rPr>
-        <w:t xml:space="preserve"> й Ігумена </w:t>
-      </w:r>
-      <w:r>
-        <w:rPr>
-          <w:rFonts w:ascii="Times New Roman" w:cs="Times New Roman" w:eastAsia="Times New Roman" w:hAnsi="Times New Roman"/>
-          <w:i w:val="1"/>
-          <w:color w:val="ff0000"/>
-          <w:sz w:val="24"/>
-          <w:szCs w:val="24"/>
-          <w:rtl w:val="0"/>
-        </w:rPr>
-        <w:t xml:space="preserve">(ім'я)</w:t>
-      </w:r>
-      <w:r>
-        <w:rPr>
-          <w:rFonts w:ascii="Times New Roman" w:cs="Times New Roman" w:eastAsia="Times New Roman" w:hAnsi="Times New Roman"/>
-          <w:sz w:val="24"/>
-          <w:szCs w:val="24"/>
-          <w:rtl w:val="0"/>
-        </w:rPr>
-        <w:t xml:space="preserve">], за тих, що служать і послужили у святому храмі цьому [і в святій обителі цій], і за отців наших духовних, і всіх у Христі братів наших.</w:t>
-      </w:r>
-    </w:p>
-    <w:p>
-      <w:pPr>
-        <w:spacing w:after="120" w:lineRule="auto"/>
-        <w:jc w:val="both"/>
-        <w:rPr>
-          <w:rFonts w:ascii="Times New Roman" w:cs="Times New Roman" w:eastAsia="Times New Roman" w:hAnsi="Times New Roman"/>
-          <w:i w:val="1"/>
-          <w:sz w:val="24"/>
-          <w:szCs w:val="24"/>
-        </w:rPr>
-      </w:pPr>
-      <w:r>
-        <w:rPr>
-          <w:rFonts w:ascii="Times New Roman" w:cs="Times New Roman" w:eastAsia="Times New Roman" w:hAnsi="Times New Roman"/>
-          <w:i w:val="1"/>
-          <w:color w:val="ff0000"/>
-          <w:sz w:val="24"/>
-          <w:szCs w:val="24"/>
-          <w:rtl w:val="0"/>
-        </w:rPr>
-        <w:t xml:space="preserve">Вірні:</w:t>
-      </w:r>
-      <w:r>
-        <w:rPr>
-          <w:rFonts w:ascii="Times New Roman" w:cs="Times New Roman" w:eastAsia="Times New Roman" w:hAnsi="Times New Roman"/>
-          <w:sz w:val="24"/>
-          <w:szCs w:val="24"/>
-          <w:rtl w:val="0"/>
-        </w:rPr>
-        <w:t xml:space="preserve"> Господи, помилуй</w:t>
-      </w:r>
-      <w:r>
-        <w:rPr>
-          <w:rFonts w:ascii="Times New Roman" w:cs="Times New Roman" w:eastAsia="Times New Roman" w:hAnsi="Times New Roman"/>
-          <w:i w:val="1"/>
-          <w:sz w:val="24"/>
-          <w:szCs w:val="24"/>
-          <w:rtl w:val="0"/>
-        </w:rPr>
-        <w:t xml:space="preserve"> </w:t>
-      </w:r>
-      <w:r>
-        <w:rPr>
-          <w:rFonts w:ascii="Times New Roman" w:cs="Times New Roman" w:eastAsia="Times New Roman" w:hAnsi="Times New Roman"/>
-          <w:i w:val="1"/>
-          <w:color w:val="ff0000"/>
-          <w:sz w:val="24"/>
-          <w:szCs w:val="24"/>
-          <w:rtl w:val="0"/>
-        </w:rPr>
-        <w:t xml:space="preserve">(3 р.)</w:t>
-      </w:r>
-      <w:r>
-        <w:rPr>
-          <w:rtl w:val="0"/>
-        </w:rPr>
-      </w:r>
-    </w:p>
-    <w:p>
-      <w:pPr>
-        <w:spacing w:after="120" w:lineRule="auto"/>
-        <w:jc w:val="both"/>
-        <w:rPr>
-          <w:rFonts w:ascii="Times New Roman" w:cs="Times New Roman" w:eastAsia="Times New Roman" w:hAnsi="Times New Roman"/>
-          <w:sz w:val="24"/>
-          <w:szCs w:val="24"/>
-        </w:rPr>
-      </w:pPr>
-      <w:r>
-        <w:rPr>
-          <w:rFonts w:ascii="Times New Roman" w:cs="Times New Roman" w:eastAsia="Times New Roman" w:hAnsi="Times New Roman"/>
-          <w:sz w:val="24"/>
-          <w:szCs w:val="24"/>
-          <w:rtl w:val="0"/>
-        </w:rPr>
-        <w:t xml:space="preserve">Ще молимось за Богом бережений народ наш, за правління і за все військо.</w:t>
-      </w:r>
-    </w:p>
-    <w:p>
-      <w:pPr>
-        <w:spacing w:after="120" w:lineRule="auto"/>
-        <w:jc w:val="both"/>
-        <w:rPr>
-          <w:rFonts w:ascii="Times New Roman" w:cs="Times New Roman" w:eastAsia="Times New Roman" w:hAnsi="Times New Roman"/>
-          <w:i w:val="1"/>
-          <w:sz w:val="24"/>
-          <w:szCs w:val="24"/>
-        </w:rPr>
-      </w:pPr>
-      <w:r>
-        <w:rPr>
-          <w:rFonts w:ascii="Times New Roman" w:cs="Times New Roman" w:eastAsia="Times New Roman" w:hAnsi="Times New Roman"/>
-          <w:i w:val="1"/>
-          <w:color w:val="ff0000"/>
-          <w:sz w:val="24"/>
-          <w:szCs w:val="24"/>
-          <w:rtl w:val="0"/>
-        </w:rPr>
-        <w:t xml:space="preserve">Вірні:</w:t>
-      </w:r>
-      <w:r>
-        <w:rPr>
-          <w:rFonts w:ascii="Times New Roman" w:cs="Times New Roman" w:eastAsia="Times New Roman" w:hAnsi="Times New Roman"/>
-          <w:sz w:val="24"/>
-          <w:szCs w:val="24"/>
-          <w:rtl w:val="0"/>
-        </w:rPr>
-        <w:t xml:space="preserve"> Господи, помилуй</w:t>
-      </w:r>
-      <w:r>
-        <w:rPr>
-          <w:rFonts w:ascii="Times New Roman" w:cs="Times New Roman" w:eastAsia="Times New Roman" w:hAnsi="Times New Roman"/>
-          <w:i w:val="1"/>
-          <w:sz w:val="24"/>
-          <w:szCs w:val="24"/>
-          <w:rtl w:val="0"/>
-        </w:rPr>
-        <w:t xml:space="preserve"> </w:t>
-      </w:r>
-      <w:r>
-        <w:rPr>
-          <w:rFonts w:ascii="Times New Roman" w:cs="Times New Roman" w:eastAsia="Times New Roman" w:hAnsi="Times New Roman"/>
-          <w:i w:val="1"/>
-          <w:color w:val="ff0000"/>
-          <w:sz w:val="24"/>
-          <w:szCs w:val="24"/>
-          <w:rtl w:val="0"/>
-        </w:rPr>
-        <w:t xml:space="preserve">(3 р.)</w:t>
-      </w:r>
-      <w:r>
-        <w:rPr>
-          <w:rtl w:val="0"/>
-        </w:rPr>
-      </w:r>
-    </w:p>
-    <w:p>
-      <w:pPr>
-        <w:spacing w:after="120" w:lineRule="auto"/>
-        <w:jc w:val="both"/>
-        <w:rPr>
-          <w:rFonts w:ascii="Times New Roman" w:cs="Times New Roman" w:eastAsia="Times New Roman" w:hAnsi="Times New Roman"/>
-          <w:sz w:val="24"/>
-          <w:szCs w:val="24"/>
-        </w:rPr>
-      </w:pPr>
-      <w:r>
-        <w:rPr>
-          <w:rFonts w:ascii="Times New Roman" w:cs="Times New Roman" w:eastAsia="Times New Roman" w:hAnsi="Times New Roman"/>
-          <w:sz w:val="24"/>
-          <w:szCs w:val="24"/>
-          <w:rtl w:val="0"/>
-        </w:rPr>
-        <w:t xml:space="preserve">Ще молимось за тут присутніх людей, що очікують від тебе великої і багатої милости, за тих, що творять нам милостиню, і за всіх православних християн.</w:t>
-      </w:r>
-    </w:p>
-    <w:p>
-      <w:pPr>
-        <w:spacing w:after="120" w:lineRule="auto"/>
-        <w:jc w:val="both"/>
-        <w:rPr>
-          <w:rFonts w:ascii="Times New Roman" w:cs="Times New Roman" w:eastAsia="Times New Roman" w:hAnsi="Times New Roman"/>
-          <w:i w:val="1"/>
-          <w:sz w:val="24"/>
-          <w:szCs w:val="24"/>
-        </w:rPr>
-      </w:pPr>
-      <w:r>
-        <w:rPr>
-          <w:rFonts w:ascii="Times New Roman" w:cs="Times New Roman" w:eastAsia="Times New Roman" w:hAnsi="Times New Roman"/>
-          <w:i w:val="1"/>
-          <w:color w:val="ff0000"/>
-          <w:sz w:val="24"/>
-          <w:szCs w:val="24"/>
-          <w:rtl w:val="0"/>
-        </w:rPr>
-        <w:t xml:space="preserve">Вірні:</w:t>
-      </w:r>
-      <w:r>
-        <w:rPr>
-          <w:rFonts w:ascii="Times New Roman" w:cs="Times New Roman" w:eastAsia="Times New Roman" w:hAnsi="Times New Roman"/>
-          <w:sz w:val="24"/>
-          <w:szCs w:val="24"/>
-          <w:rtl w:val="0"/>
-        </w:rPr>
-        <w:t xml:space="preserve"> Господи, помилуй</w:t>
-      </w:r>
-      <w:r>
-        <w:rPr>
-          <w:rFonts w:ascii="Times New Roman" w:cs="Times New Roman" w:eastAsia="Times New Roman" w:hAnsi="Times New Roman"/>
-          <w:i w:val="1"/>
-          <w:sz w:val="24"/>
-          <w:szCs w:val="24"/>
-          <w:rtl w:val="0"/>
-        </w:rPr>
-        <w:t xml:space="preserve"> </w:t>
-      </w:r>
-      <w:r>
-        <w:rPr>
-          <w:rFonts w:ascii="Times New Roman" w:cs="Times New Roman" w:eastAsia="Times New Roman" w:hAnsi="Times New Roman"/>
-          <w:i w:val="1"/>
-          <w:color w:val="ff0000"/>
-          <w:sz w:val="24"/>
-          <w:szCs w:val="24"/>
-          <w:rtl w:val="0"/>
-        </w:rPr>
-        <w:t xml:space="preserve">(3 р.)</w:t>
-      </w:r>
-      <w:r>
-        <w:rPr>
-          <w:rtl w:val="0"/>
-        </w:rPr>
-      </w:r>
-    </w:p>
-    <w:p>
-      <w:pPr>
-        <w:spacing w:after="120" w:lineRule="auto"/>
-        <w:jc w:val="both"/>
-        <w:rPr>
-          <w:rFonts w:ascii="Times New Roman" w:cs="Times New Roman" w:eastAsia="Times New Roman" w:hAnsi="Times New Roman"/>
-          <w:sz w:val="24"/>
-          <w:szCs w:val="24"/>
-          <w:u w:val="single"/>
-        </w:rPr>
-      </w:pPr>
-      <w:r>
-        <w:rPr>
-          <w:rFonts w:ascii="Times New Roman" w:cs="Times New Roman" w:eastAsia="Times New Roman" w:hAnsi="Times New Roman"/>
-          <w:sz w:val="24"/>
-          <w:szCs w:val="24"/>
-          <w:u w:val="single"/>
-          <w:rtl w:val="0"/>
-        </w:rPr>
-        <w:t xml:space="preserve">[Господи, Боже наш! Згадай нас грішних і недостойних слуг твоїх, коли призиваємо святе ім'я твоє, і не осороми нас, коли очікуємо милости твоєї, але вислухай, Господи, усі наші спасенні прохання, і вчини нас достойними любити і боятися тебе від усього серця нашого і творити в усьому волю твою.]</w:t>
-      </w:r>
-    </w:p>
-    <w:p>
-      <w:pPr>
-        <w:spacing w:after="120" w:lineRule="auto"/>
-        <w:jc w:val="both"/>
-        <w:rPr>
-          <w:rFonts w:ascii="Times New Roman" w:cs="Times New Roman" w:eastAsia="Times New Roman" w:hAnsi="Times New Roman"/>
-          <w:sz w:val="24"/>
-          <w:szCs w:val="24"/>
-        </w:rPr>
-      </w:pPr>
-      <w:r>
-        <w:rPr>
-          <w:rFonts w:ascii="Times New Roman" w:cs="Times New Roman" w:eastAsia="Times New Roman" w:hAnsi="Times New Roman"/>
-          <w:i w:val="1"/>
-          <w:color w:val="ff0000"/>
-          <w:sz w:val="24"/>
-          <w:szCs w:val="24"/>
-          <w:rtl w:val="0"/>
-        </w:rPr>
-        <w:t xml:space="preserve">Священик:</w:t>
-      </w:r>
-      <w:r>
-        <w:rPr>
-          <w:rFonts w:ascii="Times New Roman" w:cs="Times New Roman" w:eastAsia="Times New Roman" w:hAnsi="Times New Roman"/>
-          <w:sz w:val="24"/>
-          <w:szCs w:val="24"/>
-          <w:rtl w:val="0"/>
-        </w:rPr>
-        <w:t xml:space="preserve"> Бо милостивий і чоловіколюбець Бог єси, і тобі славу возсилаємо: Отцю, і Сину, і Святому Духові, нині і повсякчас, і на віки віків.</w:t>
-      </w:r>
-    </w:p>
-    <w:p>
-      <w:pPr>
-        <w:spacing w:after="120" w:lineRule="auto"/>
-        <w:jc w:val="both"/>
-        <w:rPr>
-          <w:rFonts w:ascii="Times New Roman" w:cs="Times New Roman" w:eastAsia="Times New Roman" w:hAnsi="Times New Roman"/>
-          <w:sz w:val="24"/>
-          <w:szCs w:val="24"/>
-        </w:rPr>
-      </w:pPr>
-      <w:r>
-        <w:rPr>
-          <w:rFonts w:ascii="Times New Roman" w:cs="Times New Roman" w:eastAsia="Times New Roman" w:hAnsi="Times New Roman"/>
-          <w:i w:val="1"/>
-          <w:color w:val="ff0000"/>
-          <w:sz w:val="24"/>
-          <w:szCs w:val="24"/>
-          <w:rtl w:val="0"/>
-        </w:rPr>
-        <w:t xml:space="preserve">Вірні:</w:t>
-      </w:r>
-      <w:r>
-        <w:rPr>
-          <w:rFonts w:ascii="Times New Roman" w:cs="Times New Roman" w:eastAsia="Times New Roman" w:hAnsi="Times New Roman"/>
-          <w:sz w:val="24"/>
-          <w:szCs w:val="24"/>
-          <w:rtl w:val="0"/>
-        </w:rPr>
-        <w:t xml:space="preserve"> Амінь.</w:t>
+        <w:t xml:space="preserve">Сподоби, Господи</w:t>
+      </w:r>
+    </w:p>
+    <w:p>
+      <w:pPr>
+        <w:spacing w:after="120" w:lineRule="auto"/>
+        <w:jc w:val="both"/>
+        <w:rPr>
+          <w:rFonts w:ascii="Times New Roman" w:cs="Times New Roman" w:eastAsia="Times New Roman" w:hAnsi="Times New Roman"/>
+          <w:sz w:val="24"/>
+          <w:szCs w:val="24"/>
+        </w:rPr>
+      </w:pPr>
+      <w:r>
+        <w:rPr>
+          <w:rFonts w:ascii="Times New Roman" w:cs="Times New Roman" w:eastAsia="Times New Roman" w:hAnsi="Times New Roman"/>
+          <w:sz w:val="24"/>
+          <w:szCs w:val="24"/>
+          <w:rtl w:val="0"/>
+        </w:rPr>
+        <w:t xml:space="preserve">Сподоби, Господи, цього вечора* без гріха зберегтися нам.</w:t>
+      </w:r>
+    </w:p>
+    <w:p>
+      <w:pPr>
+        <w:spacing w:after="120" w:lineRule="auto"/>
+        <w:jc w:val="both"/>
+        <w:rPr>
+          <w:rFonts w:ascii="Times New Roman" w:cs="Times New Roman" w:eastAsia="Times New Roman" w:hAnsi="Times New Roman"/>
+          <w:sz w:val="24"/>
+          <w:szCs w:val="24"/>
+        </w:rPr>
+      </w:pPr>
+      <w:r>
+        <w:rPr>
+          <w:rFonts w:ascii="Times New Roman" w:cs="Times New Roman" w:eastAsia="Times New Roman" w:hAnsi="Times New Roman"/>
+          <w:sz w:val="24"/>
+          <w:szCs w:val="24"/>
+          <w:rtl w:val="0"/>
+        </w:rPr>
+        <w:t xml:space="preserve">Благословенний ти, Господи, Боже отців наших,* і хвальне і прославлене ім'я твоє навіки. Амінь.</w:t>
+      </w:r>
+    </w:p>
+    <w:p>
+      <w:pPr>
+        <w:spacing w:after="120" w:lineRule="auto"/>
+        <w:jc w:val="both"/>
+        <w:rPr>
+          <w:rFonts w:ascii="Times New Roman" w:cs="Times New Roman" w:eastAsia="Times New Roman" w:hAnsi="Times New Roman"/>
+          <w:sz w:val="24"/>
+          <w:szCs w:val="24"/>
+        </w:rPr>
+      </w:pPr>
+      <w:r>
+        <w:rPr>
+          <w:rFonts w:ascii="Times New Roman" w:cs="Times New Roman" w:eastAsia="Times New Roman" w:hAnsi="Times New Roman"/>
+          <w:sz w:val="24"/>
+          <w:szCs w:val="24"/>
+          <w:rtl w:val="0"/>
+        </w:rPr>
+        <w:t xml:space="preserve">Нехай буде, Господи, милість твоя на нас,* бо ми надіємось на тебе.</w:t>
+      </w:r>
+    </w:p>
+    <w:p>
+      <w:pPr>
+        <w:spacing w:after="120" w:lineRule="auto"/>
+        <w:jc w:val="both"/>
+        <w:rPr>
+          <w:rFonts w:ascii="Times New Roman" w:cs="Times New Roman" w:eastAsia="Times New Roman" w:hAnsi="Times New Roman"/>
+          <w:sz w:val="24"/>
+          <w:szCs w:val="24"/>
+        </w:rPr>
+      </w:pPr>
+      <w:r>
+        <w:rPr>
+          <w:rFonts w:ascii="Times New Roman" w:cs="Times New Roman" w:eastAsia="Times New Roman" w:hAnsi="Times New Roman"/>
+          <w:sz w:val="24"/>
+          <w:szCs w:val="24"/>
+          <w:rtl w:val="0"/>
+        </w:rPr>
+        <w:t xml:space="preserve">Благословенний ти, Господи,* навчи мене установ твоїх.</w:t>
+      </w:r>
+    </w:p>
+    <w:p>
+      <w:pPr>
+        <w:spacing w:after="120" w:lineRule="auto"/>
+        <w:jc w:val="both"/>
+        <w:rPr>
+          <w:rFonts w:ascii="Times New Roman" w:cs="Times New Roman" w:eastAsia="Times New Roman" w:hAnsi="Times New Roman"/>
+          <w:sz w:val="24"/>
+          <w:szCs w:val="24"/>
+        </w:rPr>
+      </w:pPr>
+      <w:r>
+        <w:rPr>
+          <w:rFonts w:ascii="Times New Roman" w:cs="Times New Roman" w:eastAsia="Times New Roman" w:hAnsi="Times New Roman"/>
+          <w:sz w:val="24"/>
+          <w:szCs w:val="24"/>
+          <w:rtl w:val="0"/>
+        </w:rPr>
+        <w:t xml:space="preserve">Благословенний ти, Владико,* врозуми мене установами твоїми.</w:t>
+      </w:r>
+    </w:p>
+    <w:p>
+      <w:pPr>
+        <w:spacing w:after="120" w:lineRule="auto"/>
+        <w:jc w:val="both"/>
+        <w:rPr>
+          <w:rFonts w:ascii="Times New Roman" w:cs="Times New Roman" w:eastAsia="Times New Roman" w:hAnsi="Times New Roman"/>
+          <w:sz w:val="24"/>
+          <w:szCs w:val="24"/>
+        </w:rPr>
+      </w:pPr>
+      <w:r>
+        <w:rPr>
+          <w:rFonts w:ascii="Times New Roman" w:cs="Times New Roman" w:eastAsia="Times New Roman" w:hAnsi="Times New Roman"/>
+          <w:sz w:val="24"/>
+          <w:szCs w:val="24"/>
+          <w:rtl w:val="0"/>
+        </w:rPr>
+        <w:t xml:space="preserve">Благословенний ти, Святий,* просвіти мене установами твоїми.</w:t>
+      </w:r>
+    </w:p>
+    <w:p>
+      <w:pPr>
+        <w:spacing w:after="120" w:lineRule="auto"/>
+        <w:jc w:val="both"/>
+        <w:rPr>
+          <w:rFonts w:ascii="Times New Roman" w:cs="Times New Roman" w:eastAsia="Times New Roman" w:hAnsi="Times New Roman"/>
+          <w:sz w:val="24"/>
+          <w:szCs w:val="24"/>
+        </w:rPr>
+      </w:pPr>
+      <w:r>
+        <w:rPr>
+          <w:rFonts w:ascii="Times New Roman" w:cs="Times New Roman" w:eastAsia="Times New Roman" w:hAnsi="Times New Roman"/>
+          <w:sz w:val="24"/>
+          <w:szCs w:val="24"/>
+          <w:rtl w:val="0"/>
+        </w:rPr>
+        <w:t xml:space="preserve">Господи, милість твоя повіки,* не покидай діло рук твоїх.</w:t>
+      </w:r>
+    </w:p>
+    <w:p>
+      <w:pPr>
+        <w:spacing w:after="120" w:lineRule="auto"/>
+        <w:jc w:val="both"/>
+        <w:rPr>
+          <w:rFonts w:ascii="Times New Roman" w:cs="Times New Roman" w:eastAsia="Times New Roman" w:hAnsi="Times New Roman"/>
+          <w:sz w:val="24"/>
+          <w:szCs w:val="24"/>
+        </w:rPr>
+      </w:pPr>
+      <w:r>
+        <w:rPr>
+          <w:rFonts w:ascii="Times New Roman" w:cs="Times New Roman" w:eastAsia="Times New Roman" w:hAnsi="Times New Roman"/>
+          <w:sz w:val="24"/>
+          <w:szCs w:val="24"/>
+          <w:rtl w:val="0"/>
+        </w:rPr>
+        <w:t xml:space="preserve">Тобі належить хвала,* тобі належить пісня.</w:t>
+      </w:r>
+    </w:p>
+    <w:p>
+      <w:pPr>
+        <w:spacing w:after="120" w:lineRule="auto"/>
+        <w:jc w:val="both"/>
+        <w:rPr>
+          <w:rFonts w:ascii="Times New Roman" w:cs="Times New Roman" w:eastAsia="Times New Roman" w:hAnsi="Times New Roman"/>
+          <w:sz w:val="24"/>
+          <w:szCs w:val="24"/>
+        </w:rPr>
+      </w:pPr>
+      <w:r>
+        <w:rPr>
+          <w:rFonts w:ascii="Times New Roman" w:cs="Times New Roman" w:eastAsia="Times New Roman" w:hAnsi="Times New Roman"/>
+          <w:sz w:val="24"/>
+          <w:szCs w:val="24"/>
+          <w:rtl w:val="0"/>
+        </w:rPr>
+        <w:t xml:space="preserve">Тобі належить слава:* Отцю, і Сину, і Святому Духові:</w:t>
+      </w:r>
+    </w:p>
+    <w:p>
+      <w:pPr>
+        <w:spacing w:after="120" w:lineRule="auto"/>
+        <w:jc w:val="both"/>
+        <w:rPr>
+          <w:rFonts w:ascii="Times New Roman" w:cs="Times New Roman" w:eastAsia="Times New Roman" w:hAnsi="Times New Roman"/>
+          <w:sz w:val="24"/>
+          <w:szCs w:val="24"/>
+        </w:rPr>
+      </w:pPr>
+      <w:r>
+        <w:rPr>
+          <w:rFonts w:ascii="Times New Roman" w:cs="Times New Roman" w:eastAsia="Times New Roman" w:hAnsi="Times New Roman"/>
+          <w:sz w:val="24"/>
+          <w:szCs w:val="24"/>
+          <w:rtl w:val="0"/>
+        </w:rPr>
+        <w:t xml:space="preserve">Нині і повсякчас,* і на віки віків. Амінь.</w:t>
       </w:r>
     </w:p>
     <w:p>
@@ -6026,215 +6477,1043 @@
           <w:szCs w:val="24"/>
           <w:rtl w:val="0"/>
         </w:rPr>
-        <w:t xml:space="preserve">Сподоби, Господи</w:t>
-      </w:r>
-    </w:p>
-    <w:p>
-      <w:pPr>
-        <w:spacing w:after="120" w:lineRule="auto"/>
-        <w:jc w:val="both"/>
-        <w:rPr>
-          <w:rFonts w:ascii="Times New Roman" w:cs="Times New Roman" w:eastAsia="Times New Roman" w:hAnsi="Times New Roman"/>
-          <w:sz w:val="24"/>
-          <w:szCs w:val="24"/>
-        </w:rPr>
-      </w:pPr>
-      <w:r>
-        <w:rPr>
-          <w:rFonts w:ascii="Times New Roman" w:cs="Times New Roman" w:eastAsia="Times New Roman" w:hAnsi="Times New Roman"/>
-          <w:sz w:val="24"/>
-          <w:szCs w:val="24"/>
-          <w:rtl w:val="0"/>
-        </w:rPr>
-        <w:t xml:space="preserve">Сподоби, Господи, цього вечора* без гріха зберегтися нам.</w:t>
-      </w:r>
-    </w:p>
-    <w:p>
-      <w:pPr>
-        <w:spacing w:after="120" w:lineRule="auto"/>
-        <w:jc w:val="both"/>
-        <w:rPr>
-          <w:rFonts w:ascii="Times New Roman" w:cs="Times New Roman" w:eastAsia="Times New Roman" w:hAnsi="Times New Roman"/>
-          <w:sz w:val="24"/>
-          <w:szCs w:val="24"/>
-        </w:rPr>
-      </w:pPr>
-      <w:r>
-        <w:rPr>
-          <w:rFonts w:ascii="Times New Roman" w:cs="Times New Roman" w:eastAsia="Times New Roman" w:hAnsi="Times New Roman"/>
-          <w:sz w:val="24"/>
-          <w:szCs w:val="24"/>
-          <w:rtl w:val="0"/>
-        </w:rPr>
-        <w:t xml:space="preserve">Благословенний ти, Господи, Боже отців наших,* і хвальне і прославлене ім'я твоє навіки. Амінь.</w:t>
-      </w:r>
-    </w:p>
-    <w:p>
-      <w:pPr>
-        <w:spacing w:after="120" w:lineRule="auto"/>
-        <w:jc w:val="both"/>
-        <w:rPr>
-          <w:rFonts w:ascii="Times New Roman" w:cs="Times New Roman" w:eastAsia="Times New Roman" w:hAnsi="Times New Roman"/>
-          <w:sz w:val="24"/>
-          <w:szCs w:val="24"/>
-        </w:rPr>
-      </w:pPr>
-      <w:r>
-        <w:rPr>
-          <w:rFonts w:ascii="Times New Roman" w:cs="Times New Roman" w:eastAsia="Times New Roman" w:hAnsi="Times New Roman"/>
-          <w:sz w:val="24"/>
-          <w:szCs w:val="24"/>
-          <w:rtl w:val="0"/>
-        </w:rPr>
-        <w:t xml:space="preserve">Нехай буде, Господи, милість твоя на нас,* бо ми надіємось на тебе.</w:t>
-      </w:r>
-    </w:p>
-    <w:p>
-      <w:pPr>
-        <w:spacing w:after="120" w:lineRule="auto"/>
-        <w:jc w:val="both"/>
-        <w:rPr>
-          <w:rFonts w:ascii="Times New Roman" w:cs="Times New Roman" w:eastAsia="Times New Roman" w:hAnsi="Times New Roman"/>
-          <w:sz w:val="24"/>
-          <w:szCs w:val="24"/>
-        </w:rPr>
-      </w:pPr>
-      <w:r>
-        <w:rPr>
-          <w:rFonts w:ascii="Times New Roman" w:cs="Times New Roman" w:eastAsia="Times New Roman" w:hAnsi="Times New Roman"/>
-          <w:sz w:val="24"/>
-          <w:szCs w:val="24"/>
-          <w:rtl w:val="0"/>
-        </w:rPr>
-        <w:t xml:space="preserve">Благословенний ти, Господи,* навчи мене установ твоїх.</w:t>
-      </w:r>
-    </w:p>
-    <w:p>
-      <w:pPr>
-        <w:spacing w:after="120" w:lineRule="auto"/>
-        <w:jc w:val="both"/>
-        <w:rPr>
-          <w:rFonts w:ascii="Times New Roman" w:cs="Times New Roman" w:eastAsia="Times New Roman" w:hAnsi="Times New Roman"/>
-          <w:sz w:val="24"/>
-          <w:szCs w:val="24"/>
-        </w:rPr>
-      </w:pPr>
-      <w:r>
-        <w:rPr>
-          <w:rFonts w:ascii="Times New Roman" w:cs="Times New Roman" w:eastAsia="Times New Roman" w:hAnsi="Times New Roman"/>
-          <w:sz w:val="24"/>
-          <w:szCs w:val="24"/>
-          <w:rtl w:val="0"/>
-        </w:rPr>
-        <w:t xml:space="preserve">Благословенний ти, Владико,* врозуми мене установами твоїми.</w:t>
-      </w:r>
-    </w:p>
-    <w:p>
-      <w:pPr>
-        <w:spacing w:after="120" w:lineRule="auto"/>
-        <w:jc w:val="both"/>
-        <w:rPr>
-          <w:rFonts w:ascii="Times New Roman" w:cs="Times New Roman" w:eastAsia="Times New Roman" w:hAnsi="Times New Roman"/>
-          <w:sz w:val="24"/>
-          <w:szCs w:val="24"/>
-        </w:rPr>
-      </w:pPr>
-      <w:r>
-        <w:rPr>
-          <w:rFonts w:ascii="Times New Roman" w:cs="Times New Roman" w:eastAsia="Times New Roman" w:hAnsi="Times New Roman"/>
-          <w:sz w:val="24"/>
-          <w:szCs w:val="24"/>
-          <w:rtl w:val="0"/>
-        </w:rPr>
-        <w:t xml:space="preserve">Благословенний ти, Святий,* просвіти мене установами твоїми.</w:t>
-      </w:r>
-    </w:p>
-    <w:p>
-      <w:pPr>
-        <w:spacing w:after="120" w:lineRule="auto"/>
-        <w:jc w:val="both"/>
-        <w:rPr>
-          <w:rFonts w:ascii="Times New Roman" w:cs="Times New Roman" w:eastAsia="Times New Roman" w:hAnsi="Times New Roman"/>
-          <w:sz w:val="24"/>
-          <w:szCs w:val="24"/>
-        </w:rPr>
-      </w:pPr>
-      <w:r>
-        <w:rPr>
-          <w:rFonts w:ascii="Times New Roman" w:cs="Times New Roman" w:eastAsia="Times New Roman" w:hAnsi="Times New Roman"/>
-          <w:sz w:val="24"/>
-          <w:szCs w:val="24"/>
-          <w:rtl w:val="0"/>
-        </w:rPr>
-        <w:t xml:space="preserve">Господи, милість твоя повіки,* не покидай діло рук твоїх.</w:t>
-      </w:r>
-    </w:p>
-    <w:p>
-      <w:pPr>
-        <w:spacing w:after="120" w:lineRule="auto"/>
-        <w:jc w:val="both"/>
-        <w:rPr>
-          <w:rFonts w:ascii="Times New Roman" w:cs="Times New Roman" w:eastAsia="Times New Roman" w:hAnsi="Times New Roman"/>
-          <w:sz w:val="24"/>
-          <w:szCs w:val="24"/>
-        </w:rPr>
-      </w:pPr>
-      <w:r>
-        <w:rPr>
-          <w:rFonts w:ascii="Times New Roman" w:cs="Times New Roman" w:eastAsia="Times New Roman" w:hAnsi="Times New Roman"/>
-          <w:sz w:val="24"/>
-          <w:szCs w:val="24"/>
-          <w:rtl w:val="0"/>
-        </w:rPr>
-        <w:t xml:space="preserve">Тобі належить хвала,* тобі належить пісня.</w:t>
-      </w:r>
-    </w:p>
-    <w:p>
-      <w:pPr>
-        <w:spacing w:after="120" w:lineRule="auto"/>
-        <w:jc w:val="both"/>
-        <w:rPr>
-          <w:rFonts w:ascii="Times New Roman" w:cs="Times New Roman" w:eastAsia="Times New Roman" w:hAnsi="Times New Roman"/>
-          <w:sz w:val="24"/>
-          <w:szCs w:val="24"/>
-        </w:rPr>
-      </w:pPr>
-      <w:r>
-        <w:rPr>
-          <w:rFonts w:ascii="Times New Roman" w:cs="Times New Roman" w:eastAsia="Times New Roman" w:hAnsi="Times New Roman"/>
-          <w:sz w:val="24"/>
-          <w:szCs w:val="24"/>
-          <w:rtl w:val="0"/>
-        </w:rPr>
-        <w:t xml:space="preserve">Тобі належить слава:* Отцю, і Сину, і Святому Духові:</w:t>
-      </w:r>
-    </w:p>
-    <w:p>
-      <w:pPr>
-        <w:spacing w:after="120" w:lineRule="auto"/>
-        <w:jc w:val="both"/>
-        <w:rPr>
-          <w:rFonts w:ascii="Times New Roman" w:cs="Times New Roman" w:eastAsia="Times New Roman" w:hAnsi="Times New Roman"/>
-          <w:sz w:val="24"/>
-          <w:szCs w:val="24"/>
-        </w:rPr>
-      </w:pPr>
-      <w:r>
-        <w:rPr>
-          <w:rFonts w:ascii="Times New Roman" w:cs="Times New Roman" w:eastAsia="Times New Roman" w:hAnsi="Times New Roman"/>
-          <w:sz w:val="24"/>
-          <w:szCs w:val="24"/>
-          <w:rtl w:val="0"/>
-        </w:rPr>
-        <w:t xml:space="preserve">Нині і повсякчас,* і на віки віків. Амінь.</w:t>
-      </w:r>
-    </w:p>
-    <w:p>
-      <w:pPr>
-        <w:spacing w:after="120" w:lineRule="auto"/>
-        <w:jc w:val="both"/>
-        <w:rPr>
-          <w:rFonts w:ascii="Times New Roman" w:cs="Times New Roman" w:eastAsia="Times New Roman" w:hAnsi="Times New Roman"/>
+        <w:t xml:space="preserve">Прохальна єктенія</w:t>
+      </w:r>
+    </w:p>
+    <w:p>
+      <w:pPr>
+        <w:spacing w:after="120" w:lineRule="auto"/>
+        <w:jc w:val="both"/>
+        <w:rPr>
+          <w:rFonts w:ascii="Times New Roman" w:cs="Times New Roman" w:eastAsia="Times New Roman" w:hAnsi="Times New Roman"/>
+          <w:sz w:val="24"/>
+          <w:szCs w:val="24"/>
+        </w:rPr>
+      </w:pPr>
+      <w:r>
+        <w:rPr>
+          <w:rFonts w:ascii="Times New Roman" w:cs="Times New Roman" w:eastAsia="Times New Roman" w:hAnsi="Times New Roman"/>
+          <w:sz w:val="24"/>
+          <w:szCs w:val="24"/>
+          <w:rtl w:val="0"/>
+        </w:rPr>
+        <w:t xml:space="preserve">Сповнім вечірню молитву нашу Господеві.</w:t>
+      </w:r>
+    </w:p>
+    <w:p>
+      <w:pPr>
+        <w:spacing w:after="120" w:lineRule="auto"/>
+        <w:jc w:val="both"/>
+        <w:rPr>
+          <w:rFonts w:ascii="Times New Roman" w:cs="Times New Roman" w:eastAsia="Times New Roman" w:hAnsi="Times New Roman"/>
+          <w:sz w:val="24"/>
+          <w:szCs w:val="24"/>
+        </w:rPr>
+      </w:pPr>
+      <w:r>
+        <w:rPr>
+          <w:rFonts w:ascii="Times New Roman" w:cs="Times New Roman" w:eastAsia="Times New Roman" w:hAnsi="Times New Roman"/>
+          <w:i w:val="1"/>
+          <w:color w:val="ff0000"/>
+          <w:sz w:val="24"/>
+          <w:szCs w:val="24"/>
+          <w:rtl w:val="0"/>
+        </w:rPr>
+        <w:t xml:space="preserve">Вірні:</w:t>
+      </w:r>
+      <w:r>
+        <w:rPr>
+          <w:rFonts w:ascii="Times New Roman" w:cs="Times New Roman" w:eastAsia="Times New Roman" w:hAnsi="Times New Roman"/>
+          <w:color w:val="ff0000"/>
+          <w:sz w:val="24"/>
+          <w:szCs w:val="24"/>
+          <w:rtl w:val="0"/>
+        </w:rPr>
+        <w:t xml:space="preserve"> </w:t>
+      </w:r>
+      <w:r>
+        <w:rPr>
+          <w:rFonts w:ascii="Times New Roman" w:cs="Times New Roman" w:eastAsia="Times New Roman" w:hAnsi="Times New Roman"/>
+          <w:sz w:val="24"/>
+          <w:szCs w:val="24"/>
+          <w:rtl w:val="0"/>
+        </w:rPr>
+        <w:t xml:space="preserve">Господи, помилуй.</w:t>
+      </w:r>
+    </w:p>
+    <w:p>
+      <w:pPr>
+        <w:spacing w:after="120" w:lineRule="auto"/>
+        <w:jc w:val="both"/>
+        <w:rPr>
+          <w:rFonts w:ascii="Times New Roman" w:cs="Times New Roman" w:eastAsia="Times New Roman" w:hAnsi="Times New Roman"/>
+          <w:sz w:val="24"/>
+          <w:szCs w:val="24"/>
+        </w:rPr>
+      </w:pPr>
+      <w:r>
+        <w:rPr>
+          <w:rFonts w:ascii="Times New Roman" w:cs="Times New Roman" w:eastAsia="Times New Roman" w:hAnsi="Times New Roman"/>
+          <w:sz w:val="24"/>
+          <w:szCs w:val="24"/>
+          <w:rtl w:val="0"/>
+        </w:rPr>
+        <w:t xml:space="preserve">Заступи, спаси, помилуй і охорони нас, Боже, твоєю благодаттю.</w:t>
+      </w:r>
+    </w:p>
+    <w:p>
+      <w:pPr>
+        <w:spacing w:after="120" w:lineRule="auto"/>
+        <w:jc w:val="both"/>
+        <w:rPr>
+          <w:rFonts w:ascii="Times New Roman" w:cs="Times New Roman" w:eastAsia="Times New Roman" w:hAnsi="Times New Roman"/>
+          <w:sz w:val="24"/>
+          <w:szCs w:val="24"/>
+        </w:rPr>
+      </w:pPr>
+      <w:r>
+        <w:rPr>
+          <w:rFonts w:ascii="Times New Roman" w:cs="Times New Roman" w:eastAsia="Times New Roman" w:hAnsi="Times New Roman"/>
+          <w:i w:val="1"/>
+          <w:color w:val="ff0000"/>
+          <w:sz w:val="24"/>
+          <w:szCs w:val="24"/>
+          <w:rtl w:val="0"/>
+        </w:rPr>
+        <w:t xml:space="preserve">Вірні:</w:t>
+      </w:r>
+      <w:r>
+        <w:rPr>
+          <w:rFonts w:ascii="Times New Roman" w:cs="Times New Roman" w:eastAsia="Times New Roman" w:hAnsi="Times New Roman"/>
+          <w:color w:val="ff0000"/>
+          <w:sz w:val="24"/>
+          <w:szCs w:val="24"/>
+          <w:rtl w:val="0"/>
+        </w:rPr>
+        <w:t xml:space="preserve"> </w:t>
+      </w:r>
+      <w:r>
+        <w:rPr>
+          <w:rFonts w:ascii="Times New Roman" w:cs="Times New Roman" w:eastAsia="Times New Roman" w:hAnsi="Times New Roman"/>
+          <w:sz w:val="24"/>
+          <w:szCs w:val="24"/>
+          <w:rtl w:val="0"/>
+        </w:rPr>
+        <w:t xml:space="preserve">Господи, помилуй.</w:t>
+      </w:r>
+    </w:p>
+    <w:p>
+      <w:pPr>
+        <w:spacing w:after="120" w:lineRule="auto"/>
+        <w:jc w:val="both"/>
+        <w:rPr>
+          <w:rFonts w:ascii="Times New Roman" w:cs="Times New Roman" w:eastAsia="Times New Roman" w:hAnsi="Times New Roman"/>
+          <w:sz w:val="24"/>
+          <w:szCs w:val="24"/>
+        </w:rPr>
+      </w:pPr>
+      <w:r>
+        <w:rPr>
+          <w:rFonts w:ascii="Times New Roman" w:cs="Times New Roman" w:eastAsia="Times New Roman" w:hAnsi="Times New Roman"/>
+          <w:sz w:val="24"/>
+          <w:szCs w:val="24"/>
+          <w:rtl w:val="0"/>
+        </w:rPr>
+        <w:t xml:space="preserve">Вечора всього досконалого, святого, мирного і безгрішного у Господа просім.</w:t>
+      </w:r>
+    </w:p>
+    <w:p>
+      <w:pPr>
+        <w:spacing w:after="120" w:lineRule="auto"/>
+        <w:jc w:val="both"/>
+        <w:rPr>
+          <w:rFonts w:ascii="Times New Roman" w:cs="Times New Roman" w:eastAsia="Times New Roman" w:hAnsi="Times New Roman"/>
+          <w:i w:val="1"/>
+          <w:sz w:val="24"/>
+          <w:szCs w:val="24"/>
+        </w:rPr>
+      </w:pPr>
+      <w:r>
+        <w:rPr>
+          <w:rFonts w:ascii="Times New Roman" w:cs="Times New Roman" w:eastAsia="Times New Roman" w:hAnsi="Times New Roman"/>
+          <w:i w:val="1"/>
+          <w:color w:val="ff0000"/>
+          <w:sz w:val="24"/>
+          <w:szCs w:val="24"/>
+          <w:rtl w:val="0"/>
+        </w:rPr>
+        <w:t xml:space="preserve">Вірні:</w:t>
+      </w:r>
+      <w:r>
+        <w:rPr>
+          <w:rFonts w:ascii="Times New Roman" w:cs="Times New Roman" w:eastAsia="Times New Roman" w:hAnsi="Times New Roman"/>
+          <w:sz w:val="24"/>
+          <w:szCs w:val="24"/>
+          <w:rtl w:val="0"/>
+        </w:rPr>
+        <w:t xml:space="preserve"> Подай, Господи</w:t>
+      </w:r>
+      <w:r>
+        <w:rPr>
+          <w:rFonts w:ascii="Times New Roman" w:cs="Times New Roman" w:eastAsia="Times New Roman" w:hAnsi="Times New Roman"/>
+          <w:i w:val="1"/>
+          <w:sz w:val="24"/>
+          <w:szCs w:val="24"/>
+          <w:rtl w:val="0"/>
+        </w:rPr>
+        <w:t xml:space="preserve">.</w:t>
+      </w:r>
+    </w:p>
+    <w:p>
+      <w:pPr>
+        <w:spacing w:after="120" w:lineRule="auto"/>
+        <w:jc w:val="both"/>
+        <w:rPr>
+          <w:rFonts w:ascii="Times New Roman" w:cs="Times New Roman" w:eastAsia="Times New Roman" w:hAnsi="Times New Roman"/>
+          <w:sz w:val="24"/>
+          <w:szCs w:val="24"/>
+        </w:rPr>
+      </w:pPr>
+      <w:r>
+        <w:rPr>
+          <w:rFonts w:ascii="Times New Roman" w:cs="Times New Roman" w:eastAsia="Times New Roman" w:hAnsi="Times New Roman"/>
+          <w:sz w:val="24"/>
+          <w:szCs w:val="24"/>
+          <w:rtl w:val="0"/>
+        </w:rPr>
+        <w:t xml:space="preserve">Ангела миру, вірного наставника, охоронця душ і тіл наших у Господа просім.</w:t>
+      </w:r>
+    </w:p>
+    <w:p>
+      <w:pPr>
+        <w:spacing w:after="120" w:lineRule="auto"/>
+        <w:jc w:val="both"/>
+        <w:rPr>
+          <w:rFonts w:ascii="Times New Roman" w:cs="Times New Roman" w:eastAsia="Times New Roman" w:hAnsi="Times New Roman"/>
+          <w:i w:val="1"/>
+          <w:sz w:val="24"/>
+          <w:szCs w:val="24"/>
+        </w:rPr>
+      </w:pPr>
+      <w:r>
+        <w:rPr>
+          <w:rFonts w:ascii="Times New Roman" w:cs="Times New Roman" w:eastAsia="Times New Roman" w:hAnsi="Times New Roman"/>
+          <w:i w:val="1"/>
+          <w:color w:val="ff0000"/>
+          <w:sz w:val="24"/>
+          <w:szCs w:val="24"/>
+          <w:rtl w:val="0"/>
+        </w:rPr>
+        <w:t xml:space="preserve">Вірні:</w:t>
+      </w:r>
+      <w:r>
+        <w:rPr>
+          <w:rFonts w:ascii="Times New Roman" w:cs="Times New Roman" w:eastAsia="Times New Roman" w:hAnsi="Times New Roman"/>
+          <w:sz w:val="24"/>
+          <w:szCs w:val="24"/>
+          <w:rtl w:val="0"/>
+        </w:rPr>
+        <w:t xml:space="preserve"> Подай, Господи</w:t>
+      </w:r>
+      <w:r>
+        <w:rPr>
+          <w:rFonts w:ascii="Times New Roman" w:cs="Times New Roman" w:eastAsia="Times New Roman" w:hAnsi="Times New Roman"/>
+          <w:i w:val="1"/>
+          <w:sz w:val="24"/>
+          <w:szCs w:val="24"/>
+          <w:rtl w:val="0"/>
+        </w:rPr>
+        <w:t xml:space="preserve">.</w:t>
+      </w:r>
+    </w:p>
+    <w:p>
+      <w:pPr>
+        <w:spacing w:after="120" w:lineRule="auto"/>
+        <w:jc w:val="both"/>
+        <w:rPr>
+          <w:rFonts w:ascii="Times New Roman" w:cs="Times New Roman" w:eastAsia="Times New Roman" w:hAnsi="Times New Roman"/>
+          <w:sz w:val="24"/>
+          <w:szCs w:val="24"/>
+        </w:rPr>
+      </w:pPr>
+      <w:r>
+        <w:rPr>
+          <w:rFonts w:ascii="Times New Roman" w:cs="Times New Roman" w:eastAsia="Times New Roman" w:hAnsi="Times New Roman"/>
+          <w:sz w:val="24"/>
+          <w:szCs w:val="24"/>
+          <w:rtl w:val="0"/>
+        </w:rPr>
+        <w:t xml:space="preserve">Прощення і відпущення гріхів, і прогрішень наших у Господа просім.</w:t>
+      </w:r>
+    </w:p>
+    <w:p>
+      <w:pPr>
+        <w:spacing w:after="120" w:lineRule="auto"/>
+        <w:jc w:val="both"/>
+        <w:rPr>
+          <w:rFonts w:ascii="Times New Roman" w:cs="Times New Roman" w:eastAsia="Times New Roman" w:hAnsi="Times New Roman"/>
+          <w:i w:val="1"/>
+          <w:sz w:val="24"/>
+          <w:szCs w:val="24"/>
+        </w:rPr>
+      </w:pPr>
+      <w:r>
+        <w:rPr>
+          <w:rFonts w:ascii="Times New Roman" w:cs="Times New Roman" w:eastAsia="Times New Roman" w:hAnsi="Times New Roman"/>
+          <w:i w:val="1"/>
+          <w:color w:val="ff0000"/>
+          <w:sz w:val="24"/>
+          <w:szCs w:val="24"/>
+          <w:rtl w:val="0"/>
+        </w:rPr>
+        <w:t xml:space="preserve">Вірні:</w:t>
+      </w:r>
+      <w:r>
+        <w:rPr>
+          <w:rFonts w:ascii="Times New Roman" w:cs="Times New Roman" w:eastAsia="Times New Roman" w:hAnsi="Times New Roman"/>
+          <w:sz w:val="24"/>
+          <w:szCs w:val="24"/>
+          <w:rtl w:val="0"/>
+        </w:rPr>
+        <w:t xml:space="preserve"> Подай, Господи</w:t>
+      </w:r>
+      <w:r>
+        <w:rPr>
+          <w:rFonts w:ascii="Times New Roman" w:cs="Times New Roman" w:eastAsia="Times New Roman" w:hAnsi="Times New Roman"/>
+          <w:i w:val="1"/>
+          <w:sz w:val="24"/>
+          <w:szCs w:val="24"/>
+          <w:rtl w:val="0"/>
+        </w:rPr>
+        <w:t xml:space="preserve">.</w:t>
+      </w:r>
+    </w:p>
+    <w:p>
+      <w:pPr>
+        <w:spacing w:after="120" w:lineRule="auto"/>
+        <w:jc w:val="both"/>
+        <w:rPr>
+          <w:rFonts w:ascii="Times New Roman" w:cs="Times New Roman" w:eastAsia="Times New Roman" w:hAnsi="Times New Roman"/>
+          <w:sz w:val="24"/>
+          <w:szCs w:val="24"/>
+        </w:rPr>
+      </w:pPr>
+      <w:r>
+        <w:rPr>
+          <w:rFonts w:ascii="Times New Roman" w:cs="Times New Roman" w:eastAsia="Times New Roman" w:hAnsi="Times New Roman"/>
+          <w:sz w:val="24"/>
+          <w:szCs w:val="24"/>
+          <w:rtl w:val="0"/>
+        </w:rPr>
+        <w:t xml:space="preserve">Доброго і пожиточного для душ наших і миру для світу у Господа просім.</w:t>
+      </w:r>
+    </w:p>
+    <w:p>
+      <w:pPr>
+        <w:spacing w:after="120" w:lineRule="auto"/>
+        <w:jc w:val="both"/>
+        <w:rPr>
+          <w:rFonts w:ascii="Times New Roman" w:cs="Times New Roman" w:eastAsia="Times New Roman" w:hAnsi="Times New Roman"/>
+          <w:i w:val="1"/>
+          <w:sz w:val="24"/>
+          <w:szCs w:val="24"/>
+        </w:rPr>
+      </w:pPr>
+      <w:r>
+        <w:rPr>
+          <w:rFonts w:ascii="Times New Roman" w:cs="Times New Roman" w:eastAsia="Times New Roman" w:hAnsi="Times New Roman"/>
+          <w:i w:val="1"/>
+          <w:color w:val="ff0000"/>
+          <w:sz w:val="24"/>
+          <w:szCs w:val="24"/>
+          <w:rtl w:val="0"/>
+        </w:rPr>
+        <w:t xml:space="preserve">Вірні:</w:t>
+      </w:r>
+      <w:r>
+        <w:rPr>
+          <w:rFonts w:ascii="Times New Roman" w:cs="Times New Roman" w:eastAsia="Times New Roman" w:hAnsi="Times New Roman"/>
+          <w:sz w:val="24"/>
+          <w:szCs w:val="24"/>
+          <w:rtl w:val="0"/>
+        </w:rPr>
+        <w:t xml:space="preserve"> Подай, Господи</w:t>
+      </w:r>
+      <w:r>
+        <w:rPr>
+          <w:rFonts w:ascii="Times New Roman" w:cs="Times New Roman" w:eastAsia="Times New Roman" w:hAnsi="Times New Roman"/>
+          <w:i w:val="1"/>
+          <w:sz w:val="24"/>
+          <w:szCs w:val="24"/>
+          <w:rtl w:val="0"/>
+        </w:rPr>
+        <w:t xml:space="preserve">.</w:t>
+      </w:r>
+    </w:p>
+    <w:p>
+      <w:pPr>
+        <w:spacing w:after="120" w:lineRule="auto"/>
+        <w:jc w:val="both"/>
+        <w:rPr>
+          <w:rFonts w:ascii="Times New Roman" w:cs="Times New Roman" w:eastAsia="Times New Roman" w:hAnsi="Times New Roman"/>
+          <w:sz w:val="24"/>
+          <w:szCs w:val="24"/>
+        </w:rPr>
+      </w:pPr>
+      <w:r>
+        <w:rPr>
+          <w:rFonts w:ascii="Times New Roman" w:cs="Times New Roman" w:eastAsia="Times New Roman" w:hAnsi="Times New Roman"/>
+          <w:sz w:val="24"/>
+          <w:szCs w:val="24"/>
+          <w:rtl w:val="0"/>
+        </w:rPr>
+        <w:t xml:space="preserve">Осталий час життя нашого в мирі й покаянні скінчити у Господа просім.</w:t>
+      </w:r>
+    </w:p>
+    <w:p>
+      <w:pPr>
+        <w:spacing w:after="120" w:lineRule="auto"/>
+        <w:jc w:val="both"/>
+        <w:rPr>
+          <w:rFonts w:ascii="Times New Roman" w:cs="Times New Roman" w:eastAsia="Times New Roman" w:hAnsi="Times New Roman"/>
+          <w:i w:val="1"/>
+          <w:sz w:val="24"/>
+          <w:szCs w:val="24"/>
+        </w:rPr>
+      </w:pPr>
+      <w:r>
+        <w:rPr>
+          <w:rFonts w:ascii="Times New Roman" w:cs="Times New Roman" w:eastAsia="Times New Roman" w:hAnsi="Times New Roman"/>
+          <w:i w:val="1"/>
+          <w:color w:val="ff0000"/>
+          <w:sz w:val="24"/>
+          <w:szCs w:val="24"/>
+          <w:rtl w:val="0"/>
+        </w:rPr>
+        <w:t xml:space="preserve">Вірні:</w:t>
+      </w:r>
+      <w:r>
+        <w:rPr>
+          <w:rFonts w:ascii="Times New Roman" w:cs="Times New Roman" w:eastAsia="Times New Roman" w:hAnsi="Times New Roman"/>
+          <w:sz w:val="24"/>
+          <w:szCs w:val="24"/>
+          <w:rtl w:val="0"/>
+        </w:rPr>
+        <w:t xml:space="preserve"> Подай, Господи</w:t>
+      </w:r>
+      <w:r>
+        <w:rPr>
+          <w:rFonts w:ascii="Times New Roman" w:cs="Times New Roman" w:eastAsia="Times New Roman" w:hAnsi="Times New Roman"/>
+          <w:i w:val="1"/>
+          <w:sz w:val="24"/>
+          <w:szCs w:val="24"/>
+          <w:rtl w:val="0"/>
+        </w:rPr>
+        <w:t xml:space="preserve">.</w:t>
+      </w:r>
+    </w:p>
+    <w:p>
+      <w:pPr>
+        <w:spacing w:after="120" w:lineRule="auto"/>
+        <w:jc w:val="both"/>
+        <w:rPr>
+          <w:rFonts w:ascii="Times New Roman" w:cs="Times New Roman" w:eastAsia="Times New Roman" w:hAnsi="Times New Roman"/>
+          <w:sz w:val="24"/>
+          <w:szCs w:val="24"/>
+        </w:rPr>
+      </w:pPr>
+      <w:r>
+        <w:rPr>
+          <w:rFonts w:ascii="Times New Roman" w:cs="Times New Roman" w:eastAsia="Times New Roman" w:hAnsi="Times New Roman"/>
+          <w:sz w:val="24"/>
+          <w:szCs w:val="24"/>
+          <w:rtl w:val="0"/>
+        </w:rPr>
+        <w:t xml:space="preserve">Християнської кончини життя нашого, безболісної, бездоганної, мирної, і доброго одвіту на страшному суді Христовому просім.</w:t>
+      </w:r>
+    </w:p>
+    <w:p>
+      <w:pPr>
+        <w:spacing w:after="120" w:lineRule="auto"/>
+        <w:jc w:val="both"/>
+        <w:rPr>
+          <w:rFonts w:ascii="Times New Roman" w:cs="Times New Roman" w:eastAsia="Times New Roman" w:hAnsi="Times New Roman"/>
+          <w:i w:val="1"/>
+          <w:sz w:val="24"/>
+          <w:szCs w:val="24"/>
+        </w:rPr>
+      </w:pPr>
+      <w:r>
+        <w:rPr>
+          <w:rFonts w:ascii="Times New Roman" w:cs="Times New Roman" w:eastAsia="Times New Roman" w:hAnsi="Times New Roman"/>
+          <w:i w:val="1"/>
+          <w:color w:val="ff0000"/>
+          <w:sz w:val="24"/>
+          <w:szCs w:val="24"/>
+          <w:rtl w:val="0"/>
+        </w:rPr>
+        <w:t xml:space="preserve">Вірні:</w:t>
+      </w:r>
+      <w:r>
+        <w:rPr>
+          <w:rFonts w:ascii="Times New Roman" w:cs="Times New Roman" w:eastAsia="Times New Roman" w:hAnsi="Times New Roman"/>
+          <w:sz w:val="24"/>
+          <w:szCs w:val="24"/>
+          <w:rtl w:val="0"/>
+        </w:rPr>
+        <w:t xml:space="preserve"> Подай, Господи</w:t>
+      </w:r>
+      <w:r>
+        <w:rPr>
+          <w:rFonts w:ascii="Times New Roman" w:cs="Times New Roman" w:eastAsia="Times New Roman" w:hAnsi="Times New Roman"/>
+          <w:i w:val="1"/>
+          <w:sz w:val="24"/>
+          <w:szCs w:val="24"/>
+          <w:rtl w:val="0"/>
+        </w:rPr>
+        <w:t xml:space="preserve">.</w:t>
+      </w:r>
+    </w:p>
+    <w:p>
+      <w:pPr>
+        <w:spacing w:after="120" w:lineRule="auto"/>
+        <w:jc w:val="both"/>
+        <w:rPr>
+          <w:rFonts w:ascii="Times New Roman" w:cs="Times New Roman" w:eastAsia="Times New Roman" w:hAnsi="Times New Roman"/>
+          <w:sz w:val="24"/>
+          <w:szCs w:val="24"/>
+        </w:rPr>
+      </w:pPr>
+      <w:r>
+        <w:rPr>
+          <w:rFonts w:ascii="Times New Roman" w:cs="Times New Roman" w:eastAsia="Times New Roman" w:hAnsi="Times New Roman"/>
+          <w:sz w:val="24"/>
+          <w:szCs w:val="24"/>
+          <w:rtl w:val="0"/>
+        </w:rPr>
+        <w:t xml:space="preserve">Пресвяту, пречисту, преблагословенну, славну Владичицю нашу Богородицю і приснодіву Марію, з усіма святими пом'янувши, самі себе, і один одного, і все життя наше Христу Богові віддаймо.</w:t>
+      </w:r>
+    </w:p>
+    <w:p>
+      <w:pPr>
+        <w:spacing w:after="120" w:lineRule="auto"/>
+        <w:jc w:val="both"/>
+        <w:rPr>
+          <w:rFonts w:ascii="Times New Roman" w:cs="Times New Roman" w:eastAsia="Times New Roman" w:hAnsi="Times New Roman"/>
+          <w:sz w:val="24"/>
+          <w:szCs w:val="24"/>
+        </w:rPr>
+      </w:pPr>
+      <w:r>
+        <w:rPr>
+          <w:rFonts w:ascii="Times New Roman" w:cs="Times New Roman" w:eastAsia="Times New Roman" w:hAnsi="Times New Roman"/>
+          <w:i w:val="1"/>
+          <w:color w:val="ff0000"/>
+          <w:sz w:val="24"/>
+          <w:szCs w:val="24"/>
+          <w:rtl w:val="0"/>
+        </w:rPr>
+        <w:t xml:space="preserve">Вірні:</w:t>
+      </w:r>
+      <w:r>
+        <w:rPr>
+          <w:rFonts w:ascii="Times New Roman" w:cs="Times New Roman" w:eastAsia="Times New Roman" w:hAnsi="Times New Roman"/>
+          <w:color w:val="ff0000"/>
+          <w:sz w:val="24"/>
+          <w:szCs w:val="24"/>
+          <w:rtl w:val="0"/>
+        </w:rPr>
+        <w:t xml:space="preserve"> </w:t>
+      </w:r>
+      <w:r>
+        <w:rPr>
+          <w:rFonts w:ascii="Times New Roman" w:cs="Times New Roman" w:eastAsia="Times New Roman" w:hAnsi="Times New Roman"/>
+          <w:sz w:val="24"/>
+          <w:szCs w:val="24"/>
+          <w:rtl w:val="0"/>
+        </w:rPr>
+        <w:t xml:space="preserve">Тобі, Господи.</w:t>
+      </w:r>
+    </w:p>
+    <w:p>
+      <w:pPr>
+        <w:spacing w:after="120" w:lineRule="auto"/>
+        <w:jc w:val="both"/>
+        <w:rPr>
+          <w:rFonts w:ascii="Times New Roman" w:cs="Times New Roman" w:eastAsia="Times New Roman" w:hAnsi="Times New Roman"/>
+          <w:sz w:val="24"/>
+          <w:szCs w:val="24"/>
+          <w:u w:val="single"/>
+        </w:rPr>
+      </w:pPr>
+      <w:r>
+        <w:rPr>
+          <w:rFonts w:ascii="Times New Roman" w:cs="Times New Roman" w:eastAsia="Times New Roman" w:hAnsi="Times New Roman"/>
+          <w:sz w:val="24"/>
+          <w:szCs w:val="24"/>
+          <w:u w:val="single"/>
+          <w:rtl w:val="0"/>
+        </w:rPr>
+        <w:t xml:space="preserve">[Боже великий і вишній, в тебе одного є безсмертність і в світлі живеш недоступнім. Ти все створіння мудро створив, відокремив світло від темряви і сонце поклав, щоб правити днем, а місяць і зорі, щоб володіли ніччю, нас же грішних вчинив достойними і в теперішню годину стати перед твоїм обличчям, щоб тебе визнавати і принести тобі вечірнє славослов'я. Направ, Чоловіколюбче, молитву нашу, немов кадило, перед тобою і прийми її, як благовонний запах. Дай нам мирний цей вечір і близьку вже ніч; зодягни нас у броню світла; визволь нас від нічного страху і всякої речі, що в темряві з'являється, і дай сон, що його ти дарував на відпочинок нашій немічності, вільний від усякого маріння диявольського. Владико, давче добра, хай і на нашій постелі, бувши тобі милими, згадуємо вночі твоє ім'я і, просвічувані навчанням твоїх заповідей, встанемо в душевній радості до звеличування твоєї доброти, приносячи твоєму милосердю молитви і моління, за наші і всіх твоїх людей провини. Відвідай їх задля молитов святої Богородиці.]</w:t>
+      </w:r>
+    </w:p>
+    <w:p>
+      <w:pPr>
+        <w:spacing w:after="120" w:lineRule="auto"/>
+        <w:jc w:val="both"/>
+        <w:rPr>
+          <w:rFonts w:ascii="Times New Roman" w:cs="Times New Roman" w:eastAsia="Times New Roman" w:hAnsi="Times New Roman"/>
+          <w:sz w:val="24"/>
+          <w:szCs w:val="24"/>
+        </w:rPr>
+      </w:pPr>
+      <w:r>
+        <w:rPr>
+          <w:rFonts w:ascii="Times New Roman" w:hAnsi="Times New Roman"/>
+          <w:i/>
+          <w:color w:val="FF4400"/>
+          <w:sz w:val="24"/>
+        </w:rPr>
+        <w:t>Священик:</w:t>
+      </w:r>
+      <w:r>
+        <w:rPr>
+          <w:rFonts w:ascii="Times New Roman" w:hAnsi="Times New Roman"/>
+          <w:sz w:val="24"/>
+        </w:rPr>
+        <w:t xml:space="preserve"> Бо ти Бог милости, ласк і чоловіколюбности, і тобі славу віддаємо: Отцю, і Сину, і Святому Духові, нині і повсякчас, і на віки віків.</w:t>
+      </w:r>
+    </w:p>
+    <w:p>
+      <w:pPr>
+        <w:spacing w:after="120" w:lineRule="auto"/>
+        <w:jc w:val="both"/>
+        <w:rPr>
+          <w:rFonts w:ascii="Times New Roman" w:cs="Times New Roman" w:eastAsia="Times New Roman" w:hAnsi="Times New Roman"/>
+          <w:sz w:val="24"/>
+          <w:szCs w:val="24"/>
+        </w:rPr>
+      </w:pPr>
+      <w:r>
+        <w:rPr>
+          <w:rFonts w:ascii="Times New Roman" w:cs="Times New Roman" w:eastAsia="Times New Roman" w:hAnsi="Times New Roman"/>
+          <w:i w:val="1"/>
+          <w:color w:val="ff0000"/>
+          <w:sz w:val="24"/>
+          <w:szCs w:val="24"/>
+          <w:rtl w:val="0"/>
+        </w:rPr>
+        <w:t xml:space="preserve">Вірні:</w:t>
+      </w:r>
+      <w:r>
+        <w:rPr>
+          <w:rFonts w:ascii="Times New Roman" w:cs="Times New Roman" w:eastAsia="Times New Roman" w:hAnsi="Times New Roman"/>
+          <w:color w:val="ff0000"/>
+          <w:sz w:val="24"/>
+          <w:szCs w:val="24"/>
+          <w:rtl w:val="0"/>
+        </w:rPr>
+        <w:t xml:space="preserve"> </w:t>
+      </w:r>
+      <w:r>
+        <w:rPr>
+          <w:rFonts w:ascii="Times New Roman" w:cs="Times New Roman" w:eastAsia="Times New Roman" w:hAnsi="Times New Roman"/>
+          <w:sz w:val="24"/>
+          <w:szCs w:val="24"/>
+          <w:rtl w:val="0"/>
+        </w:rPr>
+        <w:t xml:space="preserve">Амінь.</w:t>
+      </w:r>
+    </w:p>
+    <w:p>
+      <w:pPr>
+        <w:spacing w:after="120" w:lineRule="auto"/>
+        <w:jc w:val="both"/>
+        <w:rPr>
+          <w:rFonts w:ascii="Times New Roman" w:cs="Times New Roman" w:eastAsia="Times New Roman" w:hAnsi="Times New Roman"/>
+          <w:sz w:val="24"/>
+          <w:szCs w:val="24"/>
+        </w:rPr>
+      </w:pPr>
+      <w:r>
+        <w:rPr>
+          <w:rFonts w:ascii="Times New Roman" w:hAnsi="Times New Roman"/>
+          <w:i/>
+          <w:color w:val="FF4400"/>
+          <w:sz w:val="24"/>
+        </w:rPr>
+        <w:t>Священик:</w:t>
+      </w:r>
+      <w:r>
+        <w:rPr>
+          <w:rFonts w:ascii="Times New Roman" w:hAnsi="Times New Roman"/>
+          <w:sz w:val="24"/>
+        </w:rPr>
+        <w:t xml:space="preserve"> Мир всім.</w:t>
+      </w:r>
+    </w:p>
+    <w:p>
+      <w:pPr>
+        <w:spacing w:after="120" w:lineRule="auto"/>
+        <w:jc w:val="both"/>
+        <w:rPr>
+          <w:rFonts w:ascii="Times New Roman" w:cs="Times New Roman" w:eastAsia="Times New Roman" w:hAnsi="Times New Roman"/>
+          <w:sz w:val="24"/>
+          <w:szCs w:val="24"/>
+        </w:rPr>
+      </w:pPr>
+      <w:r>
+        <w:rPr>
+          <w:rFonts w:ascii="Times New Roman" w:cs="Times New Roman" w:eastAsia="Times New Roman" w:hAnsi="Times New Roman"/>
+          <w:i w:val="1"/>
+          <w:color w:val="ff0000"/>
+          <w:sz w:val="24"/>
+          <w:szCs w:val="24"/>
+          <w:rtl w:val="0"/>
+        </w:rPr>
+        <w:t xml:space="preserve">Вірні:</w:t>
+      </w:r>
+      <w:r>
+        <w:rPr>
+          <w:rFonts w:ascii="Times New Roman" w:cs="Times New Roman" w:eastAsia="Times New Roman" w:hAnsi="Times New Roman"/>
+          <w:color w:val="ff0000"/>
+          <w:sz w:val="24"/>
+          <w:szCs w:val="24"/>
+          <w:rtl w:val="0"/>
+        </w:rPr>
+        <w:t xml:space="preserve"> </w:t>
+      </w:r>
+      <w:r>
+        <w:rPr>
+          <w:rFonts w:ascii="Times New Roman" w:cs="Times New Roman" w:eastAsia="Times New Roman" w:hAnsi="Times New Roman"/>
+          <w:sz w:val="24"/>
+          <w:szCs w:val="24"/>
+          <w:rtl w:val="0"/>
+        </w:rPr>
+        <w:t xml:space="preserve">І духові твоєму.</w:t>
+      </w:r>
+    </w:p>
+    <w:p>
+      <w:pPr>
+        <w:spacing w:after="120" w:lineRule="auto"/>
+        <w:jc w:val="both"/>
+        <w:rPr>
+          <w:rFonts w:ascii="Times New Roman" w:cs="Times New Roman" w:eastAsia="Times New Roman" w:hAnsi="Times New Roman"/>
+          <w:sz w:val="24"/>
+          <w:szCs w:val="24"/>
+        </w:rPr>
+      </w:pPr>
+      <w:r>
+        <w:rPr>
+          <w:rFonts w:ascii="Times New Roman" w:cs="Times New Roman" w:eastAsia="Times New Roman" w:hAnsi="Times New Roman"/>
+          <w:sz w:val="24"/>
+          <w:szCs w:val="24"/>
+          <w:rtl w:val="0"/>
+        </w:rPr>
+        <w:t xml:space="preserve">Голови ваші перед Господом схиліть.</w:t>
+      </w:r>
+    </w:p>
+    <w:p>
+      <w:pPr>
+        <w:spacing w:after="120" w:lineRule="auto"/>
+        <w:jc w:val="both"/>
+        <w:rPr>
+          <w:rFonts w:ascii="Times New Roman" w:cs="Times New Roman" w:eastAsia="Times New Roman" w:hAnsi="Times New Roman"/>
+          <w:sz w:val="24"/>
+          <w:szCs w:val="24"/>
+        </w:rPr>
+      </w:pPr>
+      <w:r>
+        <w:rPr>
+          <w:rFonts w:ascii="Times New Roman" w:cs="Times New Roman" w:eastAsia="Times New Roman" w:hAnsi="Times New Roman"/>
+          <w:i w:val="1"/>
+          <w:color w:val="ff0000"/>
+          <w:sz w:val="24"/>
+          <w:szCs w:val="24"/>
+          <w:rtl w:val="0"/>
+        </w:rPr>
+        <w:t xml:space="preserve">Вірні:</w:t>
+      </w:r>
+      <w:r>
+        <w:rPr>
+          <w:rFonts w:ascii="Times New Roman" w:cs="Times New Roman" w:eastAsia="Times New Roman" w:hAnsi="Times New Roman"/>
+          <w:color w:val="ff0000"/>
+          <w:sz w:val="24"/>
+          <w:szCs w:val="24"/>
+          <w:rtl w:val="0"/>
+        </w:rPr>
+        <w:t xml:space="preserve"> </w:t>
+      </w:r>
+      <w:r>
+        <w:rPr>
+          <w:rFonts w:ascii="Times New Roman" w:cs="Times New Roman" w:eastAsia="Times New Roman" w:hAnsi="Times New Roman"/>
+          <w:sz w:val="24"/>
+          <w:szCs w:val="24"/>
+          <w:rtl w:val="0"/>
+        </w:rPr>
+        <w:t xml:space="preserve">Тобі, Господи.</w:t>
+      </w:r>
+    </w:p>
+    <w:p>
+      <w:pPr>
+        <w:spacing w:after="120" w:lineRule="auto"/>
+        <w:jc w:val="both"/>
+        <w:rPr>
+          <w:rFonts w:ascii="Times New Roman" w:cs="Times New Roman" w:eastAsia="Times New Roman" w:hAnsi="Times New Roman"/>
+          <w:sz w:val="24"/>
+          <w:szCs w:val="24"/>
+        </w:rPr>
+      </w:pPr>
+      <w:r>
+        <w:rPr>
+          <w:rFonts w:ascii="Times New Roman" w:cs="Times New Roman" w:eastAsia="Times New Roman" w:hAnsi="Times New Roman"/>
+          <w:i w:val="1"/>
+          <w:color w:val="ff0000"/>
+          <w:sz w:val="24"/>
+          <w:szCs w:val="24"/>
+          <w:rtl w:val="0"/>
+        </w:rPr>
+        <w:t xml:space="preserve">Священик читає молитву:</w:t>
+      </w:r>
+      <w:r>
+        <w:rPr>
+          <w:rFonts w:ascii="Times New Roman" w:cs="Times New Roman" w:eastAsia="Times New Roman" w:hAnsi="Times New Roman"/>
+          <w:sz w:val="24"/>
+          <w:szCs w:val="24"/>
+          <w:rtl w:val="0"/>
+        </w:rPr>
+        <w:t xml:space="preserve"> Господи, Боже наш, що прихилив небо і зійшов на спасіння людського роду! Зглянься на слуг твоїх і на спадкоємство твоє, бо перед тобою, страшним і чоловіколюбним Суддею, слуги твої схилили свої голови і зігнули свої шиї, не від людей очікуючи допомоги, але на твою надіючись милість і твого очікуючи спасіння; тож оберігай їх повсякчасно, і в цей вечір, і в прийдешню ніч збережи від усякого ворога, і від будь-якого зазіхання диявольського, і від думок марних, і спогадів лукавих.</w:t>
+      </w:r>
+    </w:p>
+    <w:p>
+      <w:pPr>
+        <w:spacing w:after="120" w:lineRule="auto"/>
+        <w:jc w:val="both"/>
+        <w:rPr>
+          <w:rFonts w:ascii="Times New Roman" w:cs="Times New Roman" w:eastAsia="Times New Roman" w:hAnsi="Times New Roman"/>
+          <w:sz w:val="24"/>
+          <w:szCs w:val="24"/>
+        </w:rPr>
+      </w:pPr>
+      <w:r>
+        <w:rPr>
+          <w:rFonts w:ascii="Times New Roman" w:hAnsi="Times New Roman"/>
+          <w:i/>
+          <w:color w:val="FF4400"/>
+          <w:sz w:val="24"/>
+        </w:rPr>
+        <w:t>Священик:</w:t>
+      </w:r>
+      <w:r>
+        <w:rPr>
+          <w:rFonts w:ascii="Times New Roman" w:hAnsi="Times New Roman"/>
+          <w:sz w:val="24"/>
+        </w:rPr>
+        <w:t xml:space="preserve"> Нехай буде влада царства твого благословенна і дуже прославлена: Отця, і Сина, і Святого Духа, нині і повсякчас, і на віки віків.</w:t>
+      </w:r>
+    </w:p>
+    <w:p>
+      <w:pPr>
+        <w:spacing w:after="120" w:lineRule="auto"/>
+        <w:jc w:val="both"/>
+        <w:rPr>
+          <w:rFonts w:ascii="Times New Roman" w:cs="Times New Roman" w:eastAsia="Times New Roman" w:hAnsi="Times New Roman"/>
+          <w:sz w:val="24"/>
+          <w:szCs w:val="24"/>
+        </w:rPr>
+      </w:pPr>
+      <w:r>
+        <w:rPr>
+          <w:rFonts w:ascii="Times New Roman" w:cs="Times New Roman" w:eastAsia="Times New Roman" w:hAnsi="Times New Roman"/>
+          <w:i w:val="1"/>
+          <w:color w:val="ff0000"/>
+          <w:sz w:val="24"/>
+          <w:szCs w:val="24"/>
+          <w:rtl w:val="0"/>
+        </w:rPr>
+        <w:t xml:space="preserve">Вірні:</w:t>
+      </w:r>
+      <w:r>
+        <w:rPr>
+          <w:rFonts w:ascii="Times New Roman" w:cs="Times New Roman" w:eastAsia="Times New Roman" w:hAnsi="Times New Roman"/>
+          <w:sz w:val="24"/>
+          <w:szCs w:val="24"/>
+          <w:rtl w:val="0"/>
+        </w:rPr>
+        <w:t xml:space="preserve"> Амінь.</w:t>
+      </w:r>
+    </w:p>
+    <w:p>
+      <w:pPr>
+        <w:spacing w:after="120" w:lineRule="auto"/>
+        <w:jc w:val="both"/>
+        <w:rPr>
+          <w:rFonts w:ascii="Times New Roman" w:cs="Times New Roman" w:eastAsia="Times New Roman" w:hAnsi="Times New Roman"/>
+          <w:color w:val="ff0000"/>
+          <w:sz w:val="24"/>
+          <w:szCs w:val="24"/>
+        </w:rPr>
+      </w:pPr>
+      <w:r>
+        <w:rPr>
+          <w:rtl w:val="0"/>
+        </w:rPr>
+      </w:r>
+    </w:p>
+    <w:p>
+      <w:pPr>
+        <w:pStyle w:val="Heading2"/>
+        <w:spacing w:after="120" w:before="0" w:lineRule="auto"/>
+        <w:jc w:val="center"/>
+        <w:rPr>
+          <w:rFonts w:ascii="Times New Roman" w:cs="Times New Roman" w:eastAsia="Times New Roman" w:hAnsi="Times New Roman"/>
+          <w:b w:val="1"/>
+          <w:color w:val="ff0000"/>
+          <w:sz w:val="24"/>
+          <w:szCs w:val="24"/>
+        </w:rPr>
+      </w:pPr>
+      <w:r>
+        <w:rPr>
+          <w:rFonts w:ascii="Times New Roman" w:cs="Times New Roman" w:eastAsia="Times New Roman" w:hAnsi="Times New Roman"/>
+          <w:b w:val="1"/>
+          <w:color w:val="ff0000"/>
+          <w:sz w:val="24"/>
+          <w:szCs w:val="24"/>
+          <w:rtl w:val="0"/>
+        </w:rPr>
+        <w:t xml:space="preserve">Стихири на Литії</w:t>
+      </w:r>
+    </w:p>
+    <w:p>
+      <w:pPr>
+        <w:spacing w:after="120" w:lineRule="auto"/>
+        <w:jc w:val="both"/>
+        <w:rPr>
+          <w:rFonts w:ascii="Times New Roman" w:cs="Times New Roman" w:eastAsia="Times New Roman" w:hAnsi="Times New Roman"/>
+          <w:sz w:val="24"/>
+          <w:szCs w:val="24"/>
+        </w:rPr>
+      </w:pPr>
+      <w:r>
+        <w:rPr>
+          <w:rFonts w:ascii="Times New Roman" w:cs="Times New Roman" w:eastAsia="Times New Roman" w:hAnsi="Times New Roman"/>
+          <w:i w:val="1"/>
+          <w:color w:val="ff0000"/>
+          <w:sz w:val="24"/>
+          <w:szCs w:val="24"/>
+          <w:rtl w:val="0"/>
+        </w:rPr>
+        <w:t xml:space="preserve">(г. 1):</w:t>
+      </w:r>
+      <w:r>
+        <w:rPr>
+          <w:rFonts w:ascii="Times New Roman" w:cs="Times New Roman" w:eastAsia="Times New Roman" w:hAnsi="Times New Roman"/>
+          <w:sz w:val="24"/>
+          <w:szCs w:val="24"/>
+          <w:rtl w:val="0"/>
+        </w:rPr>
+        <w:t xml:space="preserve"> Віковічний Бог, що колись на горі Синай дав Мойсеєві Закон,* сьогодні являється як дитина.* Він, як законодавець, виконує закон:* приноситься у храм і віддається старцеві.* Симеон праведний, прийнявши його на руки* і побачивши, що здійснилась обітниця, радісно закликав:* Побачили мої очі таїнство від віків закрите,* в останні ж ці дні появлене;* світло, що розганяє невірних поган і появляє славу новому Ізраїлеві.* Тому звільни слугу твого з узів тіла цього* і відпусти до життя вічного, що не старіється,* даючи світові велику милість.</w:t>
+      </w:r>
+    </w:p>
+    <w:p>
+      <w:pPr>
+        <w:spacing w:after="120" w:lineRule="auto"/>
+        <w:jc w:val="both"/>
+        <w:rPr>
+          <w:rFonts w:ascii="Times New Roman" w:cs="Times New Roman" w:eastAsia="Times New Roman" w:hAnsi="Times New Roman"/>
+          <w:sz w:val="24"/>
+          <w:szCs w:val="24"/>
+        </w:rPr>
+      </w:pPr>
+      <w:r>
+        <w:rPr>
+          <w:rFonts w:ascii="Times New Roman" w:cs="Times New Roman" w:eastAsia="Times New Roman" w:hAnsi="Times New Roman"/>
+          <w:sz w:val="24"/>
+          <w:szCs w:val="24"/>
+          <w:rtl w:val="0"/>
+        </w:rPr>
+        <w:t xml:space="preserve">Той, хто на Синаї в давнину подав Мойсеєві Закон,* сьогодні з милосердя до нас підкоряється законним постановам.* Нині чистий Бог, як свята дитинка, родиться від Чистої* і, як Бог, собі самому приноситься,* визволяючи від законного прокляття,* і просвічує душі наші.</w:t>
+      </w:r>
+    </w:p>
+    <w:p>
+      <w:pPr>
+        <w:spacing w:after="120" w:lineRule="auto"/>
+        <w:jc w:val="both"/>
+        <w:rPr>
+          <w:rFonts w:ascii="Times New Roman" w:cs="Times New Roman" w:eastAsia="Times New Roman" w:hAnsi="Times New Roman"/>
+          <w:sz w:val="24"/>
+          <w:szCs w:val="24"/>
+        </w:rPr>
+      </w:pPr>
+      <w:r>
+        <w:rPr>
+          <w:rFonts w:ascii="Times New Roman" w:cs="Times New Roman" w:eastAsia="Times New Roman" w:hAnsi="Times New Roman"/>
+          <w:sz w:val="24"/>
+          <w:szCs w:val="24"/>
+          <w:rtl w:val="0"/>
+        </w:rPr>
+        <w:t xml:space="preserve">Нині Творець неба і землі* носиться святительськими руками старця Симеона,* а він Духом Святим промовляє:* Нині я визволений, бо побачив Спаса мого.</w:t>
+      </w:r>
+    </w:p>
+    <w:p>
+      <w:pPr>
+        <w:spacing w:after="120" w:lineRule="auto"/>
+        <w:jc w:val="both"/>
+        <w:rPr>
+          <w:rFonts w:ascii="Times New Roman" w:cs="Times New Roman" w:eastAsia="Times New Roman" w:hAnsi="Times New Roman"/>
+          <w:sz w:val="24"/>
+          <w:szCs w:val="24"/>
+        </w:rPr>
+      </w:pPr>
+      <w:r>
+        <w:rPr>
+          <w:rFonts w:ascii="Times New Roman" w:cs="Times New Roman" w:eastAsia="Times New Roman" w:hAnsi="Times New Roman"/>
+          <w:b w:val="1"/>
+          <w:sz w:val="24"/>
+          <w:szCs w:val="24"/>
+          <w:rtl w:val="0"/>
+        </w:rPr>
+        <w:t xml:space="preserve">Слава і нині</w:t>
+      </w:r>
+      <w:r>
+        <w:rPr>
+          <w:rFonts w:ascii="Times New Roman" w:cs="Times New Roman" w:eastAsia="Times New Roman" w:hAnsi="Times New Roman"/>
+          <w:sz w:val="24"/>
+          <w:szCs w:val="24"/>
+          <w:rtl w:val="0"/>
+        </w:rPr>
+        <w:t xml:space="preserve"> </w:t>
+      </w:r>
+      <w:r>
+        <w:rPr>
+          <w:rFonts w:ascii="Times New Roman" w:cs="Times New Roman" w:eastAsia="Times New Roman" w:hAnsi="Times New Roman"/>
+          <w:i w:val="1"/>
+          <w:color w:val="ff0000"/>
+          <w:sz w:val="24"/>
+          <w:szCs w:val="24"/>
+          <w:rtl w:val="0"/>
+        </w:rPr>
+        <w:t xml:space="preserve">(г. 5):</w:t>
+      </w:r>
+      <w:r>
+        <w:rPr>
+          <w:rFonts w:ascii="Times New Roman" w:cs="Times New Roman" w:eastAsia="Times New Roman" w:hAnsi="Times New Roman"/>
+          <w:sz w:val="24"/>
+          <w:szCs w:val="24"/>
+          <w:rtl w:val="0"/>
+        </w:rPr>
+        <w:t xml:space="preserve"> Споконвічний воплотився і став маленькою дитиною.* Мати Діва приносить його до храму,* щоб виконати обітницю свого Закону,* і Симеон бере його* на руки та й промовляє:* Нині, Святий, за твоїм словом,* відпускаєш у мирі слугу твого,* бо мої очі бачили спасіння твоє.</w:t>
+      </w:r>
+    </w:p>
+    <w:p>
+      <w:pPr>
+        <w:spacing w:after="120" w:lineRule="auto"/>
+        <w:jc w:val="both"/>
+        <w:rPr>
+          <w:rFonts w:ascii="Times New Roman" w:cs="Times New Roman" w:eastAsia="Times New Roman" w:hAnsi="Times New Roman"/>
+          <w:i w:val="1"/>
+          <w:color w:val="ff0000"/>
           <w:sz w:val="24"/>
           <w:szCs w:val="24"/>
         </w:rPr>
@@ -6267,27 +7546,95 @@
           <w:szCs w:val="24"/>
           <w:rtl w:val="0"/>
         </w:rPr>
-        <w:t xml:space="preserve">Прохальна єктенія</w:t>
-      </w:r>
-    </w:p>
-    <w:p>
-      <w:pPr>
-        <w:spacing w:after="120" w:lineRule="auto"/>
-        <w:jc w:val="both"/>
-        <w:rPr>
-          <w:rFonts w:ascii="Times New Roman" w:cs="Times New Roman" w:eastAsia="Times New Roman" w:hAnsi="Times New Roman"/>
-          <w:sz w:val="24"/>
-          <w:szCs w:val="24"/>
-        </w:rPr>
-      </w:pPr>
-      <w:r>
-        <w:rPr>
-          <w:rFonts w:ascii="Times New Roman" w:cs="Times New Roman" w:eastAsia="Times New Roman" w:hAnsi="Times New Roman"/>
-          <w:sz w:val="24"/>
-          <w:szCs w:val="24"/>
-          <w:rtl w:val="0"/>
-        </w:rPr>
-        <w:t xml:space="preserve">Сповнім вечірню молитву нашу Господеві.</w:t>
+        <w:t xml:space="preserve">Литійні молитви</w:t>
+      </w:r>
+    </w:p>
+    <w:p>
+      <w:pPr>
+        <w:spacing w:after="120" w:lineRule="auto"/>
+        <w:jc w:val="both"/>
+        <w:rPr>
+          <w:rFonts w:ascii="Times New Roman" w:cs="Times New Roman" w:eastAsia="Times New Roman" w:hAnsi="Times New Roman"/>
+          <w:i w:val="1"/>
+          <w:color w:val="ff0000"/>
+          <w:sz w:val="24"/>
+          <w:szCs w:val="24"/>
+        </w:rPr>
+      </w:pPr>
+      <w:r>
+        <w:rPr>
+          <w:rFonts w:ascii="Times New Roman" w:cs="Times New Roman" w:eastAsia="Times New Roman" w:hAnsi="Times New Roman"/>
+          <w:i w:val="1"/>
+          <w:color w:val="ff0000"/>
+          <w:sz w:val="24"/>
+          <w:szCs w:val="24"/>
+          <w:rtl w:val="0"/>
+        </w:rPr>
+        <w:t xml:space="preserve">Коли вірні починають литійні стихири, відбувається кадження за уставом; священик з хрестом у руці, а диякон з кадильницею, ідуть у притвор. </w:t>
+      </w:r>
+    </w:p>
+    <w:p>
+      <w:pPr>
+        <w:spacing w:after="120" w:lineRule="auto"/>
+        <w:jc w:val="both"/>
+        <w:rPr>
+          <w:rFonts w:ascii="Times New Roman" w:cs="Times New Roman" w:eastAsia="Times New Roman" w:hAnsi="Times New Roman"/>
+          <w:i w:val="1"/>
+          <w:color w:val="ff0000"/>
+          <w:sz w:val="24"/>
+          <w:szCs w:val="24"/>
+        </w:rPr>
+      </w:pPr>
+      <w:r>
+        <w:rPr>
+          <w:rFonts w:ascii="Times New Roman" w:cs="Times New Roman" w:eastAsia="Times New Roman" w:hAnsi="Times New Roman"/>
+          <w:i w:val="1"/>
+          <w:color w:val="ff0000"/>
+          <w:sz w:val="24"/>
+          <w:szCs w:val="24"/>
+          <w:rtl w:val="0"/>
+        </w:rPr>
+        <w:t xml:space="preserve">Коли хор закінчить литійні стихири, диякон голосно співає: </w:t>
+      </w:r>
+    </w:p>
+    <w:p>
+      <w:pPr>
+        <w:spacing w:after="120" w:lineRule="auto"/>
+        <w:jc w:val="both"/>
+        <w:rPr>
+          <w:rFonts w:ascii="Times New Roman" w:cs="Times New Roman" w:eastAsia="Times New Roman" w:hAnsi="Times New Roman"/>
+          <w:sz w:val="24"/>
+          <w:szCs w:val="24"/>
+        </w:rPr>
+      </w:pPr>
+      <w:r>
+        <w:rPr>
+          <w:rFonts w:ascii="Times New Roman" w:cs="Times New Roman" w:eastAsia="Times New Roman" w:hAnsi="Times New Roman"/>
+          <w:sz w:val="24"/>
+          <w:szCs w:val="24"/>
+          <w:rtl w:val="0"/>
+        </w:rPr>
+        <w:t xml:space="preserve">Спаси́, Бо́же, наро́д Твій і благослови́ спадкоє́мство Твоє́, навідай світ Твій ми́лістю і щедро́тами, вознеси́ ріг христия́н правосла́вних і зішли́ на нас бага́ті Твої ми́лості: моли́твами всепречи́стої Влади́чиці на́шої Богоро́диці і Приснодіви Марії, си́лою чесно́го і животворя́щого Хреста́, засту́пництвом чесни́х Небе́сних Сил безплотних, чесно́го, сла́вного проро́ка, Предте́чі і Хрести́теля Йоа́на, святи́х сла́вних і всехва́льних Апо́столів; святи́х отців на́ших і вселе́нських вели́ких учителів і святи́телів Васи́лія Вели́кого, Григо́рія Богосло́ва та Йоа́на Золотоу́стого; Атана́сія і Кири́ла; свято́го отця́ на́шого Микола́я, архиєпи́скопа Мир Лікійських, чудотво́рця; святи́х рівноапо́стольних Кири́ла і Мето́дія, учителів слов’я́нських; свято́го благовірного і рівноапо́стольного вели́кого кня́зя Володи́мира і блаже́нної вели́кої княги́ні Ольги; свято́го священному́ченика Йосафа́та; святи́х сла́вних і добропобідних му́чеників; блаже́нних новому́чеників та ісповідників українських; преподо́бних і богоно́сних отців на́ших Антонія і Теодо́сія Пече́рських та інших преподо́бних і богоно́сних отців на́ших; святи́х і пра́ведних богоотців Йоаки́ма і Анни; і свято́го </w:t>
+      </w:r>
+      <w:r>
+        <w:rPr>
+          <w:rFonts w:ascii="Times New Roman" w:cs="Times New Roman" w:eastAsia="Times New Roman" w:hAnsi="Times New Roman"/>
+          <w:i w:val="1"/>
+          <w:color w:val="ff0000"/>
+          <w:sz w:val="24"/>
+          <w:szCs w:val="24"/>
+          <w:rtl w:val="0"/>
+        </w:rPr>
+        <w:t xml:space="preserve">(ім’я, що його́ є храм цей)</w:t>
+      </w:r>
+      <w:r>
+        <w:rPr>
+          <w:rFonts w:ascii="Times New Roman" w:cs="Times New Roman" w:eastAsia="Times New Roman" w:hAnsi="Times New Roman"/>
+          <w:sz w:val="24"/>
+          <w:szCs w:val="24"/>
+          <w:rtl w:val="0"/>
+        </w:rPr>
+        <w:t xml:space="preserve">, і всіх Святи́х: мо́лимо Тебе́, многоми́лостивий Го́споди, ви́слухай нас грішних, що мо́лимось Тобі, і поми́луй нас.</w:t>
       </w:r>
     </w:p>
     <w:p>
@@ -6314,41 +7661,217 @@
       <w:r>
         <w:rPr>
           <w:rFonts w:ascii="Times New Roman" w:cs="Times New Roman" w:eastAsia="Times New Roman" w:hAnsi="Times New Roman"/>
-          <w:color w:val="ff0000"/>
-          <w:sz w:val="24"/>
-          <w:szCs w:val="24"/>
-          <w:rtl w:val="0"/>
-        </w:rPr>
-        <w:t xml:space="preserve"> </w:t>
-      </w:r>
-      <w:r>
-        <w:rPr>
-          <w:rFonts w:ascii="Times New Roman" w:cs="Times New Roman" w:eastAsia="Times New Roman" w:hAnsi="Times New Roman"/>
-          <w:sz w:val="24"/>
-          <w:szCs w:val="24"/>
-          <w:rtl w:val="0"/>
-        </w:rPr>
-        <w:t xml:space="preserve">Господи, помилуй.</w:t>
-      </w:r>
-    </w:p>
-    <w:p>
-      <w:pPr>
-        <w:spacing w:after="120" w:lineRule="auto"/>
-        <w:jc w:val="both"/>
-        <w:rPr>
-          <w:rFonts w:ascii="Times New Roman" w:cs="Times New Roman" w:eastAsia="Times New Roman" w:hAnsi="Times New Roman"/>
-          <w:sz w:val="24"/>
-          <w:szCs w:val="24"/>
-        </w:rPr>
-      </w:pPr>
-      <w:r>
-        <w:rPr>
-          <w:rFonts w:ascii="Times New Roman" w:cs="Times New Roman" w:eastAsia="Times New Roman" w:hAnsi="Times New Roman"/>
-          <w:sz w:val="24"/>
-          <w:szCs w:val="24"/>
-          <w:rtl w:val="0"/>
-        </w:rPr>
-        <w:t xml:space="preserve">Заступи, спаси, помилуй і охорони нас, Боже, твоєю благодаттю.</w:t>
+          <w:sz w:val="24"/>
+          <w:szCs w:val="24"/>
+          <w:rtl w:val="0"/>
+        </w:rPr>
+        <w:t xml:space="preserve"> Господи, помилуй </w:t>
+      </w:r>
+      <w:r>
+        <w:rPr>
+          <w:rFonts w:ascii="Times New Roman" w:cs="Times New Roman" w:eastAsia="Times New Roman" w:hAnsi="Times New Roman"/>
+          <w:i w:val="1"/>
+          <w:color w:val="ff0000"/>
+          <w:sz w:val="24"/>
+          <w:szCs w:val="24"/>
+          <w:rtl w:val="0"/>
+        </w:rPr>
+        <w:t xml:space="preserve">(12 р.)</w:t>
+      </w:r>
+      <w:r>
+        <w:rPr>
+          <w:rFonts w:ascii="Times New Roman" w:cs="Times New Roman" w:eastAsia="Times New Roman" w:hAnsi="Times New Roman"/>
+          <w:i w:val="1"/>
+          <w:sz w:val="24"/>
+          <w:szCs w:val="24"/>
+          <w:rtl w:val="0"/>
+        </w:rPr>
+        <w:t xml:space="preserve">.</w:t>
+      </w:r>
+      <w:r>
+        <w:rPr>
+          <w:rtl w:val="0"/>
+        </w:rPr>
+      </w:r>
+    </w:p>
+    <w:p>
+      <w:pPr>
+        <w:spacing w:after="120" w:lineRule="auto"/>
+        <w:jc w:val="both"/>
+        <w:rPr>
+          <w:rFonts w:ascii="Times New Roman" w:cs="Times New Roman" w:eastAsia="Times New Roman" w:hAnsi="Times New Roman"/>
+          <w:sz w:val="24"/>
+          <w:szCs w:val="24"/>
+        </w:rPr>
+      </w:pPr>
+      <w:r>
+        <w:rPr>
+          <w:rFonts w:ascii="Times New Roman" w:cs="Times New Roman" w:eastAsia="Times New Roman" w:hAnsi="Times New Roman"/>
+          <w:sz w:val="24"/>
+          <w:szCs w:val="24"/>
+          <w:rtl w:val="0"/>
+        </w:rPr>
+        <w:t xml:space="preserve">Ще молимось за святішого вселенського Архиєрея Франциска, Папу Римського, за блаженнішого Патріарха нашого Святослава, і за преосвященнішого Митрополита нашого Кир </w:t>
+      </w:r>
+      <w:r>
+        <w:rPr>
+          <w:rFonts w:ascii="Times New Roman" w:cs="Times New Roman" w:eastAsia="Times New Roman" w:hAnsi="Times New Roman"/>
+          <w:i w:val="1"/>
+          <w:color w:val="ff0000"/>
+          <w:sz w:val="24"/>
+          <w:szCs w:val="24"/>
+          <w:rtl w:val="0"/>
+        </w:rPr>
+        <w:t xml:space="preserve">(ім'я)</w:t>
+      </w:r>
+      <w:r>
+        <w:rPr>
+          <w:rFonts w:ascii="Times New Roman" w:cs="Times New Roman" w:eastAsia="Times New Roman" w:hAnsi="Times New Roman"/>
+          <w:sz w:val="24"/>
+          <w:szCs w:val="24"/>
+          <w:rtl w:val="0"/>
+        </w:rPr>
+        <w:t xml:space="preserve">, і за боголюбивого Єпископа нашого Кир </w:t>
+      </w:r>
+      <w:r>
+        <w:rPr>
+          <w:rFonts w:ascii="Times New Roman" w:cs="Times New Roman" w:eastAsia="Times New Roman" w:hAnsi="Times New Roman"/>
+          <w:i w:val="1"/>
+          <w:color w:val="ff0000"/>
+          <w:sz w:val="24"/>
+          <w:szCs w:val="24"/>
+          <w:rtl w:val="0"/>
+        </w:rPr>
+        <w:t xml:space="preserve">(ім'я)</w:t>
+      </w:r>
+      <w:r>
+        <w:rPr>
+          <w:rFonts w:ascii="Times New Roman" w:cs="Times New Roman" w:eastAsia="Times New Roman" w:hAnsi="Times New Roman"/>
+          <w:sz w:val="24"/>
+          <w:szCs w:val="24"/>
+          <w:rtl w:val="0"/>
+        </w:rPr>
+        <w:t xml:space="preserve">, [і за всечесніших отців наших: Протоархимандрита </w:t>
+      </w:r>
+      <w:r>
+        <w:rPr>
+          <w:rFonts w:ascii="Times New Roman" w:cs="Times New Roman" w:eastAsia="Times New Roman" w:hAnsi="Times New Roman"/>
+          <w:i w:val="1"/>
+          <w:color w:val="ff0000"/>
+          <w:sz w:val="24"/>
+          <w:szCs w:val="24"/>
+          <w:rtl w:val="0"/>
+        </w:rPr>
+        <w:t xml:space="preserve">(ім'я)</w:t>
+      </w:r>
+      <w:r>
+        <w:rPr>
+          <w:rFonts w:ascii="Times New Roman" w:cs="Times New Roman" w:eastAsia="Times New Roman" w:hAnsi="Times New Roman"/>
+          <w:sz w:val="24"/>
+          <w:szCs w:val="24"/>
+          <w:rtl w:val="0"/>
+        </w:rPr>
+        <w:t xml:space="preserve">, Архимандрита </w:t>
+      </w:r>
+      <w:r>
+        <w:rPr>
+          <w:rFonts w:ascii="Times New Roman" w:cs="Times New Roman" w:eastAsia="Times New Roman" w:hAnsi="Times New Roman"/>
+          <w:i w:val="1"/>
+          <w:color w:val="ff0000"/>
+          <w:sz w:val="24"/>
+          <w:szCs w:val="24"/>
+          <w:rtl w:val="0"/>
+        </w:rPr>
+        <w:t xml:space="preserve">(ім'я)</w:t>
+      </w:r>
+      <w:r>
+        <w:rPr>
+          <w:rFonts w:ascii="Times New Roman" w:cs="Times New Roman" w:eastAsia="Times New Roman" w:hAnsi="Times New Roman"/>
+          <w:sz w:val="24"/>
+          <w:szCs w:val="24"/>
+          <w:rtl w:val="0"/>
+        </w:rPr>
+        <w:t xml:space="preserve">, Протоігумена </w:t>
+      </w:r>
+      <w:r>
+        <w:rPr>
+          <w:rFonts w:ascii="Times New Roman" w:cs="Times New Roman" w:eastAsia="Times New Roman" w:hAnsi="Times New Roman"/>
+          <w:i w:val="1"/>
+          <w:color w:val="ff0000"/>
+          <w:sz w:val="24"/>
+          <w:szCs w:val="24"/>
+          <w:rtl w:val="0"/>
+        </w:rPr>
+        <w:t xml:space="preserve">(ім'я)</w:t>
+      </w:r>
+      <w:r>
+        <w:rPr>
+          <w:rFonts w:ascii="Times New Roman" w:cs="Times New Roman" w:eastAsia="Times New Roman" w:hAnsi="Times New Roman"/>
+          <w:sz w:val="24"/>
+          <w:szCs w:val="24"/>
+          <w:rtl w:val="0"/>
+        </w:rPr>
+        <w:t xml:space="preserve"> й Ігумена </w:t>
+      </w:r>
+      <w:r>
+        <w:rPr>
+          <w:rFonts w:ascii="Times New Roman" w:cs="Times New Roman" w:eastAsia="Times New Roman" w:hAnsi="Times New Roman"/>
+          <w:i w:val="1"/>
+          <w:color w:val="ff0000"/>
+          <w:sz w:val="24"/>
+          <w:szCs w:val="24"/>
+          <w:rtl w:val="0"/>
+        </w:rPr>
+        <w:t xml:space="preserve">(ім'я)</w:t>
+      </w:r>
+      <w:r>
+        <w:rPr>
+          <w:rFonts w:ascii="Times New Roman" w:cs="Times New Roman" w:eastAsia="Times New Roman" w:hAnsi="Times New Roman"/>
+          <w:sz w:val="24"/>
+          <w:szCs w:val="24"/>
+          <w:rtl w:val="0"/>
+        </w:rPr>
+        <w:t xml:space="preserve">], за отців наших духовних і за всю во Христі братію нашу;* і за всяку душу християнську, скорботну й утиснену, що потребує милости й допомоги Божої;* за опіку над містом (</w:t>
+      </w:r>
+      <w:r>
+        <w:rPr>
+          <w:rFonts w:ascii="Times New Roman" w:cs="Times New Roman" w:eastAsia="Times New Roman" w:hAnsi="Times New Roman"/>
+          <w:i w:val="1"/>
+          <w:color w:val="ff0000"/>
+          <w:sz w:val="24"/>
+          <w:szCs w:val="24"/>
+          <w:rtl w:val="0"/>
+        </w:rPr>
+        <w:t xml:space="preserve">або:</w:t>
+      </w:r>
+      <w:r>
+        <w:rPr>
+          <w:rFonts w:ascii="Times New Roman" w:cs="Times New Roman" w:eastAsia="Times New Roman" w:hAnsi="Times New Roman"/>
+          <w:sz w:val="24"/>
+          <w:szCs w:val="24"/>
+          <w:rtl w:val="0"/>
+        </w:rPr>
+        <w:t xml:space="preserve"> селом) цим і тими, що живуть у ньому (</w:t>
+      </w:r>
+      <w:r>
+        <w:rPr>
+          <w:rFonts w:ascii="Times New Roman" w:cs="Times New Roman" w:eastAsia="Times New Roman" w:hAnsi="Times New Roman"/>
+          <w:i w:val="1"/>
+          <w:color w:val="ff0000"/>
+          <w:sz w:val="24"/>
+          <w:szCs w:val="24"/>
+          <w:rtl w:val="0"/>
+        </w:rPr>
+        <w:t xml:space="preserve">або:</w:t>
+      </w:r>
+      <w:r>
+        <w:rPr>
+          <w:rFonts w:ascii="Times New Roman" w:cs="Times New Roman" w:eastAsia="Times New Roman" w:hAnsi="Times New Roman"/>
+          <w:sz w:val="24"/>
+          <w:szCs w:val="24"/>
+          <w:rtl w:val="0"/>
+        </w:rPr>
+        <w:t xml:space="preserve"> над обителлю цією святою і тими, що живуть у ній);* за мир і благоустроєність усього світу;* за добробут святих Божих Церков;* за спасіння і допомогу отцям і братам нашим, що пильно і зо страхом Божим трудяться і служать;* за відсутніх і тих, що в дорозі;* за зцілення тих, що в немочах лежать;* за упокоєння, полегшення, блаженну пам'ять і відпущення гріхів усім православним отцям і братам нашим, що раніш спочили і тут та повсюди поховані;* за визволення полонених і за братів наших на служіннях,* і за всіх, що служать і слугували у святім храмі цім (у святій обителі цій), промовмо всі.</w:t>
       </w:r>
     </w:p>
     <w:p>
@@ -6375,50 +7898,66 @@
       <w:r>
         <w:rPr>
           <w:rFonts w:ascii="Times New Roman" w:cs="Times New Roman" w:eastAsia="Times New Roman" w:hAnsi="Times New Roman"/>
-          <w:color w:val="ff0000"/>
-          <w:sz w:val="24"/>
-          <w:szCs w:val="24"/>
-          <w:rtl w:val="0"/>
-        </w:rPr>
-        <w:t xml:space="preserve"> </w:t>
-      </w:r>
-      <w:r>
-        <w:rPr>
-          <w:rFonts w:ascii="Times New Roman" w:cs="Times New Roman" w:eastAsia="Times New Roman" w:hAnsi="Times New Roman"/>
-          <w:sz w:val="24"/>
-          <w:szCs w:val="24"/>
-          <w:rtl w:val="0"/>
-        </w:rPr>
-        <w:t xml:space="preserve">Господи, помилуй.</w:t>
-      </w:r>
-    </w:p>
-    <w:p>
-      <w:pPr>
-        <w:spacing w:after="120" w:lineRule="auto"/>
-        <w:jc w:val="both"/>
-        <w:rPr>
-          <w:rFonts w:ascii="Times New Roman" w:cs="Times New Roman" w:eastAsia="Times New Roman" w:hAnsi="Times New Roman"/>
-          <w:sz w:val="24"/>
-          <w:szCs w:val="24"/>
-        </w:rPr>
-      </w:pPr>
-      <w:r>
-        <w:rPr>
-          <w:rFonts w:ascii="Times New Roman" w:cs="Times New Roman" w:eastAsia="Times New Roman" w:hAnsi="Times New Roman"/>
-          <w:sz w:val="24"/>
-          <w:szCs w:val="24"/>
-          <w:rtl w:val="0"/>
-        </w:rPr>
-        <w:t xml:space="preserve">Вечора всього досконалого, святого, мирного і безгрішного у Господа просім.</w:t>
-      </w:r>
-    </w:p>
-    <w:p>
-      <w:pPr>
-        <w:spacing w:after="120" w:lineRule="auto"/>
-        <w:jc w:val="both"/>
-        <w:rPr>
-          <w:rFonts w:ascii="Times New Roman" w:cs="Times New Roman" w:eastAsia="Times New Roman" w:hAnsi="Times New Roman"/>
-          <w:i w:val="1"/>
+          <w:sz w:val="24"/>
+          <w:szCs w:val="24"/>
+          <w:rtl w:val="0"/>
+        </w:rPr>
+        <w:t xml:space="preserve"> Киріє, елейсон </w:t>
+      </w:r>
+      <w:r>
+        <w:rPr>
+          <w:rFonts w:ascii="Times New Roman" w:cs="Times New Roman" w:eastAsia="Times New Roman" w:hAnsi="Times New Roman"/>
+          <w:i w:val="1"/>
+          <w:color w:val="ff0000"/>
+          <w:sz w:val="24"/>
+          <w:szCs w:val="24"/>
+          <w:rtl w:val="0"/>
+        </w:rPr>
+        <w:t xml:space="preserve">(12 р.)</w:t>
+      </w:r>
+      <w:r>
+        <w:rPr>
+          <w:rFonts w:ascii="Times New Roman" w:cs="Times New Roman" w:eastAsia="Times New Roman" w:hAnsi="Times New Roman"/>
+          <w:sz w:val="24"/>
+          <w:szCs w:val="24"/>
+          <w:rtl w:val="0"/>
+        </w:rPr>
+        <w:t xml:space="preserve">.</w:t>
+      </w:r>
+    </w:p>
+    <w:p>
+      <w:pPr>
+        <w:spacing w:after="120" w:lineRule="auto"/>
+        <w:jc w:val="both"/>
+        <w:rPr>
+          <w:rFonts w:ascii="Times New Roman" w:cs="Times New Roman" w:eastAsia="Times New Roman" w:hAnsi="Times New Roman"/>
+          <w:sz w:val="24"/>
+          <w:szCs w:val="24"/>
+        </w:rPr>
+      </w:pPr>
+      <w:r>
+        <w:rPr>
+          <w:rFonts w:ascii="Times New Roman" w:hAnsi="Times New Roman"/>
+          <w:i/>
+          <w:color w:val="FF4400"/>
+          <w:sz w:val="24"/>
+        </w:rPr>
+        <w:t>Священик:</w:t>
+      </w:r>
+      <w:r>
+        <w:rPr>
+          <w:rFonts w:ascii="Times New Roman" w:hAnsi="Times New Roman"/>
+          <w:sz w:val="24"/>
+        </w:rPr>
+        <w:t xml:space="preserve"> Вислухай нас, Боже, Спасителю наш, уповання всіх кінців землі і тих, що на морі далеко, і, Милостивий, будь милостивим, Владико, до гріхів наших і помилуй нас. Бо милостивий і чоловіколюбець Бог єси, і Тобі славу возсилаємо, Отцю, і Сину, і Святому Духові, нині і повсякчас, і на віки віків.</w:t>
+      </w:r>
+    </w:p>
+    <w:p>
+      <w:pPr>
+        <w:spacing w:after="120" w:lineRule="auto"/>
+        <w:jc w:val="both"/>
+        <w:rPr>
+          <w:rFonts w:ascii="Times New Roman" w:cs="Times New Roman" w:eastAsia="Times New Roman" w:hAnsi="Times New Roman"/>
           <w:sz w:val="24"/>
           <w:szCs w:val="24"/>
         </w:rPr>
@@ -6441,46 +7980,42 @@
           <w:szCs w:val="24"/>
           <w:rtl w:val="0"/>
         </w:rPr>
-        <w:t xml:space="preserve"> Подай, Господи</w:t>
-      </w:r>
-      <w:r>
-        <w:rPr>
-          <w:rFonts w:ascii="Times New Roman" w:cs="Times New Roman" w:eastAsia="Times New Roman" w:hAnsi="Times New Roman"/>
-          <w:i w:val="1"/>
-          <w:sz w:val="24"/>
-          <w:szCs w:val="24"/>
-          <w:rtl w:val="0"/>
-        </w:rPr>
-        <w:t xml:space="preserve">.</w:t>
-      </w:r>
-    </w:p>
-    <w:p>
-      <w:pPr>
-        <w:spacing w:after="120" w:lineRule="auto"/>
-        <w:jc w:val="both"/>
-        <w:rPr>
-          <w:rFonts w:ascii="Times New Roman" w:cs="Times New Roman" w:eastAsia="Times New Roman" w:hAnsi="Times New Roman"/>
-          <w:sz w:val="24"/>
-          <w:szCs w:val="24"/>
-        </w:rPr>
-      </w:pPr>
-      <w:r>
-        <w:rPr>
-          <w:rFonts w:ascii="Times New Roman" w:cs="Times New Roman" w:eastAsia="Times New Roman" w:hAnsi="Times New Roman"/>
-          <w:sz w:val="24"/>
-          <w:szCs w:val="24"/>
-          <w:rtl w:val="0"/>
-        </w:rPr>
-        <w:t xml:space="preserve">Ангела миру, вірного наставника, охоронця душ і тіл наших у Господа просім.</w:t>
-      </w:r>
-    </w:p>
-    <w:p>
-      <w:pPr>
-        <w:spacing w:after="120" w:lineRule="auto"/>
-        <w:jc w:val="both"/>
-        <w:rPr>
-          <w:rFonts w:ascii="Times New Roman" w:cs="Times New Roman" w:eastAsia="Times New Roman" w:hAnsi="Times New Roman"/>
-          <w:i w:val="1"/>
+        <w:t xml:space="preserve"> Амінь.</w:t>
+      </w:r>
+    </w:p>
+    <w:p>
+      <w:pPr>
+        <w:spacing w:after="120" w:lineRule="auto"/>
+        <w:jc w:val="both"/>
+        <w:rPr>
+          <w:rFonts w:ascii="Times New Roman" w:cs="Times New Roman" w:eastAsia="Times New Roman" w:hAnsi="Times New Roman"/>
+          <w:sz w:val="24"/>
+          <w:szCs w:val="24"/>
+        </w:rPr>
+      </w:pPr>
+      <w:r>
+        <w:rPr>
+          <w:rFonts w:ascii="Times New Roman" w:hAnsi="Times New Roman"/>
+          <w:i/>
+          <w:color w:val="FF4400"/>
+          <w:sz w:val="24"/>
+        </w:rPr>
+        <w:t>Священик:</w:t>
+      </w:r>
+      <w:r>
+        <w:rPr>
+          <w:rFonts w:ascii="Times New Roman" w:hAnsi="Times New Roman"/>
+          <w:sz w:val="24"/>
+        </w:rPr>
+        <w:t xml:space="preserve"> Мир всім.</w:t>
+      </w:r>
+    </w:p>
+    <w:p>
+      <w:pPr>
+        <w:spacing w:after="120" w:lineRule="auto"/>
+        <w:jc w:val="both"/>
+        <w:rPr>
+          <w:rFonts w:ascii="Times New Roman" w:cs="Times New Roman" w:eastAsia="Times New Roman" w:hAnsi="Times New Roman"/>
           <w:sz w:val="24"/>
           <w:szCs w:val="24"/>
         </w:rPr>
@@ -6503,46 +8038,35 @@
           <w:szCs w:val="24"/>
           <w:rtl w:val="0"/>
         </w:rPr>
-        <w:t xml:space="preserve"> Подай, Господи</w:t>
-      </w:r>
-      <w:r>
-        <w:rPr>
-          <w:rFonts w:ascii="Times New Roman" w:cs="Times New Roman" w:eastAsia="Times New Roman" w:hAnsi="Times New Roman"/>
-          <w:i w:val="1"/>
-          <w:sz w:val="24"/>
-          <w:szCs w:val="24"/>
-          <w:rtl w:val="0"/>
-        </w:rPr>
-        <w:t xml:space="preserve">.</w:t>
-      </w:r>
-    </w:p>
-    <w:p>
-      <w:pPr>
-        <w:spacing w:after="120" w:lineRule="auto"/>
-        <w:jc w:val="both"/>
-        <w:rPr>
-          <w:rFonts w:ascii="Times New Roman" w:cs="Times New Roman" w:eastAsia="Times New Roman" w:hAnsi="Times New Roman"/>
-          <w:sz w:val="24"/>
-          <w:szCs w:val="24"/>
-        </w:rPr>
-      </w:pPr>
-      <w:r>
-        <w:rPr>
-          <w:rFonts w:ascii="Times New Roman" w:cs="Times New Roman" w:eastAsia="Times New Roman" w:hAnsi="Times New Roman"/>
-          <w:sz w:val="24"/>
-          <w:szCs w:val="24"/>
-          <w:rtl w:val="0"/>
-        </w:rPr>
-        <w:t xml:space="preserve">Прощення і відпущення гріхів, і прогрішень наших у Господа просім.</w:t>
-      </w:r>
-    </w:p>
-    <w:p>
-      <w:pPr>
-        <w:spacing w:after="120" w:lineRule="auto"/>
-        <w:jc w:val="both"/>
-        <w:rPr>
-          <w:rFonts w:ascii="Times New Roman" w:cs="Times New Roman" w:eastAsia="Times New Roman" w:hAnsi="Times New Roman"/>
-          <w:i w:val="1"/>
+        <w:t xml:space="preserve"> I духові твоєму.</w:t>
+      </w:r>
+    </w:p>
+    <w:p>
+      <w:pPr>
+        <w:spacing w:after="120" w:lineRule="auto"/>
+        <w:jc w:val="both"/>
+        <w:rPr>
+          <w:rFonts w:ascii="Times New Roman" w:cs="Times New Roman" w:eastAsia="Times New Roman" w:hAnsi="Times New Roman"/>
+          <w:sz w:val="24"/>
+          <w:szCs w:val="24"/>
+        </w:rPr>
+      </w:pPr>
+      <w:r>
+        <w:rPr>
+          <w:rFonts w:ascii="Times New Roman" w:cs="Times New Roman" w:eastAsia="Times New Roman" w:hAnsi="Times New Roman"/>
+          <w:sz w:val="24"/>
+          <w:szCs w:val="24"/>
+          <w:rtl w:val="0"/>
+        </w:rPr>
+        <w:t xml:space="preserve">Голови ваші перед Господом схиліть.</w:t>
+      </w:r>
+    </w:p>
+    <w:p>
+      <w:pPr>
+        <w:spacing w:after="120" w:lineRule="auto"/>
+        <w:jc w:val="both"/>
+        <w:rPr>
+          <w:rFonts w:ascii="Times New Roman" w:cs="Times New Roman" w:eastAsia="Times New Roman" w:hAnsi="Times New Roman"/>
           <w:sz w:val="24"/>
           <w:szCs w:val="24"/>
         </w:rPr>
@@ -6565,1380 +8089,6 @@
           <w:szCs w:val="24"/>
           <w:rtl w:val="0"/>
         </w:rPr>
-        <w:t xml:space="preserve"> Подай, Господи</w:t>
-      </w:r>
-      <w:r>
-        <w:rPr>
-          <w:rFonts w:ascii="Times New Roman" w:cs="Times New Roman" w:eastAsia="Times New Roman" w:hAnsi="Times New Roman"/>
-          <w:i w:val="1"/>
-          <w:sz w:val="24"/>
-          <w:szCs w:val="24"/>
-          <w:rtl w:val="0"/>
-        </w:rPr>
-        <w:t xml:space="preserve">.</w:t>
-      </w:r>
-    </w:p>
-    <w:p>
-      <w:pPr>
-        <w:spacing w:after="120" w:lineRule="auto"/>
-        <w:jc w:val="both"/>
-        <w:rPr>
-          <w:rFonts w:ascii="Times New Roman" w:cs="Times New Roman" w:eastAsia="Times New Roman" w:hAnsi="Times New Roman"/>
-          <w:sz w:val="24"/>
-          <w:szCs w:val="24"/>
-        </w:rPr>
-      </w:pPr>
-      <w:r>
-        <w:rPr>
-          <w:rFonts w:ascii="Times New Roman" w:cs="Times New Roman" w:eastAsia="Times New Roman" w:hAnsi="Times New Roman"/>
-          <w:sz w:val="24"/>
-          <w:szCs w:val="24"/>
-          <w:rtl w:val="0"/>
-        </w:rPr>
-        <w:t xml:space="preserve">Доброго і пожиточного для душ наших і миру для світу у Господа просім.</w:t>
-      </w:r>
-    </w:p>
-    <w:p>
-      <w:pPr>
-        <w:spacing w:after="120" w:lineRule="auto"/>
-        <w:jc w:val="both"/>
-        <w:rPr>
-          <w:rFonts w:ascii="Times New Roman" w:cs="Times New Roman" w:eastAsia="Times New Roman" w:hAnsi="Times New Roman"/>
-          <w:i w:val="1"/>
-          <w:sz w:val="24"/>
-          <w:szCs w:val="24"/>
-        </w:rPr>
-      </w:pPr>
-      <w:r>
-        <w:rPr>
-          <w:rFonts w:ascii="Times New Roman" w:cs="Times New Roman" w:eastAsia="Times New Roman" w:hAnsi="Times New Roman"/>
-          <w:i w:val="1"/>
-          <w:color w:val="ff0000"/>
-          <w:sz w:val="24"/>
-          <w:szCs w:val="24"/>
-          <w:rtl w:val="0"/>
-        </w:rPr>
-        <w:t xml:space="preserve">Вірні:</w:t>
-      </w:r>
-      <w:r>
-        <w:rPr>
-          <w:rFonts w:ascii="Times New Roman" w:cs="Times New Roman" w:eastAsia="Times New Roman" w:hAnsi="Times New Roman"/>
-          <w:sz w:val="24"/>
-          <w:szCs w:val="24"/>
-          <w:rtl w:val="0"/>
-        </w:rPr>
-        <w:t xml:space="preserve"> Подай, Господи</w:t>
-      </w:r>
-      <w:r>
-        <w:rPr>
-          <w:rFonts w:ascii="Times New Roman" w:cs="Times New Roman" w:eastAsia="Times New Roman" w:hAnsi="Times New Roman"/>
-          <w:i w:val="1"/>
-          <w:sz w:val="24"/>
-          <w:szCs w:val="24"/>
-          <w:rtl w:val="0"/>
-        </w:rPr>
-        <w:t xml:space="preserve">.</w:t>
-      </w:r>
-    </w:p>
-    <w:p>
-      <w:pPr>
-        <w:spacing w:after="120" w:lineRule="auto"/>
-        <w:jc w:val="both"/>
-        <w:rPr>
-          <w:rFonts w:ascii="Times New Roman" w:cs="Times New Roman" w:eastAsia="Times New Roman" w:hAnsi="Times New Roman"/>
-          <w:sz w:val="24"/>
-          <w:szCs w:val="24"/>
-        </w:rPr>
-      </w:pPr>
-      <w:r>
-        <w:rPr>
-          <w:rFonts w:ascii="Times New Roman" w:cs="Times New Roman" w:eastAsia="Times New Roman" w:hAnsi="Times New Roman"/>
-          <w:sz w:val="24"/>
-          <w:szCs w:val="24"/>
-          <w:rtl w:val="0"/>
-        </w:rPr>
-        <w:t xml:space="preserve">Осталий час життя нашого в мирі й покаянні скінчити у Господа просім.</w:t>
-      </w:r>
-    </w:p>
-    <w:p>
-      <w:pPr>
-        <w:spacing w:after="120" w:lineRule="auto"/>
-        <w:jc w:val="both"/>
-        <w:rPr>
-          <w:rFonts w:ascii="Times New Roman" w:cs="Times New Roman" w:eastAsia="Times New Roman" w:hAnsi="Times New Roman"/>
-          <w:i w:val="1"/>
-          <w:sz w:val="24"/>
-          <w:szCs w:val="24"/>
-        </w:rPr>
-      </w:pPr>
-      <w:r>
-        <w:rPr>
-          <w:rFonts w:ascii="Times New Roman" w:cs="Times New Roman" w:eastAsia="Times New Roman" w:hAnsi="Times New Roman"/>
-          <w:i w:val="1"/>
-          <w:color w:val="ff0000"/>
-          <w:sz w:val="24"/>
-          <w:szCs w:val="24"/>
-          <w:rtl w:val="0"/>
-        </w:rPr>
-        <w:t xml:space="preserve">Вірні:</w:t>
-      </w:r>
-      <w:r>
-        <w:rPr>
-          <w:rFonts w:ascii="Times New Roman" w:cs="Times New Roman" w:eastAsia="Times New Roman" w:hAnsi="Times New Roman"/>
-          <w:sz w:val="24"/>
-          <w:szCs w:val="24"/>
-          <w:rtl w:val="0"/>
-        </w:rPr>
-        <w:t xml:space="preserve"> Подай, Господи</w:t>
-      </w:r>
-      <w:r>
-        <w:rPr>
-          <w:rFonts w:ascii="Times New Roman" w:cs="Times New Roman" w:eastAsia="Times New Roman" w:hAnsi="Times New Roman"/>
-          <w:i w:val="1"/>
-          <w:sz w:val="24"/>
-          <w:szCs w:val="24"/>
-          <w:rtl w:val="0"/>
-        </w:rPr>
-        <w:t xml:space="preserve">.</w:t>
-      </w:r>
-    </w:p>
-    <w:p>
-      <w:pPr>
-        <w:spacing w:after="120" w:lineRule="auto"/>
-        <w:jc w:val="both"/>
-        <w:rPr>
-          <w:rFonts w:ascii="Times New Roman" w:cs="Times New Roman" w:eastAsia="Times New Roman" w:hAnsi="Times New Roman"/>
-          <w:sz w:val="24"/>
-          <w:szCs w:val="24"/>
-        </w:rPr>
-      </w:pPr>
-      <w:r>
-        <w:rPr>
-          <w:rFonts w:ascii="Times New Roman" w:cs="Times New Roman" w:eastAsia="Times New Roman" w:hAnsi="Times New Roman"/>
-          <w:sz w:val="24"/>
-          <w:szCs w:val="24"/>
-          <w:rtl w:val="0"/>
-        </w:rPr>
-        <w:t xml:space="preserve">Християнської кончини життя нашого, безболісної, бездоганної, мирної, і доброго одвіту на страшному суді Христовому просім.</w:t>
-      </w:r>
-    </w:p>
-    <w:p>
-      <w:pPr>
-        <w:spacing w:after="120" w:lineRule="auto"/>
-        <w:jc w:val="both"/>
-        <w:rPr>
-          <w:rFonts w:ascii="Times New Roman" w:cs="Times New Roman" w:eastAsia="Times New Roman" w:hAnsi="Times New Roman"/>
-          <w:i w:val="1"/>
-          <w:sz w:val="24"/>
-          <w:szCs w:val="24"/>
-        </w:rPr>
-      </w:pPr>
-      <w:r>
-        <w:rPr>
-          <w:rFonts w:ascii="Times New Roman" w:cs="Times New Roman" w:eastAsia="Times New Roman" w:hAnsi="Times New Roman"/>
-          <w:i w:val="1"/>
-          <w:color w:val="ff0000"/>
-          <w:sz w:val="24"/>
-          <w:szCs w:val="24"/>
-          <w:rtl w:val="0"/>
-        </w:rPr>
-        <w:t xml:space="preserve">Вірні:</w:t>
-      </w:r>
-      <w:r>
-        <w:rPr>
-          <w:rFonts w:ascii="Times New Roman" w:cs="Times New Roman" w:eastAsia="Times New Roman" w:hAnsi="Times New Roman"/>
-          <w:sz w:val="24"/>
-          <w:szCs w:val="24"/>
-          <w:rtl w:val="0"/>
-        </w:rPr>
-        <w:t xml:space="preserve"> Подай, Господи</w:t>
-      </w:r>
-      <w:r>
-        <w:rPr>
-          <w:rFonts w:ascii="Times New Roman" w:cs="Times New Roman" w:eastAsia="Times New Roman" w:hAnsi="Times New Roman"/>
-          <w:i w:val="1"/>
-          <w:sz w:val="24"/>
-          <w:szCs w:val="24"/>
-          <w:rtl w:val="0"/>
-        </w:rPr>
-        <w:t xml:space="preserve">.</w:t>
-      </w:r>
-    </w:p>
-    <w:p>
-      <w:pPr>
-        <w:spacing w:after="120" w:lineRule="auto"/>
-        <w:jc w:val="both"/>
-        <w:rPr>
-          <w:rFonts w:ascii="Times New Roman" w:cs="Times New Roman" w:eastAsia="Times New Roman" w:hAnsi="Times New Roman"/>
-          <w:sz w:val="24"/>
-          <w:szCs w:val="24"/>
-        </w:rPr>
-      </w:pPr>
-      <w:r>
-        <w:rPr>
-          <w:rFonts w:ascii="Times New Roman" w:cs="Times New Roman" w:eastAsia="Times New Roman" w:hAnsi="Times New Roman"/>
-          <w:sz w:val="24"/>
-          <w:szCs w:val="24"/>
-          <w:rtl w:val="0"/>
-        </w:rPr>
-        <w:t xml:space="preserve">Пресвяту, пречисту, преблагословенну, славну Владичицю нашу Богородицю і приснодіву Марію, з усіма святими пом'янувши, самі себе, і один одного, і все життя наше Христу Богові віддаймо.</w:t>
-      </w:r>
-    </w:p>
-    <w:p>
-      <w:pPr>
-        <w:spacing w:after="120" w:lineRule="auto"/>
-        <w:jc w:val="both"/>
-        <w:rPr>
-          <w:rFonts w:ascii="Times New Roman" w:cs="Times New Roman" w:eastAsia="Times New Roman" w:hAnsi="Times New Roman"/>
-          <w:sz w:val="24"/>
-          <w:szCs w:val="24"/>
-        </w:rPr>
-      </w:pPr>
-      <w:r>
-        <w:rPr>
-          <w:rFonts w:ascii="Times New Roman" w:cs="Times New Roman" w:eastAsia="Times New Roman" w:hAnsi="Times New Roman"/>
-          <w:i w:val="1"/>
-          <w:color w:val="ff0000"/>
-          <w:sz w:val="24"/>
-          <w:szCs w:val="24"/>
-          <w:rtl w:val="0"/>
-        </w:rPr>
-        <w:t xml:space="preserve">Вірні:</w:t>
-      </w:r>
-      <w:r>
-        <w:rPr>
-          <w:rFonts w:ascii="Times New Roman" w:cs="Times New Roman" w:eastAsia="Times New Roman" w:hAnsi="Times New Roman"/>
-          <w:color w:val="ff0000"/>
-          <w:sz w:val="24"/>
-          <w:szCs w:val="24"/>
-          <w:rtl w:val="0"/>
-        </w:rPr>
-        <w:t xml:space="preserve"> </w:t>
-      </w:r>
-      <w:r>
-        <w:rPr>
-          <w:rFonts w:ascii="Times New Roman" w:cs="Times New Roman" w:eastAsia="Times New Roman" w:hAnsi="Times New Roman"/>
-          <w:sz w:val="24"/>
-          <w:szCs w:val="24"/>
-          <w:rtl w:val="0"/>
-        </w:rPr>
-        <w:t xml:space="preserve">Тобі, Господи.</w:t>
-      </w:r>
-    </w:p>
-    <w:p>
-      <w:pPr>
-        <w:spacing w:after="120" w:lineRule="auto"/>
-        <w:jc w:val="both"/>
-        <w:rPr>
-          <w:rFonts w:ascii="Times New Roman" w:cs="Times New Roman" w:eastAsia="Times New Roman" w:hAnsi="Times New Roman"/>
-          <w:sz w:val="24"/>
-          <w:szCs w:val="24"/>
-          <w:u w:val="single"/>
-        </w:rPr>
-      </w:pPr>
-      <w:r>
-        <w:rPr>
-          <w:rFonts w:ascii="Times New Roman" w:cs="Times New Roman" w:eastAsia="Times New Roman" w:hAnsi="Times New Roman"/>
-          <w:sz w:val="24"/>
-          <w:szCs w:val="24"/>
-          <w:u w:val="single"/>
-          <w:rtl w:val="0"/>
-        </w:rPr>
-        <w:t xml:space="preserve">[Боже великий і вишній, в тебе одного є безсмертність і в світлі живеш недоступнім. Ти все створіння мудро створив, відокремив світло від темряви і сонце поклав, щоб правити днем, а місяць і зорі, щоб володіли ніччю, нас же грішних вчинив достойними і в теперішню годину стати перед твоїм обличчям, щоб тебе визнавати і принести тобі вечірнє славослов'я. Направ, Чоловіколюбче, молитву нашу, немов кадило, перед тобою і прийми її, як благовонний запах. Дай нам мирний цей вечір і близьку вже ніч; зодягни нас у броню світла; визволь нас від нічного страху і всякої речі, що в темряві з'являється, і дай сон, що його ти дарував на відпочинок нашій немічності, вільний від усякого маріння диявольського. Владико, давче добра, хай і на нашій постелі, бувши тобі милими, згадуємо вночі твоє ім'я і, просвічувані навчанням твоїх заповідей, встанемо в душевній радості до звеличування твоєї доброти, приносячи твоєму милосердю молитви і моління, за наші і всіх твоїх людей провини. Відвідай їх задля молитов святої Богородиці.]</w:t>
-      </w:r>
-    </w:p>
-    <w:p>
-      <w:pPr>
-        <w:spacing w:after="120" w:lineRule="auto"/>
-        <w:jc w:val="both"/>
-        <w:rPr>
-          <w:rFonts w:ascii="Times New Roman" w:cs="Times New Roman" w:eastAsia="Times New Roman" w:hAnsi="Times New Roman"/>
-          <w:sz w:val="24"/>
-          <w:szCs w:val="24"/>
-        </w:rPr>
-      </w:pPr>
-      <w:r>
-        <w:rPr>
-          <w:rFonts w:ascii="Times New Roman" w:cs="Times New Roman" w:eastAsia="Times New Roman" w:hAnsi="Times New Roman"/>
-          <w:i w:val="1"/>
-          <w:color w:val="ff0000"/>
-          <w:sz w:val="24"/>
-          <w:szCs w:val="24"/>
-          <w:rtl w:val="0"/>
-        </w:rPr>
-        <w:t xml:space="preserve">Священик:</w:t>
-      </w:r>
-      <w:r>
-        <w:rPr>
-          <w:rFonts w:ascii="Times New Roman" w:cs="Times New Roman" w:eastAsia="Times New Roman" w:hAnsi="Times New Roman"/>
-          <w:color w:val="ff0000"/>
-          <w:sz w:val="24"/>
-          <w:szCs w:val="24"/>
-          <w:rtl w:val="0"/>
-        </w:rPr>
-        <w:t xml:space="preserve"> </w:t>
-      </w:r>
-      <w:r>
-        <w:rPr>
-          <w:rFonts w:ascii="Times New Roman" w:cs="Times New Roman" w:eastAsia="Times New Roman" w:hAnsi="Times New Roman"/>
-          <w:sz w:val="24"/>
-          <w:szCs w:val="24"/>
-          <w:rtl w:val="0"/>
-        </w:rPr>
-        <w:t xml:space="preserve">Бо ти Бог милости, ласк і чоловіколюбности, і тобі славу віддаємо: Отцю, і Сину, і Святому Духові, нині і повсякчас, і на віки віків.</w:t>
-      </w:r>
-    </w:p>
-    <w:p>
-      <w:pPr>
-        <w:spacing w:after="120" w:lineRule="auto"/>
-        <w:jc w:val="both"/>
-        <w:rPr>
-          <w:rFonts w:ascii="Times New Roman" w:cs="Times New Roman" w:eastAsia="Times New Roman" w:hAnsi="Times New Roman"/>
-          <w:sz w:val="24"/>
-          <w:szCs w:val="24"/>
-        </w:rPr>
-      </w:pPr>
-      <w:r>
-        <w:rPr>
-          <w:rFonts w:ascii="Times New Roman" w:cs="Times New Roman" w:eastAsia="Times New Roman" w:hAnsi="Times New Roman"/>
-          <w:i w:val="1"/>
-          <w:color w:val="ff0000"/>
-          <w:sz w:val="24"/>
-          <w:szCs w:val="24"/>
-          <w:rtl w:val="0"/>
-        </w:rPr>
-        <w:t xml:space="preserve">Вірні:</w:t>
-      </w:r>
-      <w:r>
-        <w:rPr>
-          <w:rFonts w:ascii="Times New Roman" w:cs="Times New Roman" w:eastAsia="Times New Roman" w:hAnsi="Times New Roman"/>
-          <w:color w:val="ff0000"/>
-          <w:sz w:val="24"/>
-          <w:szCs w:val="24"/>
-          <w:rtl w:val="0"/>
-        </w:rPr>
-        <w:t xml:space="preserve"> </w:t>
-      </w:r>
-      <w:r>
-        <w:rPr>
-          <w:rFonts w:ascii="Times New Roman" w:cs="Times New Roman" w:eastAsia="Times New Roman" w:hAnsi="Times New Roman"/>
-          <w:sz w:val="24"/>
-          <w:szCs w:val="24"/>
-          <w:rtl w:val="0"/>
-        </w:rPr>
-        <w:t xml:space="preserve">Амінь.</w:t>
-      </w:r>
-    </w:p>
-    <w:p>
-      <w:pPr>
-        <w:spacing w:after="120" w:lineRule="auto"/>
-        <w:jc w:val="both"/>
-        <w:rPr>
-          <w:rFonts w:ascii="Times New Roman" w:cs="Times New Roman" w:eastAsia="Times New Roman" w:hAnsi="Times New Roman"/>
-          <w:sz w:val="24"/>
-          <w:szCs w:val="24"/>
-        </w:rPr>
-      </w:pPr>
-      <w:r>
-        <w:rPr>
-          <w:rFonts w:ascii="Times New Roman" w:cs="Times New Roman" w:eastAsia="Times New Roman" w:hAnsi="Times New Roman"/>
-          <w:i w:val="1"/>
-          <w:color w:val="ff0000"/>
-          <w:sz w:val="24"/>
-          <w:szCs w:val="24"/>
-          <w:rtl w:val="0"/>
-        </w:rPr>
-        <w:t xml:space="preserve">Священик:</w:t>
-      </w:r>
-      <w:r>
-        <w:rPr>
-          <w:rFonts w:ascii="Times New Roman" w:cs="Times New Roman" w:eastAsia="Times New Roman" w:hAnsi="Times New Roman"/>
-          <w:color w:val="ff0000"/>
-          <w:sz w:val="24"/>
-          <w:szCs w:val="24"/>
-          <w:rtl w:val="0"/>
-        </w:rPr>
-        <w:t xml:space="preserve"> </w:t>
-      </w:r>
-      <w:r>
-        <w:rPr>
-          <w:rFonts w:ascii="Times New Roman" w:cs="Times New Roman" w:eastAsia="Times New Roman" w:hAnsi="Times New Roman"/>
-          <w:sz w:val="24"/>
-          <w:szCs w:val="24"/>
-          <w:rtl w:val="0"/>
-        </w:rPr>
-        <w:t xml:space="preserve">Мир всім.</w:t>
-      </w:r>
-    </w:p>
-    <w:p>
-      <w:pPr>
-        <w:spacing w:after="120" w:lineRule="auto"/>
-        <w:jc w:val="both"/>
-        <w:rPr>
-          <w:rFonts w:ascii="Times New Roman" w:cs="Times New Roman" w:eastAsia="Times New Roman" w:hAnsi="Times New Roman"/>
-          <w:sz w:val="24"/>
-          <w:szCs w:val="24"/>
-        </w:rPr>
-      </w:pPr>
-      <w:r>
-        <w:rPr>
-          <w:rFonts w:ascii="Times New Roman" w:cs="Times New Roman" w:eastAsia="Times New Roman" w:hAnsi="Times New Roman"/>
-          <w:i w:val="1"/>
-          <w:color w:val="ff0000"/>
-          <w:sz w:val="24"/>
-          <w:szCs w:val="24"/>
-          <w:rtl w:val="0"/>
-        </w:rPr>
-        <w:t xml:space="preserve">Вірні:</w:t>
-      </w:r>
-      <w:r>
-        <w:rPr>
-          <w:rFonts w:ascii="Times New Roman" w:cs="Times New Roman" w:eastAsia="Times New Roman" w:hAnsi="Times New Roman"/>
-          <w:color w:val="ff0000"/>
-          <w:sz w:val="24"/>
-          <w:szCs w:val="24"/>
-          <w:rtl w:val="0"/>
-        </w:rPr>
-        <w:t xml:space="preserve"> </w:t>
-      </w:r>
-      <w:r>
-        <w:rPr>
-          <w:rFonts w:ascii="Times New Roman" w:cs="Times New Roman" w:eastAsia="Times New Roman" w:hAnsi="Times New Roman"/>
-          <w:sz w:val="24"/>
-          <w:szCs w:val="24"/>
-          <w:rtl w:val="0"/>
-        </w:rPr>
-        <w:t xml:space="preserve">І духові твоєму.</w:t>
-      </w:r>
-    </w:p>
-    <w:p>
-      <w:pPr>
-        <w:spacing w:after="120" w:lineRule="auto"/>
-        <w:jc w:val="both"/>
-        <w:rPr>
-          <w:rFonts w:ascii="Times New Roman" w:cs="Times New Roman" w:eastAsia="Times New Roman" w:hAnsi="Times New Roman"/>
-          <w:sz w:val="24"/>
-          <w:szCs w:val="24"/>
-        </w:rPr>
-      </w:pPr>
-      <w:r>
-        <w:rPr>
-          <w:rFonts w:ascii="Times New Roman" w:cs="Times New Roman" w:eastAsia="Times New Roman" w:hAnsi="Times New Roman"/>
-          <w:sz w:val="24"/>
-          <w:szCs w:val="24"/>
-          <w:rtl w:val="0"/>
-        </w:rPr>
-        <w:t xml:space="preserve">Голови ваші перед Господом схиліть.</w:t>
-      </w:r>
-    </w:p>
-    <w:p>
-      <w:pPr>
-        <w:spacing w:after="120" w:lineRule="auto"/>
-        <w:jc w:val="both"/>
-        <w:rPr>
-          <w:rFonts w:ascii="Times New Roman" w:cs="Times New Roman" w:eastAsia="Times New Roman" w:hAnsi="Times New Roman"/>
-          <w:sz w:val="24"/>
-          <w:szCs w:val="24"/>
-        </w:rPr>
-      </w:pPr>
-      <w:r>
-        <w:rPr>
-          <w:rFonts w:ascii="Times New Roman" w:cs="Times New Roman" w:eastAsia="Times New Roman" w:hAnsi="Times New Roman"/>
-          <w:i w:val="1"/>
-          <w:color w:val="ff0000"/>
-          <w:sz w:val="24"/>
-          <w:szCs w:val="24"/>
-          <w:rtl w:val="0"/>
-        </w:rPr>
-        <w:t xml:space="preserve">Вірні:</w:t>
-      </w:r>
-      <w:r>
-        <w:rPr>
-          <w:rFonts w:ascii="Times New Roman" w:cs="Times New Roman" w:eastAsia="Times New Roman" w:hAnsi="Times New Roman"/>
-          <w:color w:val="ff0000"/>
-          <w:sz w:val="24"/>
-          <w:szCs w:val="24"/>
-          <w:rtl w:val="0"/>
-        </w:rPr>
-        <w:t xml:space="preserve"> </w:t>
-      </w:r>
-      <w:r>
-        <w:rPr>
-          <w:rFonts w:ascii="Times New Roman" w:cs="Times New Roman" w:eastAsia="Times New Roman" w:hAnsi="Times New Roman"/>
-          <w:sz w:val="24"/>
-          <w:szCs w:val="24"/>
-          <w:rtl w:val="0"/>
-        </w:rPr>
-        <w:t xml:space="preserve">Тобі, Господи.</w:t>
-      </w:r>
-    </w:p>
-    <w:p>
-      <w:pPr>
-        <w:spacing w:after="120" w:lineRule="auto"/>
-        <w:jc w:val="both"/>
-        <w:rPr>
-          <w:rFonts w:ascii="Times New Roman" w:cs="Times New Roman" w:eastAsia="Times New Roman" w:hAnsi="Times New Roman"/>
-          <w:sz w:val="24"/>
-          <w:szCs w:val="24"/>
-        </w:rPr>
-      </w:pPr>
-      <w:r>
-        <w:rPr>
-          <w:rFonts w:ascii="Times New Roman" w:cs="Times New Roman" w:eastAsia="Times New Roman" w:hAnsi="Times New Roman"/>
-          <w:i w:val="1"/>
-          <w:color w:val="ff0000"/>
-          <w:sz w:val="24"/>
-          <w:szCs w:val="24"/>
-          <w:rtl w:val="0"/>
-        </w:rPr>
-        <w:t xml:space="preserve">Священик читає молитву:</w:t>
-      </w:r>
-      <w:r>
-        <w:rPr>
-          <w:rFonts w:ascii="Times New Roman" w:cs="Times New Roman" w:eastAsia="Times New Roman" w:hAnsi="Times New Roman"/>
-          <w:sz w:val="24"/>
-          <w:szCs w:val="24"/>
-          <w:rtl w:val="0"/>
-        </w:rPr>
-        <w:t xml:space="preserve"> Господи, Боже наш, що прихилив небо і зійшов на спасіння людського роду! Зглянься на слуг твоїх і на спадкоємство твоє, бо перед тобою, страшним і чоловіколюбним Суддею, слуги твої схилили свої голови і зігнули свої шиї, не від людей очікуючи допомоги, але на твою надіючись милість і твого очікуючи спасіння; тож оберігай їх повсякчасно, і в цей вечір, і в прийдешню ніч збережи від усякого ворога, і від будь-якого зазіхання диявольського, і від думок марних, і спогадів лукавих.</w:t>
-      </w:r>
-    </w:p>
-    <w:p>
-      <w:pPr>
-        <w:spacing w:after="120" w:lineRule="auto"/>
-        <w:jc w:val="both"/>
-        <w:rPr>
-          <w:rFonts w:ascii="Times New Roman" w:cs="Times New Roman" w:eastAsia="Times New Roman" w:hAnsi="Times New Roman"/>
-          <w:sz w:val="24"/>
-          <w:szCs w:val="24"/>
-        </w:rPr>
-      </w:pPr>
-      <w:r>
-        <w:rPr>
-          <w:rFonts w:ascii="Times New Roman" w:cs="Times New Roman" w:eastAsia="Times New Roman" w:hAnsi="Times New Roman"/>
-          <w:i w:val="1"/>
-          <w:color w:val="ff0000"/>
-          <w:sz w:val="24"/>
-          <w:szCs w:val="24"/>
-          <w:rtl w:val="0"/>
-        </w:rPr>
-        <w:t xml:space="preserve">Священик:</w:t>
-      </w:r>
-      <w:r>
-        <w:rPr>
-          <w:rFonts w:ascii="Times New Roman" w:cs="Times New Roman" w:eastAsia="Times New Roman" w:hAnsi="Times New Roman"/>
-          <w:color w:val="ff0000"/>
-          <w:sz w:val="24"/>
-          <w:szCs w:val="24"/>
-          <w:rtl w:val="0"/>
-        </w:rPr>
-        <w:t xml:space="preserve"> </w:t>
-      </w:r>
-      <w:r>
-        <w:rPr>
-          <w:rFonts w:ascii="Times New Roman" w:cs="Times New Roman" w:eastAsia="Times New Roman" w:hAnsi="Times New Roman"/>
-          <w:sz w:val="24"/>
-          <w:szCs w:val="24"/>
-          <w:rtl w:val="0"/>
-        </w:rPr>
-        <w:t xml:space="preserve">Нехай буде влада царства твого благословенна і дуже прославлена: Отця, і Сина, і Святого Духа, нині і повсякчас, і на віки віків.</w:t>
-      </w:r>
-    </w:p>
-    <w:p>
-      <w:pPr>
-        <w:spacing w:after="120" w:lineRule="auto"/>
-        <w:jc w:val="both"/>
-        <w:rPr>
-          <w:rFonts w:ascii="Times New Roman" w:cs="Times New Roman" w:eastAsia="Times New Roman" w:hAnsi="Times New Roman"/>
-          <w:sz w:val="24"/>
-          <w:szCs w:val="24"/>
-        </w:rPr>
-      </w:pPr>
-      <w:r>
-        <w:rPr>
-          <w:rFonts w:ascii="Times New Roman" w:cs="Times New Roman" w:eastAsia="Times New Roman" w:hAnsi="Times New Roman"/>
-          <w:i w:val="1"/>
-          <w:color w:val="ff0000"/>
-          <w:sz w:val="24"/>
-          <w:szCs w:val="24"/>
-          <w:rtl w:val="0"/>
-        </w:rPr>
-        <w:t xml:space="preserve">Вірні:</w:t>
-      </w:r>
-      <w:r>
-        <w:rPr>
-          <w:rFonts w:ascii="Times New Roman" w:cs="Times New Roman" w:eastAsia="Times New Roman" w:hAnsi="Times New Roman"/>
-          <w:sz w:val="24"/>
-          <w:szCs w:val="24"/>
-          <w:rtl w:val="0"/>
-        </w:rPr>
-        <w:t xml:space="preserve"> Амінь.</w:t>
-      </w:r>
-    </w:p>
-    <w:p>
-      <w:pPr>
-        <w:spacing w:after="120" w:lineRule="auto"/>
-        <w:jc w:val="both"/>
-        <w:rPr>
-          <w:rFonts w:ascii="Times New Roman" w:cs="Times New Roman" w:eastAsia="Times New Roman" w:hAnsi="Times New Roman"/>
-          <w:color w:val="ff0000"/>
-          <w:sz w:val="24"/>
-          <w:szCs w:val="24"/>
-        </w:rPr>
-      </w:pPr>
-      <w:r>
-        <w:rPr>
-          <w:rtl w:val="0"/>
-        </w:rPr>
-      </w:r>
-    </w:p>
-    <w:p>
-      <w:pPr>
-        <w:pStyle w:val="Heading2"/>
-        <w:spacing w:after="120" w:before="0" w:lineRule="auto"/>
-        <w:jc w:val="center"/>
-        <w:rPr>
-          <w:rFonts w:ascii="Times New Roman" w:cs="Times New Roman" w:eastAsia="Times New Roman" w:hAnsi="Times New Roman"/>
-          <w:b w:val="1"/>
-          <w:color w:val="ff0000"/>
-          <w:sz w:val="24"/>
-          <w:szCs w:val="24"/>
-        </w:rPr>
-      </w:pPr>
-      <w:r>
-        <w:rPr>
-          <w:rFonts w:ascii="Times New Roman" w:cs="Times New Roman" w:eastAsia="Times New Roman" w:hAnsi="Times New Roman"/>
-          <w:b w:val="1"/>
-          <w:color w:val="ff0000"/>
-          <w:sz w:val="24"/>
-          <w:szCs w:val="24"/>
-          <w:rtl w:val="0"/>
-        </w:rPr>
-        <w:t xml:space="preserve">Стихири на Литії</w:t>
-      </w:r>
-    </w:p>
-    <w:p>
-      <w:pPr>
-        <w:spacing w:after="120" w:lineRule="auto"/>
-        <w:jc w:val="both"/>
-        <w:rPr>
-          <w:rFonts w:ascii="Times New Roman" w:cs="Times New Roman" w:eastAsia="Times New Roman" w:hAnsi="Times New Roman"/>
-          <w:sz w:val="24"/>
-          <w:szCs w:val="24"/>
-        </w:rPr>
-      </w:pPr>
-      <w:r>
-        <w:rPr>
-          <w:rFonts w:ascii="Times New Roman" w:cs="Times New Roman" w:eastAsia="Times New Roman" w:hAnsi="Times New Roman"/>
-          <w:i w:val="1"/>
-          <w:color w:val="ff0000"/>
-          <w:sz w:val="24"/>
-          <w:szCs w:val="24"/>
-          <w:rtl w:val="0"/>
-        </w:rPr>
-        <w:t xml:space="preserve">(г. 1):</w:t>
-      </w:r>
-      <w:r>
-        <w:rPr>
-          <w:rFonts w:ascii="Times New Roman" w:cs="Times New Roman" w:eastAsia="Times New Roman" w:hAnsi="Times New Roman"/>
-          <w:sz w:val="24"/>
-          <w:szCs w:val="24"/>
-          <w:rtl w:val="0"/>
-        </w:rPr>
-        <w:t xml:space="preserve"> Віковічний Бог, що колись на горі Синай дав Мойсеєві Закон,* сьогодні являється як дитина.* Він, як законодавець, виконує закон:* приноситься у храм і віддається старцеві.* Симеон праведний, прийнявши його на руки* і побачивши, що здійснилась обітниця, радісно закликав:* Побачили мої очі таїнство від віків закрите,* в останні ж ці дні появлене;* світло, що розганяє невірних поган і появляє славу новому Ізраїлеві.* Тому звільни слугу твого з узів тіла цього* і відпусти до життя вічного, що не старіється,* даючи світові велику милість.</w:t>
-      </w:r>
-    </w:p>
-    <w:p>
-      <w:pPr>
-        <w:spacing w:after="120" w:lineRule="auto"/>
-        <w:jc w:val="both"/>
-        <w:rPr>
-          <w:rFonts w:ascii="Times New Roman" w:cs="Times New Roman" w:eastAsia="Times New Roman" w:hAnsi="Times New Roman"/>
-          <w:sz w:val="24"/>
-          <w:szCs w:val="24"/>
-        </w:rPr>
-      </w:pPr>
-      <w:r>
-        <w:rPr>
-          <w:rFonts w:ascii="Times New Roman" w:cs="Times New Roman" w:eastAsia="Times New Roman" w:hAnsi="Times New Roman"/>
-          <w:sz w:val="24"/>
-          <w:szCs w:val="24"/>
-          <w:rtl w:val="0"/>
-        </w:rPr>
-        <w:t xml:space="preserve">Той, хто на Синаї в давнину подав Мойсеєві Закон,* сьогодні з милосердя до нас підкоряється законним постановам.* Нині чистий Бог, як свята дитинка, родиться від Чистої* і, як Бог, собі самому приноситься,* визволяючи від законного прокляття,* і просвічує душі наші.</w:t>
-      </w:r>
-    </w:p>
-    <w:p>
-      <w:pPr>
-        <w:spacing w:after="120" w:lineRule="auto"/>
-        <w:jc w:val="both"/>
-        <w:rPr>
-          <w:rFonts w:ascii="Times New Roman" w:cs="Times New Roman" w:eastAsia="Times New Roman" w:hAnsi="Times New Roman"/>
-          <w:sz w:val="24"/>
-          <w:szCs w:val="24"/>
-        </w:rPr>
-      </w:pPr>
-      <w:r>
-        <w:rPr>
-          <w:rFonts w:ascii="Times New Roman" w:cs="Times New Roman" w:eastAsia="Times New Roman" w:hAnsi="Times New Roman"/>
-          <w:sz w:val="24"/>
-          <w:szCs w:val="24"/>
-          <w:rtl w:val="0"/>
-        </w:rPr>
-        <w:t xml:space="preserve">Нині Творець неба і землі* носиться святительськими руками старця Симеона,* а він Духом Святим промовляє:* Нині я визволений, бо побачив Спаса мого.</w:t>
-      </w:r>
-    </w:p>
-    <w:p>
-      <w:pPr>
-        <w:spacing w:after="120" w:lineRule="auto"/>
-        <w:jc w:val="both"/>
-        <w:rPr>
-          <w:rFonts w:ascii="Times New Roman" w:cs="Times New Roman" w:eastAsia="Times New Roman" w:hAnsi="Times New Roman"/>
-          <w:sz w:val="24"/>
-          <w:szCs w:val="24"/>
-        </w:rPr>
-      </w:pPr>
-      <w:r>
-        <w:rPr>
-          <w:rFonts w:ascii="Times New Roman" w:cs="Times New Roman" w:eastAsia="Times New Roman" w:hAnsi="Times New Roman"/>
-          <w:b w:val="1"/>
-          <w:sz w:val="24"/>
-          <w:szCs w:val="24"/>
-          <w:rtl w:val="0"/>
-        </w:rPr>
-        <w:t xml:space="preserve">Слава і нині</w:t>
-      </w:r>
-      <w:r>
-        <w:rPr>
-          <w:rFonts w:ascii="Times New Roman" w:cs="Times New Roman" w:eastAsia="Times New Roman" w:hAnsi="Times New Roman"/>
-          <w:sz w:val="24"/>
-          <w:szCs w:val="24"/>
-          <w:rtl w:val="0"/>
-        </w:rPr>
-        <w:t xml:space="preserve"> </w:t>
-      </w:r>
-      <w:r>
-        <w:rPr>
-          <w:rFonts w:ascii="Times New Roman" w:cs="Times New Roman" w:eastAsia="Times New Roman" w:hAnsi="Times New Roman"/>
-          <w:i w:val="1"/>
-          <w:color w:val="ff0000"/>
-          <w:sz w:val="24"/>
-          <w:szCs w:val="24"/>
-          <w:rtl w:val="0"/>
-        </w:rPr>
-        <w:t xml:space="preserve">(г. 5):</w:t>
-      </w:r>
-      <w:r>
-        <w:rPr>
-          <w:rFonts w:ascii="Times New Roman" w:cs="Times New Roman" w:eastAsia="Times New Roman" w:hAnsi="Times New Roman"/>
-          <w:sz w:val="24"/>
-          <w:szCs w:val="24"/>
-          <w:rtl w:val="0"/>
-        </w:rPr>
-        <w:t xml:space="preserve"> Споконвічний воплотився і став маленькою дитиною.* Мати Діва приносить його до храму,* щоб виконати обітницю свого Закону,* і Симеон бере його* на руки та й промовляє:* Нині, Святий, за твоїм словом,* відпускаєш у мирі слугу твого,* бо мої очі бачили спасіння твоє.</w:t>
-      </w:r>
-    </w:p>
-    <w:p>
-      <w:pPr>
-        <w:spacing w:after="120" w:lineRule="auto"/>
-        <w:jc w:val="both"/>
-        <w:rPr>
-          <w:rFonts w:ascii="Times New Roman" w:cs="Times New Roman" w:eastAsia="Times New Roman" w:hAnsi="Times New Roman"/>
-          <w:i w:val="1"/>
-          <w:color w:val="ff0000"/>
-          <w:sz w:val="24"/>
-          <w:szCs w:val="24"/>
-        </w:rPr>
-      </w:pPr>
-      <w:r>
-        <w:rPr>
-          <w:rtl w:val="0"/>
-        </w:rPr>
-      </w:r>
-    </w:p>
-    <w:p>
-      <w:pPr>
-        <w:pStyle w:val="Heading3"/>
-        <w:spacing w:after="120" w:before="0" w:lineRule="auto"/>
-        <w:jc w:val="center"/>
-        <w:rPr>
-          <w:rFonts w:ascii="Times New Roman" w:cs="Times New Roman" w:eastAsia="Times New Roman" w:hAnsi="Times New Roman"/>
-          <w:i w:val="1"/>
-          <w:color w:val="ff0000"/>
-          <w:sz w:val="24"/>
-          <w:szCs w:val="24"/>
-        </w:rPr>
-      </w:pPr>
-      <w:r>
-        <w:rPr>
-          <w:rFonts w:ascii="Times New Roman" w:cs="Times New Roman" w:eastAsia="Times New Roman" w:hAnsi="Times New Roman"/>
-          <w:i w:val="1"/>
-          <w:color w:val="ff0000"/>
-          <w:sz w:val="24"/>
-          <w:szCs w:val="24"/>
-          <w:rtl w:val="0"/>
-        </w:rPr>
-        <w:t xml:space="preserve">Литійні молитви</w:t>
-      </w:r>
-    </w:p>
-    <w:p>
-      <w:pPr>
-        <w:spacing w:after="120" w:lineRule="auto"/>
-        <w:jc w:val="both"/>
-        <w:rPr>
-          <w:rFonts w:ascii="Times New Roman" w:cs="Times New Roman" w:eastAsia="Times New Roman" w:hAnsi="Times New Roman"/>
-          <w:i w:val="1"/>
-          <w:color w:val="ff0000"/>
-          <w:sz w:val="24"/>
-          <w:szCs w:val="24"/>
-        </w:rPr>
-      </w:pPr>
-      <w:r>
-        <w:rPr>
-          <w:rFonts w:ascii="Times New Roman" w:cs="Times New Roman" w:eastAsia="Times New Roman" w:hAnsi="Times New Roman"/>
-          <w:i w:val="1"/>
-          <w:color w:val="ff0000"/>
-          <w:sz w:val="24"/>
-          <w:szCs w:val="24"/>
-          <w:rtl w:val="0"/>
-        </w:rPr>
-        <w:t xml:space="preserve">Коли вірні починають литійні стихири, відбувається кадження за уставом; священик з хрестом у руці, а диякон з кадильницею, ідуть у притвор. </w:t>
-      </w:r>
-    </w:p>
-    <w:p>
-      <w:pPr>
-        <w:spacing w:after="120" w:lineRule="auto"/>
-        <w:jc w:val="both"/>
-        <w:rPr>
-          <w:rFonts w:ascii="Times New Roman" w:cs="Times New Roman" w:eastAsia="Times New Roman" w:hAnsi="Times New Roman"/>
-          <w:i w:val="1"/>
-          <w:color w:val="ff0000"/>
-          <w:sz w:val="24"/>
-          <w:szCs w:val="24"/>
-        </w:rPr>
-      </w:pPr>
-      <w:r>
-        <w:rPr>
-          <w:rFonts w:ascii="Times New Roman" w:cs="Times New Roman" w:eastAsia="Times New Roman" w:hAnsi="Times New Roman"/>
-          <w:i w:val="1"/>
-          <w:color w:val="ff0000"/>
-          <w:sz w:val="24"/>
-          <w:szCs w:val="24"/>
-          <w:rtl w:val="0"/>
-        </w:rPr>
-        <w:t xml:space="preserve">Коли хор закінчить литійні стихири, диякон голосно співає: </w:t>
-      </w:r>
-    </w:p>
-    <w:p>
-      <w:pPr>
-        <w:spacing w:after="120" w:lineRule="auto"/>
-        <w:jc w:val="both"/>
-        <w:rPr>
-          <w:rFonts w:ascii="Times New Roman" w:cs="Times New Roman" w:eastAsia="Times New Roman" w:hAnsi="Times New Roman"/>
-          <w:sz w:val="24"/>
-          <w:szCs w:val="24"/>
-        </w:rPr>
-      </w:pPr>
-      <w:r>
-        <w:rPr>
-          <w:rFonts w:ascii="Times New Roman" w:cs="Times New Roman" w:eastAsia="Times New Roman" w:hAnsi="Times New Roman"/>
-          <w:sz w:val="24"/>
-          <w:szCs w:val="24"/>
-          <w:rtl w:val="0"/>
-        </w:rPr>
-        <w:t xml:space="preserve">Спаси́, Бо́же, наро́д Твій і благослови́ спадкоє́мство Твоє́, навідай світ Твій ми́лістю і щедро́тами, вознеси́ ріг христия́н правосла́вних і зішли́ на нас бага́ті Твої ми́лості: моли́твами всепречи́стої Влади́чиці на́шої Богоро́диці і Приснодіви Марії, си́лою чесно́го і животворя́щого Хреста́, засту́пництвом чесни́х Небе́сних Сил безплотних, чесно́го, сла́вного проро́ка, Предте́чі і Хрести́теля Йоа́на, святи́х сла́вних і всехва́льних Апо́столів; святи́х отців на́ших і вселе́нських вели́ких учителів і святи́телів Васи́лія Вели́кого, Григо́рія Богосло́ва та Йоа́на Золотоу́стого; Атана́сія і Кири́ла; свято́го отця́ на́шого Микола́я, архиєпи́скопа Мир Лікійських, чудотво́рця; святи́х рівноапо́стольних Кири́ла і Мето́дія, учителів слов’я́нських; свято́го благовірного і рівноапо́стольного вели́кого кня́зя Володи́мира і блаже́нної вели́кої княги́ні Ольги; свято́го священному́ченика Йосафа́та; святи́х сла́вних і добропобідних му́чеників; блаже́нних новому́чеників та ісповідників українських; преподо́бних і богоно́сних отців на́ших Антонія і Теодо́сія Пече́рських та інших преподо́бних і богоно́сних отців на́ших; святи́х і пра́ведних богоотців Йоаки́ма і Анни; і свято́го </w:t>
-      </w:r>
-      <w:r>
-        <w:rPr>
-          <w:rFonts w:ascii="Times New Roman" w:cs="Times New Roman" w:eastAsia="Times New Roman" w:hAnsi="Times New Roman"/>
-          <w:i w:val="1"/>
-          <w:color w:val="ff0000"/>
-          <w:sz w:val="24"/>
-          <w:szCs w:val="24"/>
-          <w:rtl w:val="0"/>
-        </w:rPr>
-        <w:t xml:space="preserve">(ім’я, що його́ є храм цей)</w:t>
-      </w:r>
-      <w:r>
-        <w:rPr>
-          <w:rFonts w:ascii="Times New Roman" w:cs="Times New Roman" w:eastAsia="Times New Roman" w:hAnsi="Times New Roman"/>
-          <w:sz w:val="24"/>
-          <w:szCs w:val="24"/>
-          <w:rtl w:val="0"/>
-        </w:rPr>
-        <w:t xml:space="preserve">, і всіх Святи́х: мо́лимо Тебе́, многоми́лостивий Го́споди, ви́слухай нас грішних, що мо́лимось Тобі, і поми́луй нас.</w:t>
-      </w:r>
-    </w:p>
-    <w:p>
-      <w:pPr>
-        <w:spacing w:after="120" w:lineRule="auto"/>
-        <w:jc w:val="both"/>
-        <w:rPr>
-          <w:rFonts w:ascii="Times New Roman" w:cs="Times New Roman" w:eastAsia="Times New Roman" w:hAnsi="Times New Roman"/>
-          <w:sz w:val="24"/>
-          <w:szCs w:val="24"/>
-        </w:rPr>
-      </w:pPr>
-      <w:r>
-        <w:rPr>
-          <w:rFonts w:ascii="Times New Roman" w:cs="Times New Roman" w:eastAsia="Times New Roman" w:hAnsi="Times New Roman"/>
-          <w:i w:val="1"/>
-          <w:color w:val="ff0000"/>
-          <w:sz w:val="24"/>
-          <w:szCs w:val="24"/>
-          <w:rtl w:val="0"/>
-        </w:rPr>
-        <w:t xml:space="preserve">Вірні:</w:t>
-      </w:r>
-      <w:r>
-        <w:rPr>
-          <w:rFonts w:ascii="Times New Roman" w:cs="Times New Roman" w:eastAsia="Times New Roman" w:hAnsi="Times New Roman"/>
-          <w:sz w:val="24"/>
-          <w:szCs w:val="24"/>
-          <w:rtl w:val="0"/>
-        </w:rPr>
-        <w:t xml:space="preserve"> Господи, помилуй </w:t>
-      </w:r>
-      <w:r>
-        <w:rPr>
-          <w:rFonts w:ascii="Times New Roman" w:cs="Times New Roman" w:eastAsia="Times New Roman" w:hAnsi="Times New Roman"/>
-          <w:i w:val="1"/>
-          <w:color w:val="ff0000"/>
-          <w:sz w:val="24"/>
-          <w:szCs w:val="24"/>
-          <w:rtl w:val="0"/>
-        </w:rPr>
-        <w:t xml:space="preserve">(12 р.)</w:t>
-      </w:r>
-      <w:r>
-        <w:rPr>
-          <w:rFonts w:ascii="Times New Roman" w:cs="Times New Roman" w:eastAsia="Times New Roman" w:hAnsi="Times New Roman"/>
-          <w:i w:val="1"/>
-          <w:sz w:val="24"/>
-          <w:szCs w:val="24"/>
-          <w:rtl w:val="0"/>
-        </w:rPr>
-        <w:t xml:space="preserve">.</w:t>
-      </w:r>
-      <w:r>
-        <w:rPr>
-          <w:rtl w:val="0"/>
-        </w:rPr>
-      </w:r>
-    </w:p>
-    <w:p>
-      <w:pPr>
-        <w:spacing w:after="120" w:lineRule="auto"/>
-        <w:jc w:val="both"/>
-        <w:rPr>
-          <w:rFonts w:ascii="Times New Roman" w:cs="Times New Roman" w:eastAsia="Times New Roman" w:hAnsi="Times New Roman"/>
-          <w:sz w:val="24"/>
-          <w:szCs w:val="24"/>
-        </w:rPr>
-      </w:pPr>
-      <w:r>
-        <w:rPr>
-          <w:rFonts w:ascii="Times New Roman" w:cs="Times New Roman" w:eastAsia="Times New Roman" w:hAnsi="Times New Roman"/>
-          <w:sz w:val="24"/>
-          <w:szCs w:val="24"/>
-          <w:rtl w:val="0"/>
-        </w:rPr>
-        <w:t xml:space="preserve">Ще молимось за святішого вселенського Архиєрея Франциска, Папу Римського, за блаженнішого Патріарха нашого Святослава, і за преосвященнішого Митрополита нашого Кир </w:t>
-      </w:r>
-      <w:r>
-        <w:rPr>
-          <w:rFonts w:ascii="Times New Roman" w:cs="Times New Roman" w:eastAsia="Times New Roman" w:hAnsi="Times New Roman"/>
-          <w:i w:val="1"/>
-          <w:color w:val="ff0000"/>
-          <w:sz w:val="24"/>
-          <w:szCs w:val="24"/>
-          <w:rtl w:val="0"/>
-        </w:rPr>
-        <w:t xml:space="preserve">(ім'я)</w:t>
-      </w:r>
-      <w:r>
-        <w:rPr>
-          <w:rFonts w:ascii="Times New Roman" w:cs="Times New Roman" w:eastAsia="Times New Roman" w:hAnsi="Times New Roman"/>
-          <w:sz w:val="24"/>
-          <w:szCs w:val="24"/>
-          <w:rtl w:val="0"/>
-        </w:rPr>
-        <w:t xml:space="preserve">, і за боголюбивого Єпископа нашого Кир </w:t>
-      </w:r>
-      <w:r>
-        <w:rPr>
-          <w:rFonts w:ascii="Times New Roman" w:cs="Times New Roman" w:eastAsia="Times New Roman" w:hAnsi="Times New Roman"/>
-          <w:i w:val="1"/>
-          <w:color w:val="ff0000"/>
-          <w:sz w:val="24"/>
-          <w:szCs w:val="24"/>
-          <w:rtl w:val="0"/>
-        </w:rPr>
-        <w:t xml:space="preserve">(ім'я)</w:t>
-      </w:r>
-      <w:r>
-        <w:rPr>
-          <w:rFonts w:ascii="Times New Roman" w:cs="Times New Roman" w:eastAsia="Times New Roman" w:hAnsi="Times New Roman"/>
-          <w:sz w:val="24"/>
-          <w:szCs w:val="24"/>
-          <w:rtl w:val="0"/>
-        </w:rPr>
-        <w:t xml:space="preserve">, [і за всечесніших отців наших: Протоархимандрита </w:t>
-      </w:r>
-      <w:r>
-        <w:rPr>
-          <w:rFonts w:ascii="Times New Roman" w:cs="Times New Roman" w:eastAsia="Times New Roman" w:hAnsi="Times New Roman"/>
-          <w:i w:val="1"/>
-          <w:color w:val="ff0000"/>
-          <w:sz w:val="24"/>
-          <w:szCs w:val="24"/>
-          <w:rtl w:val="0"/>
-        </w:rPr>
-        <w:t xml:space="preserve">(ім'я)</w:t>
-      </w:r>
-      <w:r>
-        <w:rPr>
-          <w:rFonts w:ascii="Times New Roman" w:cs="Times New Roman" w:eastAsia="Times New Roman" w:hAnsi="Times New Roman"/>
-          <w:sz w:val="24"/>
-          <w:szCs w:val="24"/>
-          <w:rtl w:val="0"/>
-        </w:rPr>
-        <w:t xml:space="preserve">, Архимандрита </w:t>
-      </w:r>
-      <w:r>
-        <w:rPr>
-          <w:rFonts w:ascii="Times New Roman" w:cs="Times New Roman" w:eastAsia="Times New Roman" w:hAnsi="Times New Roman"/>
-          <w:i w:val="1"/>
-          <w:color w:val="ff0000"/>
-          <w:sz w:val="24"/>
-          <w:szCs w:val="24"/>
-          <w:rtl w:val="0"/>
-        </w:rPr>
-        <w:t xml:space="preserve">(ім'я)</w:t>
-      </w:r>
-      <w:r>
-        <w:rPr>
-          <w:rFonts w:ascii="Times New Roman" w:cs="Times New Roman" w:eastAsia="Times New Roman" w:hAnsi="Times New Roman"/>
-          <w:sz w:val="24"/>
-          <w:szCs w:val="24"/>
-          <w:rtl w:val="0"/>
-        </w:rPr>
-        <w:t xml:space="preserve">, Протоігумена </w:t>
-      </w:r>
-      <w:r>
-        <w:rPr>
-          <w:rFonts w:ascii="Times New Roman" w:cs="Times New Roman" w:eastAsia="Times New Roman" w:hAnsi="Times New Roman"/>
-          <w:i w:val="1"/>
-          <w:color w:val="ff0000"/>
-          <w:sz w:val="24"/>
-          <w:szCs w:val="24"/>
-          <w:rtl w:val="0"/>
-        </w:rPr>
-        <w:t xml:space="preserve">(ім'я)</w:t>
-      </w:r>
-      <w:r>
-        <w:rPr>
-          <w:rFonts w:ascii="Times New Roman" w:cs="Times New Roman" w:eastAsia="Times New Roman" w:hAnsi="Times New Roman"/>
-          <w:sz w:val="24"/>
-          <w:szCs w:val="24"/>
-          <w:rtl w:val="0"/>
-        </w:rPr>
-        <w:t xml:space="preserve"> й Ігумена </w:t>
-      </w:r>
-      <w:r>
-        <w:rPr>
-          <w:rFonts w:ascii="Times New Roman" w:cs="Times New Roman" w:eastAsia="Times New Roman" w:hAnsi="Times New Roman"/>
-          <w:i w:val="1"/>
-          <w:color w:val="ff0000"/>
-          <w:sz w:val="24"/>
-          <w:szCs w:val="24"/>
-          <w:rtl w:val="0"/>
-        </w:rPr>
-        <w:t xml:space="preserve">(ім'я)</w:t>
-      </w:r>
-      <w:r>
-        <w:rPr>
-          <w:rFonts w:ascii="Times New Roman" w:cs="Times New Roman" w:eastAsia="Times New Roman" w:hAnsi="Times New Roman"/>
-          <w:sz w:val="24"/>
-          <w:szCs w:val="24"/>
-          <w:rtl w:val="0"/>
-        </w:rPr>
-        <w:t xml:space="preserve">], за отців наших духовних і за всю во Христі братію нашу;* і за всяку душу християнську, скорботну й утиснену, що потребує милости й допомоги Божої;* за опіку над містом (</w:t>
-      </w:r>
-      <w:r>
-        <w:rPr>
-          <w:rFonts w:ascii="Times New Roman" w:cs="Times New Roman" w:eastAsia="Times New Roman" w:hAnsi="Times New Roman"/>
-          <w:i w:val="1"/>
-          <w:color w:val="ff0000"/>
-          <w:sz w:val="24"/>
-          <w:szCs w:val="24"/>
-          <w:rtl w:val="0"/>
-        </w:rPr>
-        <w:t xml:space="preserve">або:</w:t>
-      </w:r>
-      <w:r>
-        <w:rPr>
-          <w:rFonts w:ascii="Times New Roman" w:cs="Times New Roman" w:eastAsia="Times New Roman" w:hAnsi="Times New Roman"/>
-          <w:sz w:val="24"/>
-          <w:szCs w:val="24"/>
-          <w:rtl w:val="0"/>
-        </w:rPr>
-        <w:t xml:space="preserve"> селом) цим і тими, що живуть у ньому (</w:t>
-      </w:r>
-      <w:r>
-        <w:rPr>
-          <w:rFonts w:ascii="Times New Roman" w:cs="Times New Roman" w:eastAsia="Times New Roman" w:hAnsi="Times New Roman"/>
-          <w:i w:val="1"/>
-          <w:color w:val="ff0000"/>
-          <w:sz w:val="24"/>
-          <w:szCs w:val="24"/>
-          <w:rtl w:val="0"/>
-        </w:rPr>
-        <w:t xml:space="preserve">або:</w:t>
-      </w:r>
-      <w:r>
-        <w:rPr>
-          <w:rFonts w:ascii="Times New Roman" w:cs="Times New Roman" w:eastAsia="Times New Roman" w:hAnsi="Times New Roman"/>
-          <w:sz w:val="24"/>
-          <w:szCs w:val="24"/>
-          <w:rtl w:val="0"/>
-        </w:rPr>
-        <w:t xml:space="preserve"> над обителлю цією святою і тими, що живуть у ній);* за мир і благоустроєність усього світу;* за добробут святих Божих Церков;* за спасіння і допомогу отцям і братам нашим, що пильно і зо страхом Божим трудяться і служать;* за відсутніх і тих, що в дорозі;* за зцілення тих, що в немочах лежать;* за упокоєння, полегшення, блаженну пам'ять і відпущення гріхів усім православним отцям і братам нашим, що раніш спочили і тут та повсюди поховані;* за визволення полонених і за братів наших на служіннях,* і за всіх, що служать і слугували у святім храмі цім (у святій обителі цій), промовмо всі.</w:t>
-      </w:r>
-    </w:p>
-    <w:p>
-      <w:pPr>
-        <w:spacing w:after="120" w:lineRule="auto"/>
-        <w:jc w:val="both"/>
-        <w:rPr>
-          <w:rFonts w:ascii="Times New Roman" w:cs="Times New Roman" w:eastAsia="Times New Roman" w:hAnsi="Times New Roman"/>
-          <w:sz w:val="24"/>
-          <w:szCs w:val="24"/>
-        </w:rPr>
-      </w:pPr>
-      <w:r>
-        <w:rPr>
-          <w:rFonts w:ascii="Times New Roman" w:cs="Times New Roman" w:eastAsia="Times New Roman" w:hAnsi="Times New Roman"/>
-          <w:i w:val="1"/>
-          <w:color w:val="ff0000"/>
-          <w:sz w:val="24"/>
-          <w:szCs w:val="24"/>
-          <w:rtl w:val="0"/>
-        </w:rPr>
-        <w:t xml:space="preserve">Вірні:</w:t>
-      </w:r>
-      <w:r>
-        <w:rPr>
-          <w:rFonts w:ascii="Times New Roman" w:cs="Times New Roman" w:eastAsia="Times New Roman" w:hAnsi="Times New Roman"/>
-          <w:sz w:val="24"/>
-          <w:szCs w:val="24"/>
-          <w:rtl w:val="0"/>
-        </w:rPr>
-        <w:t xml:space="preserve"> Киріє, елейсон </w:t>
-      </w:r>
-      <w:r>
-        <w:rPr>
-          <w:rFonts w:ascii="Times New Roman" w:cs="Times New Roman" w:eastAsia="Times New Roman" w:hAnsi="Times New Roman"/>
-          <w:i w:val="1"/>
-          <w:color w:val="ff0000"/>
-          <w:sz w:val="24"/>
-          <w:szCs w:val="24"/>
-          <w:rtl w:val="0"/>
-        </w:rPr>
-        <w:t xml:space="preserve">(12 р.)</w:t>
-      </w:r>
-      <w:r>
-        <w:rPr>
-          <w:rFonts w:ascii="Times New Roman" w:cs="Times New Roman" w:eastAsia="Times New Roman" w:hAnsi="Times New Roman"/>
-          <w:sz w:val="24"/>
-          <w:szCs w:val="24"/>
-          <w:rtl w:val="0"/>
-        </w:rPr>
-        <w:t xml:space="preserve">.</w:t>
-      </w:r>
-    </w:p>
-    <w:p>
-      <w:pPr>
-        <w:spacing w:after="120" w:lineRule="auto"/>
-        <w:jc w:val="both"/>
-        <w:rPr>
-          <w:rFonts w:ascii="Times New Roman" w:cs="Times New Roman" w:eastAsia="Times New Roman" w:hAnsi="Times New Roman"/>
-          <w:sz w:val="24"/>
-          <w:szCs w:val="24"/>
-        </w:rPr>
-      </w:pPr>
-      <w:r>
-        <w:rPr>
-          <w:rFonts w:ascii="Times New Roman" w:cs="Times New Roman" w:eastAsia="Times New Roman" w:hAnsi="Times New Roman"/>
-          <w:i w:val="1"/>
-          <w:color w:val="ff0000"/>
-          <w:sz w:val="24"/>
-          <w:szCs w:val="24"/>
-          <w:rtl w:val="0"/>
-        </w:rPr>
-        <w:t xml:space="preserve">Священик:</w:t>
-      </w:r>
-      <w:r>
-        <w:rPr>
-          <w:rFonts w:ascii="Times New Roman" w:cs="Times New Roman" w:eastAsia="Times New Roman" w:hAnsi="Times New Roman"/>
-          <w:sz w:val="24"/>
-          <w:szCs w:val="24"/>
-          <w:rtl w:val="0"/>
-        </w:rPr>
-        <w:t xml:space="preserve"> Вислухай нас, Боже, Спасителю наш, уповання всіх кінців землі і тих, що на морі далеко, і, Милостивий, будь милостивим, Владико, до гріхів наших і помилуй нас. Бо милостивий і чоловіколюбець Бог єси, і Тобі славу возсилаємо, Отцю, і Сину, і Святому Духові, нині і повсякчас, і на віки віків.</w:t>
-      </w:r>
-    </w:p>
-    <w:p>
-      <w:pPr>
-        <w:spacing w:after="120" w:lineRule="auto"/>
-        <w:jc w:val="both"/>
-        <w:rPr>
-          <w:rFonts w:ascii="Times New Roman" w:cs="Times New Roman" w:eastAsia="Times New Roman" w:hAnsi="Times New Roman"/>
-          <w:sz w:val="24"/>
-          <w:szCs w:val="24"/>
-        </w:rPr>
-      </w:pPr>
-      <w:r>
-        <w:rPr>
-          <w:rFonts w:ascii="Times New Roman" w:cs="Times New Roman" w:eastAsia="Times New Roman" w:hAnsi="Times New Roman"/>
-          <w:i w:val="1"/>
-          <w:color w:val="ff0000"/>
-          <w:sz w:val="24"/>
-          <w:szCs w:val="24"/>
-          <w:rtl w:val="0"/>
-        </w:rPr>
-        <w:t xml:space="preserve">Вірні:</w:t>
-      </w:r>
-      <w:r>
-        <w:rPr>
-          <w:rFonts w:ascii="Times New Roman" w:cs="Times New Roman" w:eastAsia="Times New Roman" w:hAnsi="Times New Roman"/>
-          <w:sz w:val="24"/>
-          <w:szCs w:val="24"/>
-          <w:rtl w:val="0"/>
-        </w:rPr>
-        <w:t xml:space="preserve"> Амінь.</w:t>
-      </w:r>
-    </w:p>
-    <w:p>
-      <w:pPr>
-        <w:spacing w:after="120" w:lineRule="auto"/>
-        <w:jc w:val="both"/>
-        <w:rPr>
-          <w:rFonts w:ascii="Times New Roman" w:cs="Times New Roman" w:eastAsia="Times New Roman" w:hAnsi="Times New Roman"/>
-          <w:sz w:val="24"/>
-          <w:szCs w:val="24"/>
-        </w:rPr>
-      </w:pPr>
-      <w:r>
-        <w:rPr>
-          <w:rFonts w:ascii="Times New Roman" w:cs="Times New Roman" w:eastAsia="Times New Roman" w:hAnsi="Times New Roman"/>
-          <w:i w:val="1"/>
-          <w:color w:val="ff0000"/>
-          <w:sz w:val="24"/>
-          <w:szCs w:val="24"/>
-          <w:rtl w:val="0"/>
-        </w:rPr>
-        <w:t xml:space="preserve">Священик:</w:t>
-      </w:r>
-      <w:r>
-        <w:rPr>
-          <w:rFonts w:ascii="Times New Roman" w:cs="Times New Roman" w:eastAsia="Times New Roman" w:hAnsi="Times New Roman"/>
-          <w:i w:val="1"/>
-          <w:sz w:val="24"/>
-          <w:szCs w:val="24"/>
-          <w:rtl w:val="0"/>
-        </w:rPr>
-        <w:t xml:space="preserve"> </w:t>
-      </w:r>
-      <w:r>
-        <w:rPr>
-          <w:rFonts w:ascii="Times New Roman" w:cs="Times New Roman" w:eastAsia="Times New Roman" w:hAnsi="Times New Roman"/>
-          <w:sz w:val="24"/>
-          <w:szCs w:val="24"/>
-          <w:rtl w:val="0"/>
-        </w:rPr>
-        <w:t xml:space="preserve">Мир всім.</w:t>
-      </w:r>
-    </w:p>
-    <w:p>
-      <w:pPr>
-        <w:spacing w:after="120" w:lineRule="auto"/>
-        <w:jc w:val="both"/>
-        <w:rPr>
-          <w:rFonts w:ascii="Times New Roman" w:cs="Times New Roman" w:eastAsia="Times New Roman" w:hAnsi="Times New Roman"/>
-          <w:sz w:val="24"/>
-          <w:szCs w:val="24"/>
-        </w:rPr>
-      </w:pPr>
-      <w:r>
-        <w:rPr>
-          <w:rFonts w:ascii="Times New Roman" w:cs="Times New Roman" w:eastAsia="Times New Roman" w:hAnsi="Times New Roman"/>
-          <w:i w:val="1"/>
-          <w:color w:val="ff0000"/>
-          <w:sz w:val="24"/>
-          <w:szCs w:val="24"/>
-          <w:rtl w:val="0"/>
-        </w:rPr>
-        <w:t xml:space="preserve">Вірні:</w:t>
-      </w:r>
-      <w:r>
-        <w:rPr>
-          <w:rFonts w:ascii="Times New Roman" w:cs="Times New Roman" w:eastAsia="Times New Roman" w:hAnsi="Times New Roman"/>
-          <w:sz w:val="24"/>
-          <w:szCs w:val="24"/>
-          <w:rtl w:val="0"/>
-        </w:rPr>
-        <w:t xml:space="preserve"> I духові твоєму.</w:t>
-      </w:r>
-    </w:p>
-    <w:p>
-      <w:pPr>
-        <w:spacing w:after="120" w:lineRule="auto"/>
-        <w:jc w:val="both"/>
-        <w:rPr>
-          <w:rFonts w:ascii="Times New Roman" w:cs="Times New Roman" w:eastAsia="Times New Roman" w:hAnsi="Times New Roman"/>
-          <w:sz w:val="24"/>
-          <w:szCs w:val="24"/>
-        </w:rPr>
-      </w:pPr>
-      <w:r>
-        <w:rPr>
-          <w:rFonts w:ascii="Times New Roman" w:cs="Times New Roman" w:eastAsia="Times New Roman" w:hAnsi="Times New Roman"/>
-          <w:sz w:val="24"/>
-          <w:szCs w:val="24"/>
-          <w:rtl w:val="0"/>
-        </w:rPr>
-        <w:t xml:space="preserve">Голови ваші перед Господом схиліть.</w:t>
-      </w:r>
-    </w:p>
-    <w:p>
-      <w:pPr>
-        <w:spacing w:after="120" w:lineRule="auto"/>
-        <w:jc w:val="both"/>
-        <w:rPr>
-          <w:rFonts w:ascii="Times New Roman" w:cs="Times New Roman" w:eastAsia="Times New Roman" w:hAnsi="Times New Roman"/>
-          <w:sz w:val="24"/>
-          <w:szCs w:val="24"/>
-        </w:rPr>
-      </w:pPr>
-      <w:r>
-        <w:rPr>
-          <w:rFonts w:ascii="Times New Roman" w:cs="Times New Roman" w:eastAsia="Times New Roman" w:hAnsi="Times New Roman"/>
-          <w:i w:val="1"/>
-          <w:color w:val="ff0000"/>
-          <w:sz w:val="24"/>
-          <w:szCs w:val="24"/>
-          <w:rtl w:val="0"/>
-        </w:rPr>
-        <w:t xml:space="preserve">Вірні:</w:t>
-      </w:r>
-      <w:r>
-        <w:rPr>
-          <w:rFonts w:ascii="Times New Roman" w:cs="Times New Roman" w:eastAsia="Times New Roman" w:hAnsi="Times New Roman"/>
-          <w:sz w:val="24"/>
-          <w:szCs w:val="24"/>
-          <w:rtl w:val="0"/>
-        </w:rPr>
         <w:t xml:space="preserve"> Тобі, Господи.</w:t>
       </w:r>
     </w:p>
@@ -7954,71 +8104,36 @@
       </w:pPr>
       <w:r>
         <w:rPr>
-          <w:rFonts w:ascii="Times New Roman" w:cs="Times New Roman" w:eastAsia="Times New Roman" w:hAnsi="Times New Roman"/>
-          <w:i w:val="1"/>
-          <w:color w:val="ff0000"/>
-          <w:sz w:val="24"/>
-          <w:szCs w:val="24"/>
-          <w:rtl w:val="0"/>
-        </w:rPr>
-        <w:t xml:space="preserve">Священик:</w:t>
-      </w:r>
-      <w:r>
-        <w:rPr>
-          <w:rFonts w:ascii="Times New Roman" w:cs="Times New Roman" w:eastAsia="Times New Roman" w:hAnsi="Times New Roman"/>
-          <w:sz w:val="24"/>
-          <w:szCs w:val="24"/>
-          <w:rtl w:val="0"/>
-        </w:rPr>
-        <w:t xml:space="preserve"> Владико многомилостивий, Господи Ісусе Христе, Боже наш! Молитвами пречистої Владичиці нашої Богородиці і Приснодіви Марії, і святого </w:t>
-      </w:r>
-      <w:r>
-        <w:rPr>
-          <w:rFonts w:ascii="Times New Roman" w:cs="Times New Roman" w:eastAsia="Times New Roman" w:hAnsi="Times New Roman"/>
-          <w:i w:val="1"/>
-          <w:sz w:val="24"/>
-          <w:szCs w:val="24"/>
-          <w:rtl w:val="0"/>
-        </w:rPr>
-        <w:t xml:space="preserve">(</w:t>
-      </w:r>
-      <w:r>
-        <w:rPr>
-          <w:rFonts w:ascii="Times New Roman" w:cs="Times New Roman" w:eastAsia="Times New Roman" w:hAnsi="Times New Roman"/>
-          <w:i w:val="1"/>
-          <w:color w:val="ff0000"/>
-          <w:sz w:val="24"/>
-          <w:szCs w:val="24"/>
-          <w:rtl w:val="0"/>
-        </w:rPr>
-        <w:t xml:space="preserve">ім'я, якого є храм</w:t>
-      </w:r>
-      <w:r>
-        <w:rPr>
-          <w:rFonts w:ascii="Times New Roman" w:cs="Times New Roman" w:eastAsia="Times New Roman" w:hAnsi="Times New Roman"/>
-          <w:i w:val="1"/>
-          <w:sz w:val="24"/>
-          <w:szCs w:val="24"/>
-          <w:rtl w:val="0"/>
-        </w:rPr>
-        <w:t xml:space="preserve">)</w:t>
-      </w:r>
-      <w:sdt>
-        <w:sdtPr>
-          <w:tag w:val="goog_rdk_6"/>
-        </w:sdtPr>
-        <w:sdtContent>
-          <w:r>
-            <w:rPr>
-              <w:rFonts w:ascii="Gungsuh" w:cs="Gungsuh" w:eastAsia="Gungsuh" w:hAnsi="Gungsuh"/>
-              <w:sz w:val="24"/>
-              <w:szCs w:val="24"/>
-              <w:rtl w:val="0"/>
-            </w:rPr>
-            <w:t xml:space="preserve"> і всіх святих, − приємну вчини молитву нашу, даруй нам прощення гріхів наших, покрий нас ласкою своєю, віджени від нас усякого ворога й супротивника. Втихомир наше життя, Господи, помилуй нас і світ твій, і спаси душі наші, як благий і чоловіколюбець.</w:t>
-          </w:r>
-        </w:sdtContent>
-      </w:sdt>
+          <w:rFonts w:ascii="Times New Roman" w:hAnsi="Times New Roman"/>
+          <w:i/>
+          <w:color w:val="FF4400"/>
+          <w:sz w:val="24"/>
+        </w:rPr>
+        <w:t>Священик:</w:t>
+      </w:r>
+      <w:r>
+        <w:rPr>
+          <w:rFonts w:ascii="Times New Roman" w:hAnsi="Times New Roman"/>
+          <w:sz w:val="24"/>
+        </w:rPr>
+        <w:t xml:space="preserve"> Владико многомилостивий, Господи Ісусе Христе, Боже наш! Молитвами пречистої Владичиці нашої Богородиці і Приснодіви Марії, і святого (ім'я, </w:t>
+      </w:r>
+      <w:r>
+        <w:rPr>
+          <w:rFonts w:ascii="Times New Roman" w:hAnsi="Times New Roman"/>
+          <w:i/>
+          <w:color w:val="FF4400"/>
+          <w:sz w:val="24"/>
+        </w:rPr>
+        <w:t>якого є храм</w:t>
+      </w:r>
+      <w:r>
+        <w:rPr>
+          <w:rFonts w:ascii="Times New Roman" w:hAnsi="Times New Roman"/>
+          <w:sz w:val="24"/>
+        </w:rPr>
+        <w:t>)</w:t>
+      </w:r>
     </w:p>
     <w:p>
       <w:pPr>
@@ -8642,21 +8757,17 @@
       </w:pPr>
       <w:r>
         <w:rPr>
-          <w:rFonts w:ascii="Times New Roman" w:cs="Times New Roman" w:eastAsia="Times New Roman" w:hAnsi="Times New Roman"/>
-          <w:i w:val="1"/>
-          <w:color w:val="ff0000"/>
-          <w:sz w:val="24"/>
-          <w:szCs w:val="24"/>
-          <w:rtl w:val="0"/>
-        </w:rPr>
-        <w:t xml:space="preserve">Священик:</w:t>
-      </w:r>
-      <w:r>
-        <w:rPr>
-          <w:rFonts w:ascii="Times New Roman" w:cs="Times New Roman" w:eastAsia="Times New Roman" w:hAnsi="Times New Roman"/>
-          <w:sz w:val="24"/>
-          <w:szCs w:val="24"/>
-          <w:rtl w:val="0"/>
+          <w:rFonts w:ascii="Times New Roman" w:hAnsi="Times New Roman"/>
+          <w:i/>
+          <w:color w:val="FF4400"/>
+          <w:sz w:val="24"/>
+        </w:rPr>
+        <w:t>Священик:</w:t>
+      </w:r>
+      <w:r>
+        <w:rPr>
+          <w:rFonts w:ascii="Times New Roman" w:hAnsi="Times New Roman"/>
+          <w:sz w:val="24"/>
         </w:rPr>
         <w:t xml:space="preserve"> Бо твоє є царство, і сила, і слава, Отця, і Сина, і Святого Духа, нині і повсякчас, і на віки віків.</w:t>
       </w:r>
@@ -8963,38 +9074,19 @@
       </w:pPr>
       <w:r>
         <w:rPr>
-          <w:rFonts w:ascii="Times New Roman" w:cs="Times New Roman" w:eastAsia="Times New Roman" w:hAnsi="Times New Roman"/>
-          <w:i w:val="1"/>
-          <w:color w:val="ff0000"/>
-          <w:sz w:val="24"/>
-          <w:szCs w:val="24"/>
-          <w:rtl w:val="0"/>
-        </w:rPr>
-        <w:t xml:space="preserve">Священик</w:t>
-      </w:r>
-      <w:r>
-        <w:rPr>
-          <w:rFonts w:ascii="Times New Roman" w:cs="Times New Roman" w:eastAsia="Times New Roman" w:hAnsi="Times New Roman"/>
-          <w:color w:val="ff0000"/>
-          <w:sz w:val="24"/>
-          <w:szCs w:val="24"/>
-          <w:rtl w:val="0"/>
-        </w:rPr>
-        <w:t xml:space="preserve">: </w:t>
-      </w:r>
-      <w:r>
-        <w:rPr>
-          <w:rFonts w:ascii="Times New Roman" w:cs="Times New Roman" w:eastAsia="Times New Roman" w:hAnsi="Times New Roman"/>
-          <w:sz w:val="24"/>
-          <w:szCs w:val="24"/>
-          <w:rtl w:val="0"/>
-        </w:rPr>
-        <w:t xml:space="preserve">Господи Ісусе Христе, Боже наш, що благословив п'ять хлібів і п'ять тисяч народу нагодував! Сам благослови † і хліби ці †, пшеницю †, вино † і оливу, і умножи їх у цім місті (селі, обителі) і по всім світі твоїм, та й вірних, що споживають їх, освяти. Бо ти благословиш і освячуєш усе, Христе Боже наш, і тобі славу віддаємо із споконвічним Отцем твоїм, із всесвятим, ласкавим і животворящим твоїм Духом, нині і повсякчас, і на віки віків.</w:t>
-      </w:r>
-      <w:r>
-        <w:rPr>
-          <w:rtl w:val="0"/>
-        </w:rPr>
+          <w:rFonts w:ascii="Times New Roman" w:hAnsi="Times New Roman"/>
+          <w:i/>
+          <w:color w:val="FF4400"/>
+          <w:sz w:val="24"/>
+        </w:rPr>
+        <w:t>Священик:</w:t>
+      </w:r>
+      <w:r>
+        <w:rPr>
+          <w:rFonts w:ascii="Times New Roman" w:hAnsi="Times New Roman"/>
+          <w:sz w:val="24"/>
+        </w:rPr>
+        <w:t xml:space="preserve"> Господи Ісусе Христе, Боже наш, що благословив п'ять хлібів і п'ять тисяч народу нагодував! Сам благослови † і хліби ці †, пшеницю †, вино † і оливу, і умножи їх у цім місті (селі, обителі) і по всім світі твоїм, та й вірних, що споживають їх, освяти. Бо ти благословиш і освячуєш усе, Христе Боже наш, і тобі славу віддаємо із споконвічним Отцем твоїм, із всесвятим, ласкавим і животворящим твоїм Духом, нині і повсякчас, і на віки віків.</w:t>
       </w:r>
     </w:p>
     <w:p>
@@ -9324,21 +9416,17 @@
       </w:pPr>
       <w:r>
         <w:rPr>
-          <w:rFonts w:ascii="Times New Roman" w:cs="Times New Roman" w:eastAsia="Times New Roman" w:hAnsi="Times New Roman"/>
-          <w:i w:val="1"/>
-          <w:color w:val="ff0000"/>
-          <w:sz w:val="24"/>
-          <w:szCs w:val="24"/>
-          <w:rtl w:val="0"/>
-        </w:rPr>
-        <w:t xml:space="preserve">Священик:</w:t>
-      </w:r>
-      <w:r>
-        <w:rPr>
-          <w:rFonts w:ascii="Times New Roman" w:cs="Times New Roman" w:eastAsia="Times New Roman" w:hAnsi="Times New Roman"/>
-          <w:sz w:val="24"/>
-          <w:szCs w:val="24"/>
-          <w:rtl w:val="0"/>
+          <w:rFonts w:ascii="Times New Roman" w:hAnsi="Times New Roman"/>
+          <w:i/>
+          <w:color w:val="FF4400"/>
+          <w:sz w:val="24"/>
+        </w:rPr>
+        <w:t>Священик:</w:t>
+      </w:r>
+      <w:r>
+        <w:rPr>
+          <w:rFonts w:ascii="Times New Roman" w:hAnsi="Times New Roman"/>
+          <w:sz w:val="24"/>
         </w:rPr>
         <w:t xml:space="preserve"> Благословення Господнє на вас, з його благодаттю і чоловіколюб'ям, завжди, нині і повсякчас, і на віки віків.</w:t>
       </w:r>
@@ -9497,14 +9585,41 @@
       </w:pPr>
       <w:r>
         <w:rPr>
-          <w:rFonts w:ascii="Times New Roman" w:cs="Times New Roman" w:eastAsia="Times New Roman" w:hAnsi="Times New Roman"/>
-          <w:i w:val="1"/>
-          <w:color w:val="ff0000"/>
-          <w:sz w:val="24"/>
-          <w:szCs w:val="24"/>
-          <w:rtl w:val="0"/>
-        </w:rPr>
-        <w:t xml:space="preserve">Священик:</w:t>
+          <w:rFonts w:ascii="Times New Roman" w:hAnsi="Times New Roman"/>
+          <w:i/>
+          <w:color w:val="FF4400"/>
+          <w:sz w:val="24"/>
+        </w:rPr>
+        <w:t>Священик:</w:t>
+      </w:r>
+      <w:r>
+        <w:rPr>
+          <w:rFonts w:ascii="Times New Roman" w:hAnsi="Times New Roman"/>
+          <w:sz w:val="24"/>
+        </w:rPr>
+        <w:t xml:space="preserve"> Благословенний Христос, Бог наш, завжди, нині і повсякчас, і на віки віків.</w:t>
+      </w:r>
+    </w:p>
+    <w:p>
+      <w:pPr>
+        <w:spacing w:after="120" w:lineRule="auto"/>
+        <w:jc w:val="both"/>
+        <w:rPr>
+          <w:rFonts w:ascii="Times New Roman" w:cs="Times New Roman" w:eastAsia="Times New Roman" w:hAnsi="Times New Roman"/>
+          <w:sz w:val="24"/>
+          <w:szCs w:val="24"/>
+        </w:rPr>
+      </w:pPr>
+      <w:r>
+        <w:rPr>
+          <w:rFonts w:ascii="Times New Roman" w:cs="Times New Roman" w:eastAsia="Times New Roman" w:hAnsi="Times New Roman"/>
+          <w:i w:val="1"/>
+          <w:color w:val="ff0000"/>
+          <w:sz w:val="24"/>
+          <w:szCs w:val="24"/>
+          <w:rtl w:val="0"/>
+        </w:rPr>
+        <w:t xml:space="preserve">Вірні:</w:t>
       </w:r>
       <w:r>
         <w:rPr>
@@ -9523,7 +9638,34 @@
           <w:szCs w:val="24"/>
           <w:rtl w:val="0"/>
         </w:rPr>
-        <w:t xml:space="preserve">Благословенний Христос, Бог наш, завжди, нині і повсякчас, і на віки віків.</w:t>
+        <w:t xml:space="preserve">Амінь. Утверди, Боже, святу православну віру на віки віків.</w:t>
+      </w:r>
+    </w:p>
+    <w:p>
+      <w:pPr>
+        <w:spacing w:after="120" w:lineRule="auto"/>
+        <w:jc w:val="both"/>
+        <w:rPr>
+          <w:rFonts w:ascii="Times New Roman" w:cs="Times New Roman" w:eastAsia="Times New Roman" w:hAnsi="Times New Roman"/>
+          <w:sz w:val="24"/>
+          <w:szCs w:val="24"/>
+        </w:rPr>
+      </w:pPr>
+      <w:r>
+        <w:rPr>
+          <w:rFonts w:ascii="Times New Roman" w:hAnsi="Times New Roman"/>
+          <w:i/>
+          <w:color w:val="FF4400"/>
+          <w:sz w:val="24"/>
+        </w:rPr>
+        <w:t>Священик:</w:t>
+      </w:r>
+      <w:r>
+        <w:rPr>
+          <w:rFonts w:ascii="Times New Roman" w:hAnsi="Times New Roman"/>
+          <w:sz w:val="24"/>
+        </w:rPr>
+        <w:t xml:space="preserve"> Пресвята Богородице, спаси нас.</w:t>
       </w:r>
     </w:p>
     <w:p>
@@ -9550,62 +9692,38 @@
       <w:r>
         <w:rPr>
           <w:rFonts w:ascii="Times New Roman" w:cs="Times New Roman" w:eastAsia="Times New Roman" w:hAnsi="Times New Roman"/>
-          <w:color w:val="ff0000"/>
-          <w:sz w:val="24"/>
-          <w:szCs w:val="24"/>
-          <w:rtl w:val="0"/>
-        </w:rPr>
-        <w:t xml:space="preserve"> </w:t>
-      </w:r>
-      <w:r>
-        <w:rPr>
-          <w:rFonts w:ascii="Times New Roman" w:cs="Times New Roman" w:eastAsia="Times New Roman" w:hAnsi="Times New Roman"/>
-          <w:sz w:val="24"/>
-          <w:szCs w:val="24"/>
-          <w:rtl w:val="0"/>
-        </w:rPr>
-        <w:t xml:space="preserve">Амінь. Утверди, Боже, святу православну віру на віки віків.</w:t>
-      </w:r>
-    </w:p>
-    <w:p>
-      <w:pPr>
-        <w:spacing w:after="120" w:lineRule="auto"/>
-        <w:jc w:val="both"/>
-        <w:rPr>
-          <w:rFonts w:ascii="Times New Roman" w:cs="Times New Roman" w:eastAsia="Times New Roman" w:hAnsi="Times New Roman"/>
-          <w:sz w:val="24"/>
-          <w:szCs w:val="24"/>
-        </w:rPr>
-      </w:pPr>
-      <w:r>
-        <w:rPr>
-          <w:rFonts w:ascii="Times New Roman" w:cs="Times New Roman" w:eastAsia="Times New Roman" w:hAnsi="Times New Roman"/>
-          <w:i w:val="1"/>
-          <w:color w:val="ff0000"/>
-          <w:sz w:val="24"/>
-          <w:szCs w:val="24"/>
-          <w:rtl w:val="0"/>
-        </w:rPr>
-        <w:t xml:space="preserve">Священик:</w:t>
-      </w:r>
-      <w:r>
-        <w:rPr>
-          <w:rFonts w:ascii="Times New Roman" w:cs="Times New Roman" w:eastAsia="Times New Roman" w:hAnsi="Times New Roman"/>
-          <w:color w:val="ff0000"/>
-          <w:sz w:val="24"/>
-          <w:szCs w:val="24"/>
-          <w:rtl w:val="0"/>
-        </w:rPr>
-        <w:t xml:space="preserve"> </w:t>
-      </w:r>
-      <w:r>
-        <w:rPr>
-          <w:rFonts w:ascii="Times New Roman" w:cs="Times New Roman" w:eastAsia="Times New Roman" w:hAnsi="Times New Roman"/>
-          <w:sz w:val="24"/>
-          <w:szCs w:val="24"/>
-          <w:rtl w:val="0"/>
-        </w:rPr>
-        <w:t xml:space="preserve">Пресвята Богородице, спаси нас.</w:t>
+          <w:sz w:val="24"/>
+          <w:szCs w:val="24"/>
+          <w:rtl w:val="0"/>
+        </w:rPr>
+        <w:t xml:space="preserve"> Чеснішу від херувимів і незрівнянно славнішу від серафимів, що без зотління Бога Слово породила, сущу Богородицю, тебе величаємо.</w:t>
+      </w:r>
+    </w:p>
+    <w:p>
+      <w:pPr>
+        <w:spacing w:after="120" w:lineRule="auto"/>
+        <w:jc w:val="both"/>
+        <w:rPr>
+          <w:rFonts w:ascii="Times New Roman" w:cs="Times New Roman" w:eastAsia="Times New Roman" w:hAnsi="Times New Roman"/>
+          <w:sz w:val="24"/>
+          <w:szCs w:val="24"/>
+        </w:rPr>
+      </w:pPr>
+      <w:r>
+        <w:rPr>
+          <w:rFonts w:ascii="Times New Roman" w:hAnsi="Times New Roman"/>
+          <w:i/>
+          <w:color w:val="FF4400"/>
+          <w:sz w:val="24"/>
+        </w:rPr>
+        <w:t>Священик:</w:t>
+      </w:r>
+      <w:r>
+        <w:rPr>
+          <w:rFonts w:ascii="Times New Roman" w:hAnsi="Times New Roman"/>
+          <w:sz w:val="24"/>
+        </w:rPr>
+        <w:t xml:space="preserve"> Слава тобі, Христе Боже, надіє наша, слава тобі!</w:t>
       </w:r>
     </w:p>
     <w:p>
@@ -9636,78 +9754,6 @@
           <w:szCs w:val="24"/>
           <w:rtl w:val="0"/>
         </w:rPr>
-        <w:t xml:space="preserve"> Чеснішу від херувимів і незрівнянно славнішу від серафимів, що без зотління Бога Слово породила, сущу Богородицю, тебе величаємо.</w:t>
-      </w:r>
-    </w:p>
-    <w:p>
-      <w:pPr>
-        <w:spacing w:after="120" w:lineRule="auto"/>
-        <w:jc w:val="both"/>
-        <w:rPr>
-          <w:rFonts w:ascii="Times New Roman" w:cs="Times New Roman" w:eastAsia="Times New Roman" w:hAnsi="Times New Roman"/>
-          <w:sz w:val="24"/>
-          <w:szCs w:val="24"/>
-        </w:rPr>
-      </w:pPr>
-      <w:r>
-        <w:rPr>
-          <w:rFonts w:ascii="Times New Roman" w:cs="Times New Roman" w:eastAsia="Times New Roman" w:hAnsi="Times New Roman"/>
-          <w:i w:val="1"/>
-          <w:color w:val="ff0000"/>
-          <w:sz w:val="24"/>
-          <w:szCs w:val="24"/>
-          <w:rtl w:val="0"/>
-        </w:rPr>
-        <w:t xml:space="preserve">Священик:</w:t>
-      </w:r>
-      <w:r>
-        <w:rPr>
-          <w:rFonts w:ascii="Times New Roman" w:cs="Times New Roman" w:eastAsia="Times New Roman" w:hAnsi="Times New Roman"/>
-          <w:color w:val="ff0000"/>
-          <w:sz w:val="24"/>
-          <w:szCs w:val="24"/>
-          <w:rtl w:val="0"/>
-        </w:rPr>
-        <w:t xml:space="preserve"> </w:t>
-      </w:r>
-      <w:r>
-        <w:rPr>
-          <w:rFonts w:ascii="Times New Roman" w:cs="Times New Roman" w:eastAsia="Times New Roman" w:hAnsi="Times New Roman"/>
-          <w:sz w:val="24"/>
-          <w:szCs w:val="24"/>
-          <w:rtl w:val="0"/>
-        </w:rPr>
-        <w:t xml:space="preserve">Слава тобі, Христе Боже, надіє наша, слава тобі!</w:t>
-      </w:r>
-    </w:p>
-    <w:p>
-      <w:pPr>
-        <w:spacing w:after="120" w:lineRule="auto"/>
-        <w:jc w:val="both"/>
-        <w:rPr>
-          <w:rFonts w:ascii="Times New Roman" w:cs="Times New Roman" w:eastAsia="Times New Roman" w:hAnsi="Times New Roman"/>
-          <w:sz w:val="24"/>
-          <w:szCs w:val="24"/>
-        </w:rPr>
-      </w:pPr>
-      <w:r>
-        <w:rPr>
-          <w:rFonts w:ascii="Times New Roman" w:cs="Times New Roman" w:eastAsia="Times New Roman" w:hAnsi="Times New Roman"/>
-          <w:i w:val="1"/>
-          <w:color w:val="ff0000"/>
-          <w:sz w:val="24"/>
-          <w:szCs w:val="24"/>
-          <w:rtl w:val="0"/>
-        </w:rPr>
-        <w:t xml:space="preserve">Вірні:</w:t>
-      </w:r>
-      <w:r>
-        <w:rPr>
-          <w:rFonts w:ascii="Times New Roman" w:cs="Times New Roman" w:eastAsia="Times New Roman" w:hAnsi="Times New Roman"/>
-          <w:sz w:val="24"/>
-          <w:szCs w:val="24"/>
-          <w:rtl w:val="0"/>
-        </w:rPr>
         <w:t xml:space="preserve"> Слава Отцю і Сину, і Святому Духові, і нині і повсякчас, і на віки віків. Амінь. Господи, помилуй </w:t>
       </w:r>
       <w:r>
@@ -9742,34 +9788,21 @@
       </w:r>
     </w:p>
     <w:p>
-      <w:pPr>
-        <w:spacing w:after="120" w:lineRule="auto"/>
-        <w:jc w:val="both"/>
-        <w:rPr>
-          <w:rFonts w:ascii="Times New Roman" w:cs="Times New Roman" w:eastAsia="Times New Roman" w:hAnsi="Times New Roman"/>
-          <w:sz w:val="24"/>
-          <w:szCs w:val="24"/>
-        </w:rPr>
-      </w:pPr>
-      <w:r>
-        <w:rPr>
-          <w:rFonts w:ascii="Times New Roman" w:cs="Times New Roman" w:eastAsia="Times New Roman" w:hAnsi="Times New Roman"/>
-          <w:i w:val="1"/>
-          <w:color w:val="ff0000"/>
-          <w:sz w:val="24"/>
-          <w:szCs w:val="24"/>
-          <w:rtl w:val="0"/>
-        </w:rPr>
-        <w:t xml:space="preserve">Священик:</w:t>
-      </w:r>
-      <w:r>
-        <w:rPr>
-          <w:rFonts w:ascii="Times New Roman" w:cs="Times New Roman" w:eastAsia="Times New Roman" w:hAnsi="Times New Roman"/>
-          <w:sz w:val="24"/>
-          <w:szCs w:val="24"/>
-          <w:rtl w:val="0"/>
-        </w:rPr>
-        <w:t xml:space="preserve"> Христос, істинний Бог наш, що зволив спочити в обіймах праведного Симеона спасіння нашого ради, молитвами пречистої своєї Матері, і всіх святих, помилує і спасе нас, як благий і чоловіколюбець.</w:t>
+      <w:r>
+        <w:rPr>
+          <w:rFonts w:ascii="Times New Roman" w:hAnsi="Times New Roman"/>
+          <w:i/>
+          <w:color w:val="FF4400"/>
+          <w:sz w:val="24"/>
+        </w:rPr>
+        <w:t>Священик:</w:t>
+      </w:r>
+      <w:r>
+        <w:rPr>
+          <w:rFonts w:ascii="Times New Roman" w:hAnsi="Times New Roman"/>
+          <w:sz w:val="24"/>
+        </w:rPr>
+        <w:t xml:space="preserve"> Христос, істинний Бог наш, що зволив спочити в обіймах праведного Симеона спасіння нашого ради, молитвами пречистої Своєї Матері, святих, славних і всехвальних апостолів, і всіх святих, помилує і спасе нас, як благий і чоловіколюбець.</w:t>
       </w:r>
     </w:p>
     <w:p>
@@ -9997,33 +10030,19 @@
       </w:pPr>
       <w:r>
         <w:rPr>
-          <w:rFonts w:ascii="Times New Roman" w:cs="Times New Roman" w:eastAsia="Times New Roman" w:hAnsi="Times New Roman"/>
-          <w:i w:val="1"/>
-          <w:color w:val="ff0000"/>
-          <w:sz w:val="24"/>
-          <w:szCs w:val="24"/>
-          <w:rtl w:val="0"/>
-        </w:rPr>
-        <w:t xml:space="preserve">Священик:</w:t>
-      </w:r>
-      <w:r>
-        <w:rPr>
-          <w:rFonts w:ascii="Times New Roman" w:cs="Times New Roman" w:eastAsia="Times New Roman" w:hAnsi="Times New Roman"/>
-          <w:color w:val="ff0000"/>
-          <w:sz w:val="24"/>
-          <w:szCs w:val="24"/>
-          <w:rtl w:val="0"/>
-        </w:rPr>
-        <w:t xml:space="preserve"> </w:t>
-      </w:r>
-      <w:r>
-        <w:rPr>
-          <w:rFonts w:ascii="Times New Roman" w:cs="Times New Roman" w:eastAsia="Times New Roman" w:hAnsi="Times New Roman"/>
-          <w:sz w:val="24"/>
-          <w:szCs w:val="24"/>
-          <w:rtl w:val="0"/>
-        </w:rPr>
-        <w:t xml:space="preserve">Слава святій, одноістотній, животворящій і нероздільній Тройці, завжди, нині і повсякчас, і на віки віків.</w:t>
+          <w:rFonts w:ascii="Times New Roman" w:hAnsi="Times New Roman"/>
+          <w:i/>
+          <w:color w:val="FF4400"/>
+          <w:sz w:val="24"/>
+        </w:rPr>
+        <w:t>Священик:</w:t>
+      </w:r>
+      <w:r>
+        <w:rPr>
+          <w:rFonts w:ascii="Times New Roman" w:hAnsi="Times New Roman"/>
+          <w:sz w:val="24"/>
+        </w:rPr>
+        <w:t xml:space="preserve"> Слава святій, одноістотній, животворящій і нероздільній Тройці, завжди, нині і повсякчас, і на віки віків.</w:t>
       </w:r>
     </w:p>
     <w:p>
@@ -13743,21 +13762,17 @@
       </w:pPr>
       <w:r>
         <w:rPr>
-          <w:rFonts w:ascii="Times New Roman" w:cs="Times New Roman" w:eastAsia="Times New Roman" w:hAnsi="Times New Roman"/>
-          <w:i w:val="1"/>
-          <w:color w:val="ff0000"/>
-          <w:sz w:val="24"/>
-          <w:szCs w:val="24"/>
-          <w:rtl w:val="0"/>
-        </w:rPr>
-        <w:t xml:space="preserve">Священик:</w:t>
-      </w:r>
-      <w:r>
-        <w:rPr>
-          <w:rFonts w:ascii="Times New Roman" w:cs="Times New Roman" w:eastAsia="Times New Roman" w:hAnsi="Times New Roman"/>
-          <w:sz w:val="24"/>
-          <w:szCs w:val="24"/>
-          <w:rtl w:val="0"/>
+          <w:rFonts w:ascii="Times New Roman" w:hAnsi="Times New Roman"/>
+          <w:i/>
+          <w:color w:val="FF4400"/>
+          <w:sz w:val="24"/>
+        </w:rPr>
+        <w:t>Священик:</w:t>
+      </w:r>
+      <w:r>
+        <w:rPr>
+          <w:rFonts w:ascii="Times New Roman" w:hAnsi="Times New Roman"/>
+          <w:sz w:val="24"/>
         </w:rPr>
         <w:t xml:space="preserve"> Бо тобі належить усяка слава, честь і поклоніння, Отцю, і Сину, і Святому Духові, нині і повсякчас, і на віки віків.</w:t>
       </w:r>
@@ -14615,33 +14630,19 @@
       </w:pPr>
       <w:r>
         <w:rPr>
-          <w:rFonts w:ascii="Times New Roman" w:cs="Times New Roman" w:eastAsia="Times New Roman" w:hAnsi="Times New Roman"/>
-          <w:i w:val="1"/>
-          <w:color w:val="ff0000"/>
-          <w:sz w:val="24"/>
-          <w:szCs w:val="24"/>
-          <w:rtl w:val="0"/>
-        </w:rPr>
-        <w:t xml:space="preserve">Священик: </w:t>
-      </w:r>
-      <w:r>
-        <w:rPr>
-          <w:rFonts w:ascii="Times New Roman" w:cs="Times New Roman" w:eastAsia="Times New Roman" w:hAnsi="Times New Roman"/>
-          <w:color w:val="000000"/>
-          <w:sz w:val="24"/>
-          <w:szCs w:val="24"/>
-          <w:rtl w:val="0"/>
-        </w:rPr>
-        <w:t xml:space="preserve">Бо Твоя влада і Твоє єсть царство і сила, і слава Отця, і Сина, і Святого Духа</w:t>
-      </w:r>
-      <w:r>
-        <w:rPr>
-          <w:rFonts w:ascii="Times New Roman" w:cs="Times New Roman" w:eastAsia="Times New Roman" w:hAnsi="Times New Roman"/>
-          <w:sz w:val="24"/>
-          <w:szCs w:val="24"/>
-          <w:rtl w:val="0"/>
-        </w:rPr>
-        <w:t xml:space="preserve">, нині і повсякчас, і на віки віків.</w:t>
+          <w:rFonts w:ascii="Times New Roman" w:hAnsi="Times New Roman"/>
+          <w:i/>
+          <w:color w:val="FF4400"/>
+          <w:sz w:val="24"/>
+        </w:rPr>
+        <w:t>Священик:</w:t>
+      </w:r>
+      <w:r>
+        <w:rPr>
+          <w:rFonts w:ascii="Times New Roman" w:hAnsi="Times New Roman"/>
+          <w:sz w:val="24"/>
+        </w:rPr>
+        <w:t xml:space="preserve"> Бо Твоя влада і Твоє єсть царство і сила, і слава Отця, і Сина, і Святого Духа, нині і повсякчас, і на віки віків.</w:t>
       </w:r>
     </w:p>
     <w:p>
@@ -15123,33 +15124,19 @@
       </w:pPr>
       <w:r>
         <w:rPr>
-          <w:rFonts w:ascii="Times New Roman" w:cs="Times New Roman" w:eastAsia="Times New Roman" w:hAnsi="Times New Roman"/>
-          <w:i w:val="1"/>
-          <w:color w:val="ff0000"/>
-          <w:sz w:val="24"/>
-          <w:szCs w:val="24"/>
-          <w:rtl w:val="0"/>
-        </w:rPr>
-        <w:t xml:space="preserve">Священик: </w:t>
-      </w:r>
-      <w:r>
-        <w:rPr>
-          <w:rFonts w:ascii="Times New Roman" w:cs="Times New Roman" w:eastAsia="Times New Roman" w:hAnsi="Times New Roman"/>
-          <w:color w:val="000000"/>
-          <w:sz w:val="24"/>
-          <w:szCs w:val="24"/>
-          <w:rtl w:val="0"/>
-        </w:rPr>
-        <w:t xml:space="preserve">Бо Ти благий і Чоловіколюбець Бог єси і Тобі славу возсилаємо Отцю, і Сину, і Святому Духові</w:t>
-      </w:r>
-      <w:r>
-        <w:rPr>
-          <w:rFonts w:ascii="Times New Roman" w:cs="Times New Roman" w:eastAsia="Times New Roman" w:hAnsi="Times New Roman"/>
-          <w:sz w:val="24"/>
-          <w:szCs w:val="24"/>
-          <w:rtl w:val="0"/>
-        </w:rPr>
-        <w:t xml:space="preserve">, нині і повсякчас, і на віки віків.</w:t>
+          <w:rFonts w:ascii="Times New Roman" w:hAnsi="Times New Roman"/>
+          <w:i/>
+          <w:color w:val="FF4400"/>
+          <w:sz w:val="24"/>
+        </w:rPr>
+        <w:t>Священик:</w:t>
+      </w:r>
+      <w:r>
+        <w:rPr>
+          <w:rFonts w:ascii="Times New Roman" w:hAnsi="Times New Roman"/>
+          <w:sz w:val="24"/>
+        </w:rPr>
+        <w:t xml:space="preserve"> Бо Ти благий і Чоловіколюбець Бог єси і Тобі славу возсилаємо Отцю, і Сину, і Святому Духові, нині і повсякчас, і на віки віків.</w:t>
       </w:r>
     </w:p>
     <w:p>
@@ -16259,33 +16246,19 @@
       </w:pPr>
       <w:r>
         <w:rPr>
-          <w:rFonts w:ascii="Times New Roman" w:cs="Times New Roman" w:eastAsia="Times New Roman" w:hAnsi="Times New Roman"/>
-          <w:i w:val="1"/>
-          <w:color w:val="ff0000"/>
-          <w:sz w:val="24"/>
-          <w:szCs w:val="24"/>
-          <w:rtl w:val="0"/>
-        </w:rPr>
-        <w:t xml:space="preserve">Священик: </w:t>
-      </w:r>
-      <w:r>
-        <w:rPr>
-          <w:rFonts w:ascii="Times New Roman" w:cs="Times New Roman" w:eastAsia="Times New Roman" w:hAnsi="Times New Roman"/>
-          <w:color w:val="000000"/>
-          <w:sz w:val="24"/>
-          <w:szCs w:val="24"/>
-          <w:rtl w:val="0"/>
-        </w:rPr>
-        <w:t xml:space="preserve">Бо благословилося і прославилося ім’я Твоє Отця, і Сина, і Святого Духа</w:t>
-      </w:r>
-      <w:r>
-        <w:rPr>
-          <w:rFonts w:ascii="Times New Roman" w:cs="Times New Roman" w:eastAsia="Times New Roman" w:hAnsi="Times New Roman"/>
-          <w:sz w:val="24"/>
-          <w:szCs w:val="24"/>
-          <w:rtl w:val="0"/>
-        </w:rPr>
-        <w:t xml:space="preserve">, нині і повсякчас, і на віки віків.</w:t>
+          <w:rFonts w:ascii="Times New Roman" w:hAnsi="Times New Roman"/>
+          <w:i/>
+          <w:color w:val="FF4400"/>
+          <w:sz w:val="24"/>
+        </w:rPr>
+        <w:t>Священик:</w:t>
+      </w:r>
+      <w:r>
+        <w:rPr>
+          <w:rFonts w:ascii="Times New Roman" w:hAnsi="Times New Roman"/>
+          <w:sz w:val="24"/>
+        </w:rPr>
+        <w:t xml:space="preserve"> Бо благословилося і прославилося ім’я Твоє Отця, і Сина, і Святого Духа, нині і повсякчас, і на віки віків.</w:t>
       </w:r>
     </w:p>
     <w:p>
@@ -16698,21 +16671,17 @@
       </w:pPr>
       <w:r>
         <w:rPr>
-          <w:rFonts w:ascii="Times New Roman" w:cs="Times New Roman" w:eastAsia="Times New Roman" w:hAnsi="Times New Roman"/>
-          <w:i w:val="1"/>
-          <w:color w:val="ff0000"/>
-          <w:sz w:val="24"/>
-          <w:szCs w:val="24"/>
-          <w:rtl w:val="0"/>
-        </w:rPr>
-        <w:t xml:space="preserve">Священик:</w:t>
-      </w:r>
-      <w:r>
-        <w:rPr>
-          <w:rFonts w:ascii="Times New Roman" w:cs="Times New Roman" w:eastAsia="Times New Roman" w:hAnsi="Times New Roman"/>
-          <w:sz w:val="24"/>
-          <w:szCs w:val="24"/>
-          <w:rtl w:val="0"/>
+          <w:rFonts w:ascii="Times New Roman" w:hAnsi="Times New Roman"/>
+          <w:i/>
+          <w:color w:val="FF4400"/>
+          <w:sz w:val="24"/>
+        </w:rPr>
+        <w:t>Священик:</w:t>
+      </w:r>
+      <w:r>
+        <w:rPr>
+          <w:rFonts w:ascii="Times New Roman" w:hAnsi="Times New Roman"/>
+          <w:sz w:val="24"/>
         </w:rPr>
         <w:t xml:space="preserve"> Мир всім.</w:t>
       </w:r>
@@ -17002,21 +16971,17 @@
       </w:pPr>
       <w:r>
         <w:rPr>
-          <w:rFonts w:ascii="Times New Roman" w:cs="Times New Roman" w:eastAsia="Times New Roman" w:hAnsi="Times New Roman"/>
-          <w:i w:val="1"/>
-          <w:color w:val="ff0000"/>
-          <w:sz w:val="24"/>
-          <w:szCs w:val="24"/>
-          <w:rtl w:val="0"/>
-        </w:rPr>
-        <w:t xml:space="preserve">Священик:</w:t>
-      </w:r>
-      <w:r>
-        <w:rPr>
-          <w:rFonts w:ascii="Times New Roman" w:cs="Times New Roman" w:eastAsia="Times New Roman" w:hAnsi="Times New Roman"/>
-          <w:sz w:val="24"/>
-          <w:szCs w:val="24"/>
-          <w:rtl w:val="0"/>
+          <w:rFonts w:ascii="Times New Roman" w:hAnsi="Times New Roman"/>
+          <w:i/>
+          <w:color w:val="FF4400"/>
+          <w:sz w:val="24"/>
+        </w:rPr>
+        <w:t>Священик:</w:t>
+      </w:r>
+      <w:r>
+        <w:rPr>
+          <w:rFonts w:ascii="Times New Roman" w:hAnsi="Times New Roman"/>
+          <w:sz w:val="24"/>
         </w:rPr>
         <w:t xml:space="preserve"> Бо ти святий єси, Боже наш, і в святині перебуваєш, і ми тобі славу віддаємо: Отцю, і Сину, і Святому Духові, нині і повсякчас, і на віки віків.</w:t>
       </w:r>
@@ -17332,33 +17297,19 @@
       </w:pPr>
       <w:r>
         <w:rPr>
-          <w:rFonts w:ascii="Times New Roman" w:cs="Times New Roman" w:eastAsia="Times New Roman" w:hAnsi="Times New Roman"/>
-          <w:i w:val="1"/>
-          <w:color w:val="ff0000"/>
-          <w:sz w:val="24"/>
-          <w:szCs w:val="24"/>
-          <w:rtl w:val="0"/>
-        </w:rPr>
-        <w:t xml:space="preserve">Священик:</w:t>
-      </w:r>
-      <w:r>
-        <w:rPr>
-          <w:rFonts w:ascii="Times New Roman" w:cs="Times New Roman" w:eastAsia="Times New Roman" w:hAnsi="Times New Roman"/>
-          <w:color w:val="ff0000"/>
-          <w:sz w:val="24"/>
-          <w:szCs w:val="24"/>
-          <w:rtl w:val="0"/>
-        </w:rPr>
-        <w:t xml:space="preserve"> </w:t>
-      </w:r>
-      <w:r>
-        <w:rPr>
-          <w:rFonts w:ascii="Times New Roman" w:cs="Times New Roman" w:eastAsia="Times New Roman" w:hAnsi="Times New Roman"/>
-          <w:sz w:val="24"/>
-          <w:szCs w:val="24"/>
-          <w:rtl w:val="0"/>
-        </w:rPr>
-        <w:t xml:space="preserve">Мир всім!</w:t>
+          <w:rFonts w:ascii="Times New Roman" w:hAnsi="Times New Roman"/>
+          <w:i/>
+          <w:color w:val="FF4400"/>
+          <w:sz w:val="24"/>
+        </w:rPr>
+        <w:t>Священик:</w:t>
+      </w:r>
+      <w:r>
+        <w:rPr>
+          <w:rFonts w:ascii="Times New Roman" w:hAnsi="Times New Roman"/>
+          <w:sz w:val="24"/>
+        </w:rPr>
+        <w:t xml:space="preserve"> Мир всім!</w:t>
       </w:r>
     </w:p>
     <w:p>
@@ -17404,53 +17355,19 @@
       </w:pPr>
       <w:r>
         <w:rPr>
-          <w:rFonts w:ascii="Times New Roman" w:cs="Times New Roman" w:eastAsia="Times New Roman" w:hAnsi="Times New Roman"/>
-          <w:i w:val="1"/>
-          <w:color w:val="ff0000"/>
-          <w:sz w:val="24"/>
-          <w:szCs w:val="24"/>
-          <w:rtl w:val="0"/>
-        </w:rPr>
-        <w:t xml:space="preserve">Священик:</w:t>
-      </w:r>
-      <w:r>
-        <w:rPr>
-          <w:rFonts w:ascii="Times New Roman" w:cs="Times New Roman" w:eastAsia="Times New Roman" w:hAnsi="Times New Roman"/>
-          <w:color w:val="ff0000"/>
-          <w:sz w:val="24"/>
-          <w:szCs w:val="24"/>
-          <w:rtl w:val="0"/>
-        </w:rPr>
-        <w:t xml:space="preserve"> </w:t>
-      </w:r>
-      <w:r>
-        <w:rPr>
-          <w:rFonts w:ascii="Times New Roman" w:cs="Times New Roman" w:eastAsia="Times New Roman" w:hAnsi="Times New Roman"/>
-          <w:sz w:val="24"/>
-          <w:szCs w:val="24"/>
-          <w:rtl w:val="0"/>
-        </w:rPr>
-        <w:t xml:space="preserve">Від </w:t>
-      </w:r>
-      <w:r>
-        <w:rPr>
-          <w:rFonts w:ascii="Times New Roman" w:cs="Times New Roman" w:eastAsia="Times New Roman" w:hAnsi="Times New Roman"/>
-          <w:i w:val="1"/>
-          <w:color w:val="ff0000"/>
-          <w:sz w:val="24"/>
-          <w:szCs w:val="24"/>
-          <w:rtl w:val="0"/>
-        </w:rPr>
-        <w:t xml:space="preserve">Луки</w:t>
-      </w:r>
-      <w:r>
-        <w:rPr>
-          <w:rFonts w:ascii="Times New Roman" w:cs="Times New Roman" w:eastAsia="Times New Roman" w:hAnsi="Times New Roman"/>
-          <w:sz w:val="24"/>
-          <w:szCs w:val="24"/>
-          <w:rtl w:val="0"/>
-        </w:rPr>
-        <w:t xml:space="preserve"> святого Євангелія читання.</w:t>
+          <w:rFonts w:ascii="Times New Roman" w:hAnsi="Times New Roman"/>
+          <w:i/>
+          <w:color w:val="FF4400"/>
+          <w:sz w:val="24"/>
+        </w:rPr>
+        <w:t>Священик:</w:t>
+      </w:r>
+      <w:r>
+        <w:rPr>
+          <w:rFonts w:ascii="Times New Roman" w:hAnsi="Times New Roman"/>
+          <w:sz w:val="24"/>
+        </w:rPr>
+        <w:t xml:space="preserve"> Від Луки святого Євангелія читання.</w:t>
       </w:r>
     </w:p>
     <w:p>
@@ -18452,33 +18369,19 @@
       </w:pPr>
       <w:r>
         <w:rPr>
-          <w:rFonts w:ascii="Times New Roman" w:cs="Times New Roman" w:eastAsia="Times New Roman" w:hAnsi="Times New Roman"/>
-          <w:i w:val="1"/>
-          <w:color w:val="ff0000"/>
-          <w:sz w:val="24"/>
-          <w:szCs w:val="24"/>
-          <w:rtl w:val="0"/>
-        </w:rPr>
-        <w:t xml:space="preserve">Священик:</w:t>
-      </w:r>
-      <w:r>
-        <w:rPr>
-          <w:rFonts w:ascii="Times New Roman" w:cs="Times New Roman" w:eastAsia="Times New Roman" w:hAnsi="Times New Roman"/>
-          <w:color w:val="ff0000"/>
-          <w:sz w:val="24"/>
-          <w:szCs w:val="24"/>
-          <w:rtl w:val="0"/>
-        </w:rPr>
-        <w:t xml:space="preserve"> </w:t>
-      </w:r>
-      <w:r>
-        <w:rPr>
-          <w:rFonts w:ascii="Times New Roman" w:cs="Times New Roman" w:eastAsia="Times New Roman" w:hAnsi="Times New Roman"/>
-          <w:sz w:val="24"/>
-          <w:szCs w:val="24"/>
-          <w:rtl w:val="0"/>
-        </w:rPr>
-        <w:t xml:space="preserve">Благодаттю і щедротами і чоловіколюб'ям єдинородного Сина твого, з яким ти благословенний єси, з пресвятим і благим і животворящим твоїм Духом, нині і повсякчас, і на віки віків.</w:t>
+          <w:rFonts w:ascii="Times New Roman" w:hAnsi="Times New Roman"/>
+          <w:i/>
+          <w:color w:val="FF4400"/>
+          <w:sz w:val="24"/>
+        </w:rPr>
+        <w:t>Священик:</w:t>
+      </w:r>
+      <w:r>
+        <w:rPr>
+          <w:rFonts w:ascii="Times New Roman" w:hAnsi="Times New Roman"/>
+          <w:sz w:val="24"/>
+        </w:rPr>
+        <w:t xml:space="preserve"> Благодаттю і щедротами і чоловіколюб'ям єдинородного Сина твого, з яким ти благословенний єси, з пресвятим і благим і животворящим твоїм Духом, нині і повсякчас, і на віки віків.</w:t>
       </w:r>
     </w:p>
     <w:p>
@@ -19300,33 +19203,19 @@
       </w:pPr>
       <w:r>
         <w:rPr>
-          <w:rFonts w:ascii="Times New Roman" w:cs="Times New Roman" w:eastAsia="Times New Roman" w:hAnsi="Times New Roman"/>
-          <w:i w:val="1"/>
-          <w:color w:val="ff0000"/>
-          <w:sz w:val="24"/>
-          <w:szCs w:val="24"/>
-          <w:rtl w:val="0"/>
-        </w:rPr>
-        <w:t xml:space="preserve">Священик: </w:t>
-      </w:r>
-      <w:r>
-        <w:rPr>
-          <w:rFonts w:ascii="Times New Roman" w:cs="Times New Roman" w:eastAsia="Times New Roman" w:hAnsi="Times New Roman"/>
-          <w:color w:val="000000"/>
-          <w:sz w:val="24"/>
-          <w:szCs w:val="24"/>
-          <w:rtl w:val="0"/>
-        </w:rPr>
-        <w:t xml:space="preserve">Бо Ти Бог наш і Тобі славу возсилаємо: Отцю, і Сину, і Святому Духові</w:t>
-      </w:r>
-      <w:r>
-        <w:rPr>
-          <w:rFonts w:ascii="Times New Roman" w:cs="Times New Roman" w:eastAsia="Times New Roman" w:hAnsi="Times New Roman"/>
-          <w:sz w:val="24"/>
-          <w:szCs w:val="24"/>
-          <w:rtl w:val="0"/>
-        </w:rPr>
-        <w:t xml:space="preserve">, нині і повсякчас, і на віки віків.</w:t>
+          <w:rFonts w:ascii="Times New Roman" w:hAnsi="Times New Roman"/>
+          <w:i/>
+          <w:color w:val="FF4400"/>
+          <w:sz w:val="24"/>
+        </w:rPr>
+        <w:t>Священик:</w:t>
+      </w:r>
+      <w:r>
+        <w:rPr>
+          <w:rFonts w:ascii="Times New Roman" w:hAnsi="Times New Roman"/>
+          <w:sz w:val="24"/>
+        </w:rPr>
+        <w:t xml:space="preserve"> Бо Ти Бог наш і Тобі славу возсилаємо: Отцю, і Сину, і Святому Духові, нині і повсякчас, і на віки віків.</w:t>
       </w:r>
     </w:p>
     <w:p>
@@ -20422,33 +20311,19 @@
       </w:pPr>
       <w:r>
         <w:rPr>
-          <w:rFonts w:ascii="Times New Roman" w:cs="Times New Roman" w:eastAsia="Times New Roman" w:hAnsi="Times New Roman"/>
-          <w:i w:val="1"/>
-          <w:color w:val="ff0000"/>
-          <w:sz w:val="24"/>
-          <w:szCs w:val="24"/>
-          <w:rtl w:val="0"/>
-        </w:rPr>
-        <w:t xml:space="preserve">Священик: </w:t>
-      </w:r>
-      <w:r>
-        <w:rPr>
-          <w:rFonts w:ascii="Times New Roman" w:cs="Times New Roman" w:eastAsia="Times New Roman" w:hAnsi="Times New Roman"/>
-          <w:color w:val="000000"/>
-          <w:sz w:val="24"/>
-          <w:szCs w:val="24"/>
-          <w:rtl w:val="0"/>
-        </w:rPr>
-        <w:t xml:space="preserve">Бо Ти цар миру і Спас душ наших і Тобі славу возсилаємо: Отцю, і Сину, і Святому Духові</w:t>
-      </w:r>
-      <w:r>
-        <w:rPr>
-          <w:rFonts w:ascii="Times New Roman" w:cs="Times New Roman" w:eastAsia="Times New Roman" w:hAnsi="Times New Roman"/>
-          <w:sz w:val="24"/>
-          <w:szCs w:val="24"/>
-          <w:rtl w:val="0"/>
-        </w:rPr>
-        <w:t xml:space="preserve">, нині і повсякчас, і на віки віків.</w:t>
+          <w:rFonts w:ascii="Times New Roman" w:hAnsi="Times New Roman"/>
+          <w:i/>
+          <w:color w:val="FF4400"/>
+          <w:sz w:val="24"/>
+        </w:rPr>
+        <w:t>Священик:</w:t>
+      </w:r>
+      <w:r>
+        <w:rPr>
+          <w:rFonts w:ascii="Times New Roman" w:hAnsi="Times New Roman"/>
+          <w:sz w:val="24"/>
+        </w:rPr>
+        <w:t xml:space="preserve"> Бо Ти цар миру і Спас душ наших і Тобі славу возсилаємо: Отцю, і Сину, і Святому Духові, нині і повсякчас, і на віки віків.</w:t>
       </w:r>
     </w:p>
     <w:p>
@@ -21859,33 +21734,19 @@
       </w:pPr>
       <w:r>
         <w:rPr>
-          <w:rFonts w:ascii="Times New Roman" w:cs="Times New Roman" w:eastAsia="Times New Roman" w:hAnsi="Times New Roman"/>
-          <w:i w:val="1"/>
-          <w:color w:val="ff0000"/>
-          <w:sz w:val="24"/>
-          <w:szCs w:val="24"/>
-          <w:rtl w:val="0"/>
-        </w:rPr>
-        <w:t xml:space="preserve">Священик: </w:t>
-      </w:r>
-      <w:r>
-        <w:rPr>
-          <w:rFonts w:ascii="Times New Roman" w:cs="Times New Roman" w:eastAsia="Times New Roman" w:hAnsi="Times New Roman"/>
-          <w:color w:val="000000"/>
-          <w:sz w:val="24"/>
-          <w:szCs w:val="24"/>
-          <w:rtl w:val="0"/>
-        </w:rPr>
-        <w:t xml:space="preserve">Бо Тебе хвалять усі сили небесні і Тобі славу возсилаємо: Отцю, і Сину, і Святому Духові</w:t>
-      </w:r>
-      <w:r>
-        <w:rPr>
-          <w:rFonts w:ascii="Times New Roman" w:cs="Times New Roman" w:eastAsia="Times New Roman" w:hAnsi="Times New Roman"/>
-          <w:sz w:val="24"/>
-          <w:szCs w:val="24"/>
-          <w:rtl w:val="0"/>
-        </w:rPr>
-        <w:t xml:space="preserve">, нині і повсякчас, і на віки віків.</w:t>
+          <w:rFonts w:ascii="Times New Roman" w:hAnsi="Times New Roman"/>
+          <w:i/>
+          <w:color w:val="FF4400"/>
+          <w:sz w:val="24"/>
+        </w:rPr>
+        <w:t>Священик:</w:t>
+      </w:r>
+      <w:r>
+        <w:rPr>
+          <w:rFonts w:ascii="Times New Roman" w:hAnsi="Times New Roman"/>
+          <w:sz w:val="24"/>
+        </w:rPr>
+        <w:t xml:space="preserve"> Бо Тебе хвалять усі сили небесні і Тобі славу возсилаємо: Отцю, і Сину, і Святому Духові, нині і повсякчас, і на віки віків.</w:t>
       </w:r>
     </w:p>
     <w:p>
@@ -23015,22 +22876,17 @@
       </w:pPr>
       <w:r>
         <w:rPr>
-          <w:rFonts w:ascii="Times New Roman" w:cs="Times New Roman" w:eastAsia="Times New Roman" w:hAnsi="Times New Roman"/>
-          <w:i w:val="1"/>
-          <w:color w:val="ff0000"/>
-          <w:sz w:val="24"/>
-          <w:szCs w:val="24"/>
-          <w:rtl w:val="0"/>
-        </w:rPr>
-        <w:t xml:space="preserve">Священик:</w:t>
-      </w:r>
-      <w:r>
-        <w:rPr>
-          <w:rFonts w:ascii="Times New Roman" w:cs="Times New Roman" w:eastAsia="Times New Roman" w:hAnsi="Times New Roman"/>
-          <w:color w:val="000000"/>
-          <w:sz w:val="24"/>
-          <w:szCs w:val="24"/>
-          <w:rtl w:val="0"/>
+          <w:rFonts w:ascii="Times New Roman" w:hAnsi="Times New Roman"/>
+          <w:i/>
+          <w:color w:val="FF4400"/>
+          <w:sz w:val="24"/>
+        </w:rPr>
+        <w:t>Священик:</w:t>
+      </w:r>
+      <w:r>
+        <w:rPr>
+          <w:rFonts w:ascii="Times New Roman" w:hAnsi="Times New Roman"/>
+          <w:sz w:val="24"/>
         </w:rPr>
         <w:t xml:space="preserve"> Слава Тобі, що Світло нам показав! </w:t>
       </w:r>
@@ -24124,21 +23980,17 @@
       </w:pPr>
       <w:r>
         <w:rPr>
-          <w:rFonts w:ascii="Times New Roman" w:cs="Times New Roman" w:eastAsia="Times New Roman" w:hAnsi="Times New Roman"/>
-          <w:i w:val="1"/>
-          <w:color w:val="ff0000"/>
-          <w:sz w:val="24"/>
-          <w:szCs w:val="24"/>
-          <w:rtl w:val="0"/>
-        </w:rPr>
-        <w:t xml:space="preserve">Священик:</w:t>
-      </w:r>
-      <w:r>
-        <w:rPr>
-          <w:rFonts w:ascii="Times New Roman" w:cs="Times New Roman" w:eastAsia="Times New Roman" w:hAnsi="Times New Roman"/>
-          <w:sz w:val="24"/>
-          <w:szCs w:val="24"/>
-          <w:rtl w:val="0"/>
+          <w:rFonts w:ascii="Times New Roman" w:hAnsi="Times New Roman"/>
+          <w:i/>
+          <w:color w:val="FF4400"/>
+          <w:sz w:val="24"/>
+        </w:rPr>
+        <w:t>Священик:</w:t>
+      </w:r>
+      <w:r>
+        <w:rPr>
+          <w:rFonts w:ascii="Times New Roman" w:hAnsi="Times New Roman"/>
+          <w:sz w:val="24"/>
         </w:rPr>
         <w:t xml:space="preserve"> Бо милостивий і чоловіколюбець Бог єси, і тобі славу возсилаємо, Отцю, і Сину, і Святому Духові, нині і повсякчас, і на віки віків.</w:t>
       </w:r>
@@ -24808,14 +24660,41 @@
       </w:pPr>
       <w:r>
         <w:rPr>
-          <w:rFonts w:ascii="Times New Roman" w:cs="Times New Roman" w:eastAsia="Times New Roman" w:hAnsi="Times New Roman"/>
-          <w:i w:val="1"/>
-          <w:color w:val="ff0000"/>
-          <w:sz w:val="24"/>
-          <w:szCs w:val="24"/>
-          <w:rtl w:val="0"/>
-        </w:rPr>
-        <w:t xml:space="preserve">Священик:</w:t>
+          <w:rFonts w:ascii="Times New Roman" w:hAnsi="Times New Roman"/>
+          <w:i/>
+          <w:color w:val="FF4400"/>
+          <w:sz w:val="24"/>
+        </w:rPr>
+        <w:t>Священик:</w:t>
+      </w:r>
+      <w:r>
+        <w:rPr>
+          <w:rFonts w:ascii="Times New Roman" w:hAnsi="Times New Roman"/>
+          <w:sz w:val="24"/>
+        </w:rPr>
+        <w:t xml:space="preserve"> Бо ти Бог милости, ласк і чоловіколюбности, і тобі славу віддаємо: Отцю, і Сину, і Святому Духові, нині і повсякчас, і на віки віків.</w:t>
+      </w:r>
+    </w:p>
+    <w:p>
+      <w:pPr>
+        <w:spacing w:after="120" w:lineRule="auto"/>
+        <w:jc w:val="both"/>
+        <w:rPr>
+          <w:rFonts w:ascii="Times New Roman" w:cs="Times New Roman" w:eastAsia="Times New Roman" w:hAnsi="Times New Roman"/>
+          <w:sz w:val="24"/>
+          <w:szCs w:val="24"/>
+        </w:rPr>
+      </w:pPr>
+      <w:r>
+        <w:rPr>
+          <w:rFonts w:ascii="Times New Roman" w:cs="Times New Roman" w:eastAsia="Times New Roman" w:hAnsi="Times New Roman"/>
+          <w:i w:val="1"/>
+          <w:color w:val="ff0000"/>
+          <w:sz w:val="24"/>
+          <w:szCs w:val="24"/>
+          <w:rtl w:val="0"/>
+        </w:rPr>
+        <w:t xml:space="preserve">Вірні:</w:t>
       </w:r>
       <w:r>
         <w:rPr>
@@ -24834,47 +24713,6 @@
           <w:szCs w:val="24"/>
           <w:rtl w:val="0"/>
         </w:rPr>
-        <w:t xml:space="preserve">Бо ти Бог милости, ласк і чоловіколюбности, і тобі славу віддаємо: Отцю, і Сину, і Святому Духові, нині і повсякчас, і на віки віків.</w:t>
-      </w:r>
-    </w:p>
-    <w:p>
-      <w:pPr>
-        <w:spacing w:after="120" w:lineRule="auto"/>
-        <w:jc w:val="both"/>
-        <w:rPr>
-          <w:rFonts w:ascii="Times New Roman" w:cs="Times New Roman" w:eastAsia="Times New Roman" w:hAnsi="Times New Roman"/>
-          <w:sz w:val="24"/>
-          <w:szCs w:val="24"/>
-        </w:rPr>
-      </w:pPr>
-      <w:r>
-        <w:rPr>
-          <w:rFonts w:ascii="Times New Roman" w:cs="Times New Roman" w:eastAsia="Times New Roman" w:hAnsi="Times New Roman"/>
-          <w:i w:val="1"/>
-          <w:color w:val="ff0000"/>
-          <w:sz w:val="24"/>
-          <w:szCs w:val="24"/>
-          <w:rtl w:val="0"/>
-        </w:rPr>
-        <w:t xml:space="preserve">Вірні:</w:t>
-      </w:r>
-      <w:r>
-        <w:rPr>
-          <w:rFonts w:ascii="Times New Roman" w:cs="Times New Roman" w:eastAsia="Times New Roman" w:hAnsi="Times New Roman"/>
-          <w:color w:val="ff0000"/>
-          <w:sz w:val="24"/>
-          <w:szCs w:val="24"/>
-          <w:rtl w:val="0"/>
-        </w:rPr>
-        <w:t xml:space="preserve"> </w:t>
-      </w:r>
-      <w:r>
-        <w:rPr>
-          <w:rFonts w:ascii="Times New Roman" w:cs="Times New Roman" w:eastAsia="Times New Roman" w:hAnsi="Times New Roman"/>
-          <w:sz w:val="24"/>
-          <w:szCs w:val="24"/>
-          <w:rtl w:val="0"/>
-        </w:rPr>
         <w:t xml:space="preserve">Амінь.</w:t>
       </w:r>
     </w:p>
@@ -24890,21 +24728,17 @@
       </w:pPr>
       <w:r>
         <w:rPr>
-          <w:rFonts w:ascii="Times New Roman" w:cs="Times New Roman" w:eastAsia="Times New Roman" w:hAnsi="Times New Roman"/>
-          <w:i w:val="1"/>
-          <w:color w:val="ff0000"/>
-          <w:sz w:val="24"/>
-          <w:szCs w:val="24"/>
-          <w:rtl w:val="0"/>
-        </w:rPr>
-        <w:t xml:space="preserve">Священик:</w:t>
-      </w:r>
-      <w:r>
-        <w:rPr>
-          <w:rFonts w:ascii="Times New Roman" w:cs="Times New Roman" w:eastAsia="Times New Roman" w:hAnsi="Times New Roman"/>
-          <w:sz w:val="24"/>
-          <w:szCs w:val="24"/>
-          <w:rtl w:val="0"/>
+          <w:rFonts w:ascii="Times New Roman" w:hAnsi="Times New Roman"/>
+          <w:i/>
+          <w:color w:val="FF4400"/>
+          <w:sz w:val="24"/>
+        </w:rPr>
+        <w:t>Священик:</w:t>
+      </w:r>
+      <w:r>
+        <w:rPr>
+          <w:rFonts w:ascii="Times New Roman" w:hAnsi="Times New Roman"/>
+          <w:sz w:val="24"/>
         </w:rPr>
         <w:t xml:space="preserve"> Мир всім.</w:t>
       </w:r>
@@ -25236,14 +25070,41 @@
       </w:pPr>
       <w:r>
         <w:rPr>
-          <w:rFonts w:ascii="Times New Roman" w:cs="Times New Roman" w:eastAsia="Times New Roman" w:hAnsi="Times New Roman"/>
-          <w:i w:val="1"/>
-          <w:color w:val="ff0000"/>
-          <w:sz w:val="24"/>
-          <w:szCs w:val="24"/>
-          <w:rtl w:val="0"/>
-        </w:rPr>
-        <w:t xml:space="preserve">Священик:</w:t>
+          <w:rFonts w:ascii="Times New Roman" w:hAnsi="Times New Roman"/>
+          <w:i/>
+          <w:color w:val="FF4400"/>
+          <w:sz w:val="24"/>
+        </w:rPr>
+        <w:t>Священик:</w:t>
+      </w:r>
+      <w:r>
+        <w:rPr>
+          <w:rFonts w:ascii="Times New Roman" w:hAnsi="Times New Roman"/>
+          <w:sz w:val="24"/>
+        </w:rPr>
+        <w:t xml:space="preserve"> Благословенний Христос, Бог наш, завжди, нині і повсякчас, і на віки віків.</w:t>
+      </w:r>
+    </w:p>
+    <w:p>
+      <w:pPr>
+        <w:spacing w:after="120" w:lineRule="auto"/>
+        <w:jc w:val="both"/>
+        <w:rPr>
+          <w:rFonts w:ascii="Times New Roman" w:cs="Times New Roman" w:eastAsia="Times New Roman" w:hAnsi="Times New Roman"/>
+          <w:sz w:val="24"/>
+          <w:szCs w:val="24"/>
+        </w:rPr>
+      </w:pPr>
+      <w:r>
+        <w:rPr>
+          <w:rFonts w:ascii="Times New Roman" w:cs="Times New Roman" w:eastAsia="Times New Roman" w:hAnsi="Times New Roman"/>
+          <w:i w:val="1"/>
+          <w:color w:val="ff0000"/>
+          <w:sz w:val="24"/>
+          <w:szCs w:val="24"/>
+          <w:rtl w:val="0"/>
+        </w:rPr>
+        <w:t xml:space="preserve">Вірні:</w:t>
       </w:r>
       <w:r>
         <w:rPr>
@@ -25262,7 +25123,34 @@
           <w:szCs w:val="24"/>
           <w:rtl w:val="0"/>
         </w:rPr>
-        <w:t xml:space="preserve">Благословенний Христос, Бог наш, завжди, нині і повсякчас, і на віки віків.</w:t>
+        <w:t xml:space="preserve">Амінь. Утверди, Боже, святу православну віру на віки віків.</w:t>
+      </w:r>
+    </w:p>
+    <w:p>
+      <w:pPr>
+        <w:spacing w:after="120" w:lineRule="auto"/>
+        <w:jc w:val="both"/>
+        <w:rPr>
+          <w:rFonts w:ascii="Times New Roman" w:cs="Times New Roman" w:eastAsia="Times New Roman" w:hAnsi="Times New Roman"/>
+          <w:sz w:val="24"/>
+          <w:szCs w:val="24"/>
+        </w:rPr>
+      </w:pPr>
+      <w:r>
+        <w:rPr>
+          <w:rFonts w:ascii="Times New Roman" w:hAnsi="Times New Roman"/>
+          <w:i/>
+          <w:color w:val="FF4400"/>
+          <w:sz w:val="24"/>
+        </w:rPr>
+        <w:t>Священик:</w:t>
+      </w:r>
+      <w:r>
+        <w:rPr>
+          <w:rFonts w:ascii="Times New Roman" w:hAnsi="Times New Roman"/>
+          <w:sz w:val="24"/>
+        </w:rPr>
+        <w:t xml:space="preserve"> Пресвята Богородице, спаси нас.</w:t>
       </w:r>
     </w:p>
     <w:p>
@@ -25289,6 +25177,64 @@
       <w:r>
         <w:rPr>
           <w:rFonts w:ascii="Times New Roman" w:cs="Times New Roman" w:eastAsia="Times New Roman" w:hAnsi="Times New Roman"/>
+          <w:sz w:val="24"/>
+          <w:szCs w:val="24"/>
+          <w:rtl w:val="0"/>
+        </w:rPr>
+        <w:t xml:space="preserve"> Чеснішу від херувимів* і незрівнянно славнішу від серафимів,* що без зотління Бога Слово породила,* сущу Богородицю, тебе величаємо.</w:t>
+      </w:r>
+    </w:p>
+    <w:p>
+      <w:pPr>
+        <w:spacing w:after="120" w:lineRule="auto"/>
+        <w:jc w:val="both"/>
+        <w:rPr>
+          <w:rFonts w:ascii="Times New Roman" w:cs="Times New Roman" w:eastAsia="Times New Roman" w:hAnsi="Times New Roman"/>
+          <w:sz w:val="24"/>
+          <w:szCs w:val="24"/>
+        </w:rPr>
+      </w:pPr>
+      <w:r>
+        <w:rPr>
+          <w:rFonts w:ascii="Times New Roman" w:hAnsi="Times New Roman"/>
+          <w:i/>
+          <w:color w:val="FF4400"/>
+          <w:sz w:val="24"/>
+        </w:rPr>
+        <w:t>Священик:</w:t>
+      </w:r>
+      <w:r>
+        <w:rPr>
+          <w:rFonts w:ascii="Times New Roman" w:hAnsi="Times New Roman"/>
+          <w:sz w:val="24"/>
+        </w:rPr>
+        <w:t xml:space="preserve"> Слава тобі, Христе Боже, надіє наша, слава тобі!</w:t>
+      </w:r>
+    </w:p>
+    <w:p>
+      <w:pPr>
+        <w:spacing w:after="120" w:lineRule="auto"/>
+        <w:jc w:val="both"/>
+        <w:rPr>
+          <w:rFonts w:ascii="Times New Roman" w:cs="Times New Roman" w:eastAsia="Times New Roman" w:hAnsi="Times New Roman"/>
+          <w:sz w:val="24"/>
+          <w:szCs w:val="24"/>
+        </w:rPr>
+      </w:pPr>
+      <w:r>
+        <w:rPr>
+          <w:rFonts w:ascii="Times New Roman" w:cs="Times New Roman" w:eastAsia="Times New Roman" w:hAnsi="Times New Roman"/>
+          <w:i w:val="1"/>
+          <w:color w:val="ff0000"/>
+          <w:sz w:val="24"/>
+          <w:szCs w:val="24"/>
+          <w:rtl w:val="0"/>
+        </w:rPr>
+        <w:t xml:space="preserve">Вірні:</w:t>
+      </w:r>
+      <w:r>
+        <w:rPr>
+          <w:rFonts w:ascii="Times New Roman" w:cs="Times New Roman" w:eastAsia="Times New Roman" w:hAnsi="Times New Roman"/>
           <w:color w:val="ff0000"/>
           <w:sz w:val="24"/>
           <w:szCs w:val="24"/>
@@ -25303,150 +25249,6 @@
           <w:szCs w:val="24"/>
           <w:rtl w:val="0"/>
         </w:rPr>
-        <w:t xml:space="preserve">Амінь. Утверди, Боже, святу православну віру на віки віків.</w:t>
-      </w:r>
-    </w:p>
-    <w:p>
-      <w:pPr>
-        <w:spacing w:after="120" w:lineRule="auto"/>
-        <w:jc w:val="both"/>
-        <w:rPr>
-          <w:rFonts w:ascii="Times New Roman" w:cs="Times New Roman" w:eastAsia="Times New Roman" w:hAnsi="Times New Roman"/>
-          <w:sz w:val="24"/>
-          <w:szCs w:val="24"/>
-        </w:rPr>
-      </w:pPr>
-      <w:r>
-        <w:rPr>
-          <w:rFonts w:ascii="Times New Roman" w:cs="Times New Roman" w:eastAsia="Times New Roman" w:hAnsi="Times New Roman"/>
-          <w:i w:val="1"/>
-          <w:color w:val="ff0000"/>
-          <w:sz w:val="24"/>
-          <w:szCs w:val="24"/>
-          <w:rtl w:val="0"/>
-        </w:rPr>
-        <w:t xml:space="preserve">Священик:</w:t>
-      </w:r>
-      <w:r>
-        <w:rPr>
-          <w:rFonts w:ascii="Times New Roman" w:cs="Times New Roman" w:eastAsia="Times New Roman" w:hAnsi="Times New Roman"/>
-          <w:sz w:val="24"/>
-          <w:szCs w:val="24"/>
-          <w:rtl w:val="0"/>
-        </w:rPr>
-        <w:t xml:space="preserve"> Пресвята Богородице, спаси нас.</w:t>
-      </w:r>
-    </w:p>
-    <w:p>
-      <w:pPr>
-        <w:spacing w:after="120" w:lineRule="auto"/>
-        <w:jc w:val="both"/>
-        <w:rPr>
-          <w:rFonts w:ascii="Times New Roman" w:cs="Times New Roman" w:eastAsia="Times New Roman" w:hAnsi="Times New Roman"/>
-          <w:sz w:val="24"/>
-          <w:szCs w:val="24"/>
-        </w:rPr>
-      </w:pPr>
-      <w:r>
-        <w:rPr>
-          <w:rFonts w:ascii="Times New Roman" w:cs="Times New Roman" w:eastAsia="Times New Roman" w:hAnsi="Times New Roman"/>
-          <w:i w:val="1"/>
-          <w:color w:val="ff0000"/>
-          <w:sz w:val="24"/>
-          <w:szCs w:val="24"/>
-          <w:rtl w:val="0"/>
-        </w:rPr>
-        <w:t xml:space="preserve">Вірні:</w:t>
-      </w:r>
-      <w:r>
-        <w:rPr>
-          <w:rFonts w:ascii="Times New Roman" w:cs="Times New Roman" w:eastAsia="Times New Roman" w:hAnsi="Times New Roman"/>
-          <w:sz w:val="24"/>
-          <w:szCs w:val="24"/>
-          <w:rtl w:val="0"/>
-        </w:rPr>
-        <w:t xml:space="preserve"> Чеснішу від херувимів* і незрівнянно славнішу від серафимів,* що без зотління Бога Слово породила,* сущу Богородицю, тебе величаємо.</w:t>
-      </w:r>
-    </w:p>
-    <w:p>
-      <w:pPr>
-        <w:spacing w:after="120" w:lineRule="auto"/>
-        <w:jc w:val="both"/>
-        <w:rPr>
-          <w:rFonts w:ascii="Times New Roman" w:cs="Times New Roman" w:eastAsia="Times New Roman" w:hAnsi="Times New Roman"/>
-          <w:sz w:val="24"/>
-          <w:szCs w:val="24"/>
-        </w:rPr>
-      </w:pPr>
-      <w:r>
-        <w:rPr>
-          <w:rFonts w:ascii="Times New Roman" w:cs="Times New Roman" w:eastAsia="Times New Roman" w:hAnsi="Times New Roman"/>
-          <w:i w:val="1"/>
-          <w:color w:val="ff0000"/>
-          <w:sz w:val="24"/>
-          <w:szCs w:val="24"/>
-          <w:rtl w:val="0"/>
-        </w:rPr>
-        <w:t xml:space="preserve">Священик:</w:t>
-      </w:r>
-      <w:r>
-        <w:rPr>
-          <w:rFonts w:ascii="Times New Roman" w:cs="Times New Roman" w:eastAsia="Times New Roman" w:hAnsi="Times New Roman"/>
-          <w:color w:val="ff0000"/>
-          <w:sz w:val="24"/>
-          <w:szCs w:val="24"/>
-          <w:rtl w:val="0"/>
-        </w:rPr>
-        <w:t xml:space="preserve"> </w:t>
-      </w:r>
-      <w:r>
-        <w:rPr>
-          <w:rFonts w:ascii="Times New Roman" w:cs="Times New Roman" w:eastAsia="Times New Roman" w:hAnsi="Times New Roman"/>
-          <w:sz w:val="24"/>
-          <w:szCs w:val="24"/>
-          <w:rtl w:val="0"/>
-        </w:rPr>
-        <w:t xml:space="preserve">Слава тобі, Христе Боже, надіє наша, слава тобі!</w:t>
-      </w:r>
-    </w:p>
-    <w:p>
-      <w:pPr>
-        <w:spacing w:after="120" w:lineRule="auto"/>
-        <w:jc w:val="both"/>
-        <w:rPr>
-          <w:rFonts w:ascii="Times New Roman" w:cs="Times New Roman" w:eastAsia="Times New Roman" w:hAnsi="Times New Roman"/>
-          <w:sz w:val="24"/>
-          <w:szCs w:val="24"/>
-        </w:rPr>
-      </w:pPr>
-      <w:r>
-        <w:rPr>
-          <w:rFonts w:ascii="Times New Roman" w:cs="Times New Roman" w:eastAsia="Times New Roman" w:hAnsi="Times New Roman"/>
-          <w:i w:val="1"/>
-          <w:color w:val="ff0000"/>
-          <w:sz w:val="24"/>
-          <w:szCs w:val="24"/>
-          <w:rtl w:val="0"/>
-        </w:rPr>
-        <w:t xml:space="preserve">Вірні:</w:t>
-      </w:r>
-      <w:r>
-        <w:rPr>
-          <w:rFonts w:ascii="Times New Roman" w:cs="Times New Roman" w:eastAsia="Times New Roman" w:hAnsi="Times New Roman"/>
-          <w:color w:val="ff0000"/>
-          <w:sz w:val="24"/>
-          <w:szCs w:val="24"/>
-          <w:rtl w:val="0"/>
-        </w:rPr>
-        <w:t xml:space="preserve"> </w:t>
-      </w:r>
-      <w:r>
-        <w:rPr>
-          <w:rFonts w:ascii="Times New Roman" w:cs="Times New Roman" w:eastAsia="Times New Roman" w:hAnsi="Times New Roman"/>
-          <w:sz w:val="24"/>
-          <w:szCs w:val="24"/>
-          <w:rtl w:val="0"/>
-        </w:rPr>
         <w:t xml:space="preserve">Слава Отцю і Сину, і Святому Духові, і нині і повсякчас, і на віки віків. Амінь. Господи, помилуй </w:t>
       </w:r>
       <w:r>
@@ -25481,34 +25283,21 @@
       </w:r>
     </w:p>
     <w:p>
-      <w:pPr>
-        <w:spacing w:after="120" w:lineRule="auto"/>
-        <w:jc w:val="both"/>
-        <w:rPr>
-          <w:rFonts w:ascii="Times New Roman" w:cs="Times New Roman" w:eastAsia="Times New Roman" w:hAnsi="Times New Roman"/>
-          <w:sz w:val="24"/>
-          <w:szCs w:val="24"/>
-        </w:rPr>
-      </w:pPr>
-      <w:r>
-        <w:rPr>
-          <w:rFonts w:ascii="Times New Roman" w:cs="Times New Roman" w:eastAsia="Times New Roman" w:hAnsi="Times New Roman"/>
-          <w:i w:val="1"/>
-          <w:color w:val="ff0000"/>
-          <w:sz w:val="24"/>
-          <w:szCs w:val="24"/>
-          <w:rtl w:val="0"/>
-        </w:rPr>
-        <w:t xml:space="preserve">Священик:</w:t>
-      </w:r>
-      <w:r>
-        <w:rPr>
-          <w:rFonts w:ascii="Times New Roman" w:cs="Times New Roman" w:eastAsia="Times New Roman" w:hAnsi="Times New Roman"/>
-          <w:sz w:val="24"/>
-          <w:szCs w:val="24"/>
-          <w:rtl w:val="0"/>
-        </w:rPr>
-        <w:t xml:space="preserve"> Христос, істинний Бог наш, що зволив спочити в обіймах праведного Симеона спасіння нашого ради, молитвами пречистої своєї Матері, і всіх святих, помилує і спасе нас, як благий і чоловіколюбець.</w:t>
+      <w:r>
+        <w:rPr>
+          <w:rFonts w:ascii="Times New Roman" w:hAnsi="Times New Roman"/>
+          <w:i/>
+          <w:color w:val="FF4400"/>
+          <w:sz w:val="24"/>
+        </w:rPr>
+        <w:t>Священик:</w:t>
+      </w:r>
+      <w:r>
+        <w:rPr>
+          <w:rFonts w:ascii="Times New Roman" w:hAnsi="Times New Roman"/>
+          <w:sz w:val="24"/>
+        </w:rPr>
+        <w:t xml:space="preserve"> Христос, істинний Бог наш, що зволив спочити в обіймах праведного Симеона спасіння нашого ради, молитвами пречистої Своєї Матері, святих, славних і всехвальних апостолів, і всіх святих, помилує і спасе нас, як благий і чоловіколюбець.</w:t>
       </w:r>
     </w:p>
     <w:p>
